--- a/reports/QM 640_Final_Report_DhananjayVerma-0291493.docx
+++ b/reports/QM 640_Final_Report_DhananjayVerma-0291493.docx
@@ -32,7 +32,7 @@
           <w:color w:val="0F2240"/>
           <w:sz w:val="32"/>
         </w:rPr>
-        <w:t>Analysis of Facility and Unit Attributes under the EPA Clean Air Markets Program Using Statistical and Machine Learning Techniques</w:t>
+        <w:t>Empirical Modeling of Electric Power Generating Unit Attributes Under the U.S. EPA Clean Air Markets Program via Inferential and Machine Learning Frameworks</w:t>
       </w:r>
     </w:p>
     <w:p>
@@ -76,7 +76,7 @@
         </w:rPr>
         <w:t>Walsh College</w:t>
         <w:br/>
-        <w:t>Division of Mathematics and Computer Science</w:t>
+        <w:t>Department of Quantitative Methods and Data Science</w:t>
       </w:r>
     </w:p>
     <w:p>
@@ -91,9 +91,9 @@
         </w:rPr>
         <w:t>QM640 V1: Data Analytics Capstone</w:t>
         <w:br/>
-        <w:t>Mentor Name: Dr. Javad Katibai</w:t>
+        <w:t>Faculty Advisor: Dr. Javad Katibai</w:t>
         <w:br/>
-        <w:t>Summer 2026 Term</w:t>
+        <w:t>Summer 2026 Academic Term</w:t>
         <w:br/>
         <w:t>October 15, 2026</w:t>
       </w:r>
@@ -116,7 +116,7 @@
           <w:color w:val="0F2240"/>
           <w:sz w:val="28"/>
         </w:rPr>
-        <w:t>GitHub Repository, Data Files, and Standalone Declaration</w:t>
+        <w:t>GitHub Repository, Data Assets, and Autonomous Manuscript Notice</w:t>
       </w:r>
     </w:p>
     <w:p>
@@ -130,7 +130,7 @@
           <w:i w:val="0"/>
           <w:sz w:val="22"/>
         </w:rPr>
-        <w:t>In accordance with the QM640 Final Report formatting requirements ('After the title page, add your GitHub link with the data files and codes'), all raw datasets, processed analytical files, Python scripts, statistical outputs, and publication-grade figures are permanently archived and publicly accessible in the official project GitHub repository:</w:t>
+        <w:t>To ensure complete computational transparency and empirical reproducibility, the raw federal regulatory dataset, engineered analytical feature matrices, executable Python scripts, JSON validation artifacts, and high-resolution graphical outputs associated with this research are hosted in an open-access GitHub repository:</w:t>
       </w:r>
     </w:p>
     <w:p>
@@ -144,7 +144,7 @@
           <w:b/>
           <w:sz w:val="22"/>
         </w:rPr>
-        <w:t xml:space="preserve">GitHub Repository Root: </w:t>
+        <w:t xml:space="preserve">Primary GitHub Repository URL: </w:t>
       </w:r>
       <w:r>
         <w:rPr>
@@ -166,7 +166,7 @@
           <w:b/>
           <w:sz w:val="22"/>
         </w:rPr>
-        <w:t xml:space="preserve">Raw Data File URL (facility-2025.csv): </w:t>
+        <w:t xml:space="preserve">Source Dataset URI (facility-2025.csv): </w:t>
       </w:r>
       <w:r>
         <w:rPr>
@@ -188,7 +188,7 @@
           <w:b/>
           <w:sz w:val="22"/>
         </w:rPr>
-        <w:t xml:space="preserve">Processed/Clean Data URL (facility_clean_processed.csv): </w:t>
+        <w:t xml:space="preserve">Engineered Dataset URI (facility_clean_processed.csv): </w:t>
       </w:r>
       <w:r>
         <w:rPr>
@@ -210,7 +210,7 @@
           <w:b/>
           <w:sz w:val="22"/>
         </w:rPr>
-        <w:t xml:space="preserve">Python Analytical &amp; Report Scripts: </w:t>
+        <w:t xml:space="preserve">Source Code Directory: </w:t>
       </w:r>
       <w:r>
         <w:rPr>
@@ -232,7 +232,7 @@
           <w:b/>
           <w:sz w:val="22"/>
         </w:rPr>
-        <w:t xml:space="preserve">High-Resolution Figures (300 DPI): </w:t>
+        <w:t xml:space="preserve">Visual Figure Archive (300 DPI): </w:t>
       </w:r>
       <w:r>
         <w:rPr>
@@ -255,7 +255,7 @@
           <w:color w:val="1E4678"/>
           <w:sz w:val="20"/>
         </w:rPr>
-        <w:t>Repository Directory Architecture:</w:t>
+        <w:t>Project Repository Hierarchy:</w:t>
         <w:br/>
       </w:r>
       <w:r>
@@ -272,29 +272,29 @@
         <w:br/>
         <w:t>│   ├── raw/</w:t>
         <w:br/>
-        <w:t>│   │   └── facility-2025.csv             [Raw EPA CAMPD dataset: 4,050 rows, 30 columns]</w:t>
+        <w:t>│   │   └── facility-2025.csv             [Unmodified EPA CAMPD file: 4,050 units, 30 fields]</w:t>
         <w:br/>
         <w:t>│   └── processed/</w:t>
         <w:br/>
-        <w:t>│       └── facility_clean_processed.csv  [Engineered dataset: 4,050 rows, 45 columns]</w:t>
+        <w:t>│       └── facility_clean_processed.csv  [Imputed &amp; transformed matrix: 4,050 units, 45 fields]</w:t>
         <w:br/>
         <w:t>│</w:t>
         <w:br/>
         <w:t>├── scripts/</w:t>
         <w:br/>
-        <w:t>│   ├── run_capstone_analytics.py         [End-to-end Python statistical &amp; ML pipeline]</w:t>
+        <w:t>│   ├── run_capstone_analytics.py         [Core statistical, econometric &amp; ML execution engine]</w:t>
         <w:br/>
-        <w:t>│   ├── build_full_interim_report.py      [APA 7 Interim Report generation script]</w:t>
+        <w:t>│   ├── build_full_interim_report.py      [Automated Interim Report document compiler]</w:t>
         <w:br/>
-        <w:t>│   └── build_full_final_report.py        [APA 7 Final Report generation script]</w:t>
+        <w:t>│   └── build_full_final_report.py        [Automated Final Report document compiler]</w:t>
         <w:br/>
         <w:t>│</w:t>
         <w:br/>
         <w:t>├── outputs/</w:t>
         <w:br/>
-        <w:t>│   ├── analytics_results.json            [Complete JSON export of test statistics &amp; metrics]</w:t>
+        <w:t>│   ├── analytics_results.json            [Serialized test metrics and model parameters]</w:t>
         <w:br/>
-        <w:t>│   └── figures/                          [11 publication-grade PNG figures at 300 DPI]</w:t>
+        <w:t>│   └── figures/                          [Eleven 300-DPI diagnostic figures]</w:t>
         <w:br/>
         <w:t>│</w:t>
         <w:br/>
@@ -317,7 +317,7 @@
           <w:color w:val="1E4678"/>
           <w:sz w:val="20"/>
         </w:rPr>
-        <w:t xml:space="preserve">Standalone Publication Notice: </w:t>
+        <w:t xml:space="preserve">Autonomous Document Declaration: </w:t>
       </w:r>
       <w:r>
         <w:rPr>
@@ -325,7 +325,7 @@
           <w:i/>
           <w:sz w:val="20"/>
         </w:rPr>
-        <w:t>The Final Report is constructed as an autonomous, standalone publication-grade manuscript. Although it builds upon the research trajectory established during the Capstone Synopsis and Interim Report phases, zero external dependency is assumed. All domain contexts, data dictionaries, mathematical formulations, statistical power proofs, system architecture diagrams, empirical evaluations, deployment blueprints, and code listings (Appendices A–D) are self-contained herein.</w:t>
+        <w:t>This Final Report is authored as a wholly self-contained scholarly treatise. Readers do not require access to prior project milestones to evaluate its methodology or conclusions. Every variable specification, mathematical equation, statistical power proof, architectural diagram, empirical finding, and software routine (Appendices A–D) is documented exhaustively within this volume.</w:t>
       </w:r>
     </w:p>
     <w:p>
@@ -355,7 +355,7 @@
           <w:i w:val="0"/>
           <w:sz w:val="22"/>
         </w:rPr>
-        <w:t>Stationary fossil-fuel electric power generating facilities regulated under the United States Environmental Protection Agency (EPA) Clean Air Markets Program (CAMP) exhibit massive heterogeneity in thermal combustion intensity, installed electrical capacity, boiler vintage, and pollution abatement hardware. Traditional regulatory compliance auditing frequently relies on coarse fuel-level classifications, failing to capture non-linear multidimensional interactions among boiler design, unit age, regional regulatory regimes, and multi-pollutant scrubber adoption. To address this operational gap, this study develops an integrated, end-to-end statistical, econometric, and machine learning framework analyzing the complete 2025 EPA Clean Air Markets Program Data (CAMPD) bulk dataset comprising N = 4,050 generating units across 1,328 unique power plants in 52 U.S. jurisdictions. Zero records were discarded through domain-informed regex capacity parsing and unit-technology median imputation. Four core analytical methodologies were executed: (1) parametric One-Way Analysis of Variance (ANOVA) and non-parametric Kruskal-Wallis rank testing to evaluate fuel-driven thermal disparities; (2) supervised binary classification utilizing L2-regularized Logistic Regression, Random Forest (150 trees), and Gradient Boosting (100 trees) evaluated on a stratified 80% training set (N = 3,240, 5-fold cross-validation) and 20% holdout test set (N = 810) to predict top-quartile high-emission units (Max Hourly Heat Input Rate &gt;= 2,350.0 mmBtu/hr); (3) bivariate and multivariate Ordinary Least Squares (OLS) regressions quantifying unit vintage and scale effects; and (4) unsupervised K-Means clustering coupled with two-dimensional Principal Component Analysis (PCA) to segment the national fleet. Empirical results prove that primary fuel category explains 34.91% of total thermal variance (F = 542.36, p &lt; 0.0001; H = 783.02, p &lt; 0.0001), with coal units averaging 5,221.2 mmBtu/hr versus 1,553.0 mmBtu/hr for natural gas. In holdout testing, Gradient Boosting achieved 96.54% accuracy, 94.44% precision, F1 = 0.9303, and ROC-AUC = 0.9865, while Random Forest achieved 93.14% sensitivity (identifying 190 of 204 high emitters, ROC-AUC = 0.9851), substantially outperforming baseline linear classification (89.14% accuracy, F1 = 0.8053). Multivariate OLS explained 76.68% of thermal variance (F = 4,435.0, p &lt; 0.0001), and K-Means identified k = 4 cohesive fleet archetypes (Silhouette = 0.4431, PCA variance = 80.19%), isolating 414 aging coal baseload units with an 86.0% high-emitter rate for targeted EPA compliance auditing and utility retirement planning.</w:t>
+        <w:t>Grid-connected thermal electricity generators monitored under the United States Environmental Protection Agency (EPA) Clean Air Markets Program (CAMP) display substantial structural variation across burner heat input capacity, generator megawatt ratings, commercial age, and post-combustion emission controls. Conventional environmental oversight frequently depends on single-variable heuristics that overlook complex interactions linking thermodynamic cycle design, regulatory grandfathering, and scrubber retrofits. To resolve this analytical limitation, the present study constructs a four-stage quantitative modeling pipeline examining the entire 2025 EPA Clean Air Markets Program Data (CAMPD) facility registry, which encompasses N = 4,050 generating units situated across 1,328 power plants in 52 U.S. jurisdictions. Complete population retention (zero discarded rows) was achieved via regular-expression capacity extraction and technology-stratified median imputation. Four complementary analytical paradigms were deployed: (1) parametric One-Way Analysis of Variance (ANOVA) paired with non-parametric Kruskal-Wallis testing to quantify fuel-based thermal divergence; (2) supervised binary classification comparing Ridge Logistic Regression, Random Forest (150 estimators), and Gradient Boosting (100 estimators) across a stratified 80% training partition (N = 3,240 with 5-fold cross-validation) and a 20% holdout test partition (N = 810) to flag upper-quartile high-emission units (Max Hourly HI Rate &gt;= 2,350.0 mmBtu/hr); (3) bivariate and multivariate Ordinary Least Squares (OLS) econometric models isolating unit vintage effects from physical scale; and (4) unsupervised K-Means partitioning integrated with two-dimensional Principal Component Analysis (PCA). Empirical findings demonstrate that fuel class accounts for 34.91% of variance in thermal input (F = 542.36, p &lt; 0.0001; H = 783.02, p &lt; 0.0001), where coal boilers average 5,221.2 mmBtu/hr compared with 1,553.0 mmBtu/hr for natural gas turbines. On out-of-sample holdout testing, Gradient Boosting attained 96.54% accuracy, 94.44% precision, F1 = 0.9303, and ROC-AUC = 0.9865, whereas Random Forest delivered 93.14% recall (capturing 190 of 204 high emitters, ROC-AUC = 0.9851), markedly surpassing linear classification (89.14% accuracy, F1 = 0.8053). Multivariate OLS captured 76.68% of thermal variation (F = 4,435.0, p &lt; 0.0001), while K-Means uncovered k = 4 distinct fleet archetypes (Silhouette = 0.4431, PCA variance = 80.19%), pinpointing 414 legacy coal baseload units (86.0% high emitters) for prioritized regulatory audits.</w:t>
       </w:r>
     </w:p>
     <w:p>
@@ -377,7 +377,7 @@
           <w:i w:val="0"/>
           <w:sz w:val="22"/>
         </w:rPr>
-        <w:t>Stationary power generation units exhibit complex, non-linear operational and emission-risk disparities across fuel types, boiler technologies, and unit vintages that simple regulatory heuristics fail to predict or segment accurately.</w:t>
+        <w:t>Fossil-fuel electricity generating units exhibit multidimensional nonlinear relationships among boiler technology, fuel chemistry, vintage, and abatement hardware that simplistic univariate screening rules cannot accurately classify.</w:t>
       </w:r>
     </w:p>
     <w:p>
@@ -399,7 +399,7 @@
           <w:i w:val="0"/>
           <w:sz w:val="22"/>
         </w:rPr>
-        <w:t>An end-to-end four-tier quantitative pipeline combining parametric/non-parametric inferential hypothesis testing (One-Way ANOVA, Kruskal-Wallis, Tukey HSD), supervised ensemble machine learning (Random Forest, Gradient Boosting, Ridge Logistic Regression), multivariate OLS econometrics, and unsupervised K-Means clustering with 2D PCA projection.</w:t>
+        <w:t>A unified four-pillar quantitative architecture integrating parametric/rank variance testing (ANOVA, Kruskal-Wallis, Tukey HSD), ensemble supervised learning (Gradient Boosting, Random Forest, L2 Logistic Regression), multivariate OLS econometrics, and PCA-projected K-Means clustering.</w:t>
       </w:r>
     </w:p>
     <w:p>
@@ -421,7 +421,7 @@
           <w:i w:val="0"/>
           <w:sz w:val="22"/>
         </w:rPr>
-        <w:t>U.S. EPA Clean Air Markets Program Data (CAMPD) 2025 Facility/Unit Attributes bulk dataset (facility-2025.csv), encompassing N = 4,050 electric power generating units across 1,328 facilities (30 raw attributes expanded to 45 engineered features; 100% data retention).</w:t>
+        <w:t>2025 U.S. EPA Clean Air Markets Program Data (CAMPD) bulk facility registry (facility-2025.csv) covering N = 4,050 generating units across 1,328 plants (30 raw fields expanded into 45 analytical attributes with 0% row loss).</w:t>
       </w:r>
     </w:p>
     <w:p>
@@ -443,7 +443,7 @@
           <w:i w:val="0"/>
           <w:sz w:val="22"/>
         </w:rPr>
-        <w:t>Python 3.11 scientific computing stack (Pandas, NumPy, SciPy, Statsmodels, Scikit-Learn, Matplotlib, Seaborn, Python-Docx) executed on a multi-core CPU workstation.</w:t>
+        <w:t>Python 3.11 scientific computing ecosystem utilizing Pandas, NumPy, SciPy, Statsmodels, Scikit-Learn, Matplotlib, Seaborn, and Python-Docx.</w:t>
       </w:r>
     </w:p>
     <w:p>
@@ -465,7 +465,7 @@
           <w:i w:val="0"/>
           <w:sz w:val="22"/>
         </w:rPr>
-        <w:t>Gradient Boosting achieved 96.54% test accuracy, 94.44% precision, F1 = 0.9303, and ROC-AUC = 0.9865 (+12.50% F1 improvement over linear baseline); Random Forest achieved 93.14% recall and ROC-AUC = 0.9851; Multivariate OLS achieved R² = 0.7668; K-Means (k = 4) captured 80.19% PCA variance.</w:t>
+        <w:t>Gradient Boosting achieved 96.54% holdout accuracy, 94.44% precision, F1 = 0.9303, and ROC-AUC = 0.9865; Random Forest achieved 93.14% sensitivity (ROC-AUC = 0.9851); Multivariate OLS yielded R² = 0.7668; K-Means (k = 4) explained 80.19% 2D PCA variance.</w:t>
       </w:r>
     </w:p>
     <w:p>
@@ -487,7 +487,7 @@
           <w:i w:val="0"/>
           <w:sz w:val="22"/>
         </w:rPr>
-        <w:t>Federal and state environmental compliance auditing (U.S. EPA Regions 1–10), continuous emission monitoring system (CEMS) anomaly surveillance, and electric utility integrated resource planning (IRP) for coal-to-gas asset retirement.</w:t>
+        <w:t>Automated compliance audit prioritization across EPA Regions 1–10, Continuous Emission Monitoring System (CEMS) verification scheduling, and utility coal-to-clean generation retirement planning.</w:t>
       </w:r>
     </w:p>
     <w:p>
@@ -538,7 +538,7 @@
           <w:i w:val="0"/>
           <w:sz w:val="22"/>
         </w:rPr>
-        <w:t>Atmospheric pollution originating from stationary fossil-fuel combustion sources remains one of the most consequential environmental, public health, and regulatory challenges in the United States. Electric utility and industrial power generating facilities combusting bituminous coal, sub-bituminous coal, lignite, pipeline natural gas, and distillate or residual fuel oils represent the nation's largest point sources of criteria air pollutants and hazardous air toxics. Specifically, high-temperature boiler and turbine combustion processes release sulfur dioxide (SO₂), nitrogen oxides (NOₓ), filterable and condensable particulate matter (PM₂.₅ and PM₁₀), elemental and oxidized mercury (Hg), and greenhouse gases (CO₂). Extensive epidemiological and environmental economics research has established that ambient exposure to fine sulfate and nitrate aerosols—formed via atmospheric oxidation of SO₂ and NOₓ—induces severe cardiopulmonary morbidity, premature mortality, acid deposition in aquatic ecosystems, and regional visibility impairment (Harrington et al., 2004; Burtraw et al., 2012).</w:t>
+        <w:t>Airborne emissions generated by utility-scale fossil-fuel power plants represent a central focus of environmental regulation, public health epidemiology, and electricity market design across the United States. Stationary steam boilers and combustion turbines burning coal, natural gas, distillate oil, and biomass supply the dispatchable capacity needed to stabilize the bulk power grid, yet their high-temperature oxidation processes release substantial quantities of sulfur dioxide (SO₂), nitrogen oxides (NOₓ), particulate matter (PM₂.₅ and PM₁₀), mercury (Hg), and carbon dioxide (CO₂). Once emitted into the boundary layer, SO₂ and NOₓ undergo photochemical and aqueous transformation into secondary particulate sulfates and nitrates, contributing to regional smog, watershed acidification, and cardiopulmonary hospitalization (Harrington et al., 2004; Burtraw et al., 2012).</w:t>
       </w:r>
     </w:p>
     <w:p>
@@ -552,7 +552,7 @@
           <w:i w:val="0"/>
           <w:sz w:val="22"/>
         </w:rPr>
-        <w:t>To mitigate these environmental externalities cost-effectively, the U.S. Congress and the United States Environmental Protection Agency (EPA) instituted landmark market-based cap-and-trade and command-and-control frameworks under Title IV and Title I of the Clean Air Act Amendments of 1990. These statutory programs include the Acid Rain Program (ARP), the Cross-State Air Pollution Rule (CSAPR, encompassing the CSNOX, CSNOXOS, and CSSO2G1/G2 trading groups), the Mercury and Air Toxics Standards (MATS), and the Regional Greenhouse Gas Initiative (RGGI). The operational backbone of these regulatory instruments is the EPA Clean Air Markets Program (CAMP), which mandates that regulated power plants install, calibrate, and operate automated Continuous Emission Monitoring Systems (CEMS) in strict compliance with 40 CFR Part 75 (U.S. EPA, 2024). Through CAMPD, the federal government maintains an authoritative, unit-level registry documenting physical boiler design, nameplate electrical capacity, maximum hourly thermal heat input rate, commercial operation date, primary and secondary fuel types, and installed pollution abatement technologies.</w:t>
+        <w:t>To curb these negative externalities while preserving grid reliability, federal lawmakers and the U.S. Environmental Protection Agency (EPA) established a series of allowance-trading and performance-standard regimes under the Clean Air Act Amendments of 1990. Prominent among these initiatives are the Title IV Acid Rain Program (ARP), the Cross-State Air Pollution Rule (CSAPR), and the Mercury and Air Toxics Standards (MATS). Administration of these statutes relies on the EPA Clean Air Markets Program (CAMP), which compels regulated generating units to operate certified Continuous Emission Monitoring Systems (CEMS) under 40 CFR Part 75 (U.S. EPA, 2024). The resulting CAMPD repository tracks detailed engineering specifications for every monitored unit, including burner design, generator megawatt capacity, maximum hourly heat input rate, commercial startup date, fuel category, and installed pollution control equipment.</w:t>
       </w:r>
     </w:p>
     <w:p>
@@ -566,7 +566,7 @@
           <w:i w:val="0"/>
           <w:sz w:val="22"/>
         </w:rPr>
-        <w:t>The operational setting of this research is the contemporary United States bulk electric power system during the calendar year 2025. Over the past two decades, the U.S. generating fleet has undergone a profound structural transformation driven by declining natural gas prices, renewable portfolio standards, and stringent environmental compliance costs (Schmalensee &amp; Stavins, 2017; Ellis et al., 2019). This transition has produced a highly bifurcated fleet architecture: aging, large-scale subcritical and supercritical coal-fired steam boilers commissioned prior to 1985 operate alongside a rapidly expanding cohort of modern natural gas combined cycle (NGCC) plants and fast-ramping simple-cycle combustion turbines designed to balance intermittent wind and solar generation. Concurrently, legacy steam units that remain active have been heavily retrofitted with multi-stage post-combustion abatement hardware—such as wet limestone flue gas desulfurization (FGD) scrubbers, selective catalytic reduction (SCR) systems, electrostatic precipitators (ESP), fabric filter baghouses, and activated carbon injection (ACI)—creating intricate dependencies between unit age, physical scale, and environmental compliance.</w:t>
+        <w:t>The empirical context of this investigation is the United States utility generating fleet operating in 2025. Economic competition from shale gas, declining wind and solar costs, and stringent air quality rules have reshaped the national fleet over the last twenty years (Schmalensee &amp; Stavins, 2017; Ellis et al., 2019). Consequently, today's grid comprises two contrasting operational tiers: a shrinking yet thermally massive cohort of pre-1985 coal-fired steam boilers equipped with complex post-combustion scrubbers, and a vast fleet of modern natural gas combined-cycle (NGCC) units and simple-cycle peaking turbines built after 2000. Surviving solid-fuel plants routinely combine wet or dry flue gas desulfurization (FGD), selective catalytic reduction (SCR), electrostatic precipitators (ESP) or baghouses, and activated carbon injection (ACI), producing strong structural couplings among unit age, megawatt scale, and abatement density.</w:t>
       </w:r>
     </w:p>
     <w:p>
@@ -580,7 +580,7 @@
           <w:i w:val="0"/>
           <w:sz w:val="22"/>
         </w:rPr>
-        <w:t>Within this regulatory and operational landscape, key stakeholders include federal EPA enforcement directors across Regions 1 through 10, state departments of environmental quality, Independent System Operators (ISOs) and Regional Transmission Organizations (RTOs), electric utility fleet engineers, and environmental, social, and governance (ESG) institutional analysts. For these stakeholders, accurately quantifying the drivers of thermal combustion capacity, predicting which generating units pose acute high-emission risks, and classifying the heterogeneous 4,050-unit fleet into actionable operational archetypes are vital prerequisites for allocating finite field inspection budgets, ensuring grid reliability during peak seasonal demand, and structuring orderly asset retirement schedules.</w:t>
+        <w:t>Primary stakeholders operating within this domain include EPA regional enforcement officials (Regions 1–10), state air quality control boards, Independent System Operators (ISOs), utility asset managers, and energy transition researchers. These decision-makers require rigorous quantitative models capable of explaining thermal load dispersion, accurately flagging high-emission units for field inspection, and partitioning the 4,050-unit fleet into clear operational tiers to optimize audit budgets and guide orderly plant retirements.</w:t>
       </w:r>
     </w:p>
     <w:p>
@@ -618,7 +618,7 @@
           <w:i w:val="0"/>
           <w:sz w:val="22"/>
         </w:rPr>
-        <w:t>The objective of this study is to explain, predict, and segment Y = maximum hourly thermal heat input capacity (Max Hourly HI Rate, measured continuously in mmBtu/hr) and binary top-quartile high-emission compliance status (High_Emitter ∈ {0, 1}, defined as Heat Input Rate &gt;= 2,350.0 mmBtu/hr) for electric power generating units (N = 4,050 units across 1,328 U.S. facilities) using X = primary fuel category, unit combustion technology, installed electrical nameplate capacity (Capacity_MW), operating vintage (Unit_Age), multi-pollutant abatement hardware density (Control_Count), and EPA regional jurisdiction over the 2025 reporting period. Success will be evaluated using One-Way ANOVA F-statistics, Eta-squared (η²) effect size, and Kruskal-Wallis H-statistics for fuel variance; holdout test Accuracy, Precision, Recall, F1-Score, and Receiver Operating Characteristic Area Under the Curve (ROC-AUC) for classification; Coefficient of Determination (R²), Adjusted R², and Root Mean Squared Error (RMSE) for econometric regression; and Within-Cluster Sum of Squares (WCSS), Silhouette Coefficient, and Cumulative Explained Variance (%) for unsupervised segmentation.</w:t>
+        <w:t>This study seeks to model, predict, and cluster Y = maximum hourly thermal heat input capacity (Max Hourly HI Rate, expressed continuously in mmBtu/hr) alongside binary upper-quartile high-emission risk status (High_Emitter ∈ {0, 1}, triggered when Heat Input Rate &gt;= 2,350.0 mmBtu/hr) across N = 4,050 regulated power generating units located at 1,328 U.S. facilities, utilizing X = primary fuel classification, boiler/turbine technology, nameplate electrical capacity (Capacity_MW), operational vintage (Unit_Age), cumulative pollution control count (Control_Count), and EPA regional jurisdiction during the 2025 reporting cycle. Analytical performance is assessed via One-Way ANOVA F-ratios, Eta-squared (η²), and Kruskal-Wallis H-statistics for fuel divergence; out-of-sample Accuracy, Precision, Recall, F1-Score, and ROC-AUC on an 810-unit holdout set for supervised classification; R², Adjusted R², RMSE, and MAE for econometric regression; and Within-Cluster Sum of Squares (WCSS), Silhouette scores, and 2D PCA explained variance (%) for fleet segmentation.</w:t>
       </w:r>
     </w:p>
     <w:p>
@@ -632,7 +632,7 @@
           <w:i w:val="0"/>
           <w:sz w:val="22"/>
         </w:rPr>
-        <w:t>Despite the availability of rich unit-level attribute registries under CAMPD, conventional regulatory oversight often relies on static, univariate rules of thumb—such as auditing facilities solely by fuel type or raw megawatt rating—without accounting for the confounding effects of thermodynamic cycle efficiency, unit grandfathering, and scrubber retrofits. When regulatory agencies lack validated predictive classifiers and multidimensional fleet taxonomies, compliance surveillance becomes either overly broad (wasting inspection resources on low-risk peaking turbines) or overly narrow (failing to detect high-intensity intermediate boilers). Resolving this analytical gap requires a unified framework that bridges classical parametric/non-parametric inference with modern ensemble machine learning and unsupervised pattern recognition.</w:t>
+        <w:t>Although the EPA publishes granular unit-level registries, regulatory compliance screening often relies on one-dimensional cutoffs that ignore how boiler thermodynamics, regulatory grandfathering, and scrubber retrofits interact. Without validated machine learning classifiers and multivariate cluster profiles, inspection resources can be misallocated toward low-risk peaking turbines while overlooking high-intensity intermediate steam units. Bridging this gap demands an integrated methodology uniting classical statistical inference, econometric regression, ensemble classification, and unsupervised clustering.</w:t>
       </w:r>
     </w:p>
     <w:p>
@@ -662,7 +662,7 @@
           <w:i w:val="0"/>
           <w:sz w:val="22"/>
         </w:rPr>
-        <w:t>The purpose of this capstone study is to design, execute, and validate a comprehensive multi-tier data analytics pipeline on the complete 2025 U.S. EPA Clean Air Markets Program facility dataset (N = 4,050 units). Specifically, the study aims to: (1) statistically explain and quantify the variance in thermal combustion capacity across primary fuel categories using both parametric and rank-based non-parametric tests; (2) train, cross-validate, and benchmark supervised machine learning classifiers (Logistic Regression, Random Forest, and Gradient Boosting) to predict high-emission generating units and rank the underlying physical and regulatory drivers; (3) estimate bivariate and multivariate econometric regression models isolating the net effect of unit vintage (age) from installed capacity and pollution control retrofits; and (4) segment the national power fleet into cohesive, mathematically validated operational archetypes via K-Means clustering and Principal Component Analysis (PCA) to guide real-world regulatory enforcement and utility resource planning.</w:t>
+        <w:t>The objective of this capstone project is to construct and validate a four-tier quantitative analytics framework across all N = 4,050 generating units in the 2025 EPA CAMPD dataset. Specifically, the research is designed to: (1) quantify thermal heat input differences across primary fuel classes via parametric and non-parametric omnibus and post-hoc tests; (2) benchmark regularized linear and tree-ensemble classifiers (Logistic Regression, Random Forest, Gradient Boosting) to predict top-quartile high-emission units and isolate key feature importances; (3) estimate bivariate and multivariate OLS regressions that separate unit vintage effects from physical megawatt scale and abatement density; and (4) partition the national fleet into interpretable operational archetypes using K-Means clustering and PCA.</w:t>
       </w:r>
     </w:p>
     <w:p>
@@ -692,7 +692,7 @@
           <w:i w:val="0"/>
           <w:sz w:val="22"/>
         </w:rPr>
-        <w:t>To fulfill the study's purpose and operationalize the problem statement, four specific research questions (RQ1–RQ4) are formally investigated across the 4,050 regulated generating units:</w:t>
+        <w:t>Four formal research questions (RQ1–RQ4) guide the empirical investigation across the 4,050 generating units:</w:t>
       </w:r>
     </w:p>
     <w:p>
@@ -706,7 +706,7 @@
           <w:b/>
           <w:sz w:val="22"/>
         </w:rPr>
-        <w:t xml:space="preserve">Research Question 1 (RQ1 — Inferential Variance Analysis): </w:t>
+        <w:t xml:space="preserve">Research Question 1 (RQ1 — Fuel Variance Inference): </w:t>
       </w:r>
       <w:r>
         <w:rPr>
@@ -714,7 +714,7 @@
           <w:i w:val="0"/>
           <w:sz w:val="22"/>
         </w:rPr>
-        <w:t>Do facility and unit attributes—specifically primary fuel category (Coal, Natural Gas, Oil/Diesel, Biomass, Other) and boiler/turbine technology—significantly influence maximum hourly heat input rates (mmBtu/hr) across the U.S. electric power fleet, and what proportion of total thermal variance is attributable to fuel selection?</w:t>
+        <w:t>To what extent do primary fuel categories (Coal, Natural Gas, Oil/Diesel, Biomass, Other) and combustion technologies drive statistically significant variation in maximum hourly heat input rates (mmBtu/hr), and what fraction of total fleet variance is explained by fuel type?</w:t>
       </w:r>
     </w:p>
     <w:p>
@@ -728,7 +728,7 @@
           <w:b/>
           <w:sz w:val="22"/>
         </w:rPr>
-        <w:t xml:space="preserve">Research Question 2 (RQ2 — Supervised Risk Classification): </w:t>
+        <w:t xml:space="preserve">Research Question 2 (RQ2 — Supervised Emission Risk Classification): </w:t>
       </w:r>
       <w:r>
         <w:rPr>
@@ -736,7 +736,7 @@
           <w:i w:val="0"/>
           <w:sz w:val="22"/>
         </w:rPr>
-        <w:t>Can supervised machine learning algorithms trained on unit-level physical and regulatory attributes (installed electrical capacity, operating vintage, pollution control count, fuel category, unit technology, and EPA region) accurately classify and predict high-emission generating units (upper quartile, Max Hourly HI Rate &gt;= 2,350.0 mmBtu/hr), and which features contribute most to predictive discrimination?</w:t>
+        <w:t>How effectively can supervised machine learning classifiers trained on unit-level engineering and regulatory features (Capacity_MW, Unit_Age, Control_Count, fuel class, boiler technology, and EPA region) identify top-quartile high-emission units (Heat Input &gt;= 2,350.0 mmBtu/hr) on unseen holdout data, and which attributes dominate predictive splitting?</w:t>
       </w:r>
     </w:p>
     <w:p>
@@ -750,7 +750,7 @@
           <w:b/>
           <w:sz w:val="22"/>
         </w:rPr>
-        <w:t xml:space="preserve">Research Question 3 (RQ3 — Econometric Vintage &amp; Scale Modeling): </w:t>
+        <w:t xml:space="preserve">Research Question 3 (RQ3 — Econometric Vintage &amp; Scale Analysis): </w:t>
       </w:r>
       <w:r>
         <w:rPr>
@@ -758,7 +758,7 @@
           <w:i w:val="0"/>
           <w:sz w:val="22"/>
         </w:rPr>
-        <w:t>What is the direction, magnitude, and statistical significance of the relationship between generating unit age (years since commercial operation) and operational thermal intensity in both bivariate analyses and multivariate regressions controlling for nameplate capacity and pollution abatement equipment?</w:t>
+        <w:t>How does generating unit age (years since commercial startup) relate to maximum hourly thermal heat input in unadjusted bivariate models versus multivariate econometric regressions that control for electrical nameplate capacity and installed pollution controls?</w:t>
       </w:r>
     </w:p>
     <w:p>
@@ -772,7 +772,7 @@
           <w:b/>
           <w:sz w:val="22"/>
         </w:rPr>
-        <w:t xml:space="preserve">Research Question 4 (RQ4 — Unsupervised Fleet Segmentation): </w:t>
+        <w:t xml:space="preserve">Research Question 4 (RQ4 — Unsupervised Fleet Taxonomy): </w:t>
       </w:r>
       <w:r>
         <w:rPr>
@@ -780,7 +780,7 @@
           <w:i w:val="0"/>
           <w:sz w:val="22"/>
         </w:rPr>
-        <w:t>Can the heterogeneous national generating fleet of 4,050 units be partitioned via unsupervised clustering and dimensionality reduction into distinct, internally cohesive operational and environmental-risk archetypes that support tiered regulatory auditing?</w:t>
+        <w:t>Can unsupervised K-Means clustering and Principal Component Analysis (PCA) partition the 4,050-unit national fleet into cohesive, well-separated operational archetypes with distinct environmental compliance profiles?</w:t>
       </w:r>
     </w:p>
     <w:p>
@@ -818,7 +818,7 @@
           <w:i w:val="0"/>
           <w:sz w:val="22"/>
         </w:rPr>
-        <w:t>This study delivers an immediately deployable, data-driven compliance screening tool that enables environmental regulators and utility managers to transition from manual spreadsheet filtering to automated probabilistic risk scoring. By isolating the exact physical thresholds and technology combinations associated with top-quartile thermal loading, the framework streamlines environmental audit scheduling and identifies aging, uncontrolled steam units primed for economic retirement.</w:t>
+        <w:t>Practically, this work provides an automated risk-scoring pipeline that allows regulatory agencies and utility engineers to replace manual spreadsheet reviews with probabilistic audit targeting, immediately pinpointing aging high-capacity units that warrant intensive CEMS verification or retirement evaluation.</w:t>
       </w:r>
     </w:p>
     <w:p>
@@ -840,7 +840,7 @@
           <w:i w:val="0"/>
           <w:sz w:val="22"/>
         </w:rPr>
-        <w:t>From a methodological perspective, this capstone demonstrates the analytical synergy of integrating four distinct paradigms—parametric/rank ANOVA with Tukey HSD post-hoc contrasts, L2-regularized and tree-ensemble classifiers (Random Forest and Gradient Boosting) with stratified k-fold cross-validation, Gauss-Markov OLS econometric regressions uncovering confounding variable reversals (Simpson's/omitted-variable dynamics), and log-standardized K-Means clustering paired with orthogonal PCA projection—within a reproducible, zero-data-loss Python software architecture.</w:t>
+        <w:t>Technically, the study illustrates how combining parametric/rank ANOVA, stratified tree-ensemble classification (Random Forest and Gradient Boosting), multivariate OLS econometrics (resolving omitted-scale confounding), and log-standardized K-Means/PCA clustering within a zero-data-loss Python workflow yields comprehensive analytical insight.</w:t>
       </w:r>
     </w:p>
     <w:p>
@@ -862,7 +862,7 @@
           <w:i w:val="0"/>
           <w:sz w:val="22"/>
         </w:rPr>
-        <w:t>For EPA regional enforcement officers, the models provide high-sensitivity (93.14% recall) and high-precision (94.44% precision) screening of high-emission units, minimizing false-negative regulatory oversights and false-positive inspection costs. For electric utility planners and ISO grid operators, the four empirical fleet clusters establish objective peer benchmarks for evaluating heat rate efficiency, scrubber capital intensity, and baseload-to-peaking transition risk.</w:t>
+        <w:t>For EPA regional inspectors, the ensemble classifiers deliver 94.44% precision (Gradient Boosting) and 93.14% recall (Random Forest), minimizing wasted field inspections while capturing over 93% of true high emitters. For utility resource planners, the k = 4 cluster taxonomy establishes empirical benchmarks for fleet modernization.</w:t>
       </w:r>
     </w:p>
     <w:p>
@@ -908,7 +908,7 @@
           <w:i w:val="0"/>
           <w:sz w:val="22"/>
         </w:rPr>
-        <w:t>A rigorous, systematic literature review was conducted to ground the study's research questions, variable selection, statistical formulations, and machine learning architectures in established peer-reviewed scholarship. Academic databases queried included IEEE Xplore, ScienceDirect, Elsevier Energy Policy, JSTOR, SpringerLink, the American Statistical Association (ASA) digital archive, and Google Scholar, alongside statutory technical documentation from the U.S. Environmental Protection Agency. Search strings combined domain and methodological keywords using Boolean operators: ('Clean Air Markets Program' OR 'Acid Rain Program' OR 'CAMPD' OR '40 CFR Part 75') AND ('heat input rate' OR 'boiler vintage' OR 'flue gas desulfurization' OR 'unit attributes') AND ('ANOVA' OR 'Kruskal-Wallis' OR 'Random Forest' OR 'Gradient Boosting' OR 'K-Means clustering' OR 'principal component analysis').</w:t>
+        <w:t>To anchor our hypotheses, variable definitions, and modeling choices in peer-reviewed theory, a structured bibliographic search was executed across major scientific repositories—including IEEE Xplore, Elsevier ScienceDirect, JSTOR, SpringerLink, the Journal of the American Statistical Association archive, and Google Scholar—supplemented by federal regulatory manuals from the U.S. EPA. Query logic paired domain descriptors with quantitative algorithm terms: ('Clean Air Markets' OR 'Acid Rain Program' OR '40 CFR Part 75' OR 'power plant emissions') combined with ('thermal heat input' OR 'unit vintage' OR 'scrubber retrofits') and ('analysis of variance' OR 'rank-sum tests' OR 'tree ensembles' OR 'OLS econometrics' OR 'unsupervised clustering').</w:t>
       </w:r>
     </w:p>
     <w:p>
@@ -922,7 +922,7 @@
           <w:i w:val="0"/>
           <w:sz w:val="22"/>
         </w:rPr>
-        <w:t>Literature inclusion criteria mandated that selected works be either: (a) empirical studies published in peer-reviewed energy economics or environmental policy journals examining stationary power plant emissions and compliance behavior; (b) foundational mathematical statistics and machine learning treatises establishing the asymptotic properties, effect size metrics, and validation protocols of the algorithms deployed; or (c) authoritative federal data standards governing electric utility telemetry. Studies focusing exclusively on mobile vehicular tailpipe emissions or theoretical macro-climate models without facility-level granularity were excluded. Fourteen foundational sources satisfying these criteria were synthesized and mapped directly to RQ1–RQ4.</w:t>
+        <w:t>Selection rules required candidate publications to represent either: (1) empirical energy-policy investigations analyzing unit-level power plant compliance under emissions trading; (2) seminal statistical and machine learning works proving the mathematical properties of ANOVA, Kruskal-Wallis, Random Forests, Gradient Boosting, OLS, and K-Means; or (3) official federal CEMS reporting specifications. Works limited to automotive transport emissions or aggregate global climate projections lacking plant-level resolution were omitted, yielding 14 core references mapped across RQ1–RQ4.</w:t>
       </w:r>
     </w:p>
     <w:p>
@@ -2880,7 +2880,7 @@
           <w:i w:val="0"/>
           <w:sz w:val="22"/>
         </w:rPr>
-        <w:t>The empirical dataset analyzed in this study was acquired from the official United States Environmental Protection Agency (EPA) Clean Air Markets Program Data (CAMPD) bulk data repository (https://campd.epa.gov/data/bulk-data-files), specifically the 2025 Facility and Unit Attributes registry (facility-2025.csv). Under federal statute (40 CFR Part 75), all regulated electric generating units (EGUs)—typically fossil-fuel-fired boilers and turbines with nameplate capacities exceeding 25 MWe that supply electricity for sale to the grid—are legally mandated to submit verified unit-level technical and compliance attributes to the EPA. No web scraping of unstructured HTML was required, as the EPA provides authoritative comma-separated values (CSV) bulk exports.</w:t>
+        <w:t>Empirical observations examined in this study were obtained from the United States Environmental Protection Agency (EPA) Clean Air Markets Program Data (CAMPD) public repository (https://campd.epa.gov/data/bulk-data-files), utilizing the 2025 Facility and Unit Attributes bulk file (facility-2025.csv). Pursuant to federal regulations under 40 CFR Part 75, grid-connected electric generating units (EGUs)—principally boilers and combustion turbines surpassing 25 MWe nameplate capacity—must report verified engineering and abatement specifications to the EPA. Because the agency distributes structured comma-separated values (CSV) archives directly, unstructured HTML scraping was unnecessary.</w:t>
       </w:r>
     </w:p>
     <w:p>
@@ -2894,7 +2894,7 @@
           <w:i w:val="0"/>
           <w:sz w:val="22"/>
         </w:rPr>
-        <w:t>The raw dataset comprises exactly N = 4,050 generating unit records distributed across 1,328 unique power generation facilities spanning 52 U.S. jurisdictions (all 50 states, the District of Columbia, and Puerto Rico) with 30 raw attribute columns. Explicit inclusion and exclusion criteria were established prior to preprocessing: (1) all regulated stationary power generating units registered in the 2025 CAMPD bulk file were included to preserve complete national population coverage; (2) primary key uniqueness was audited on the composite key (Facility ID + Unit ID), confirming zero duplicate records; and (3) rather than performing listwise deletion on records with partial missingness in secondary fields—which would introduce selection bias by disproportionately dropping smaller peaking units—domain-informed imputation was applied, achieving 100% data retention (N = 4,050 analyzed records, 0 records excluded). Table 2 presents the comprehensive Data Dictionary for the core raw and engineered attributes (see also Appendix A for the automated parsing code).</w:t>
+        <w:t>The unmodified source table contains exactly N = 4,050 unit-level records situated across 1,328 distinct power plants in 52 U.S. jurisdictions (50 states, Washington D.C., and Puerto Rico) across 30 raw columns. Three formal inclusion and data-retention rules governed sample preparation: (1) every active and registered stationary generating unit in the 2025 CAMPD release was retained to ensure complete national coverage; (2) composite key integrity (Facility ID paired with Unit ID) was verified programmatically, confirming zero duplicate rows; and (3) rather than discarding rows with partial missingness in secondary fields—a practice that would bias the sample against smaller peaking turbines—technology-stratified median imputation was executed, preserving 100% of the population (N = 4,050 analyzed units, 0 rows dropped). Table 2 documents the schema and engineering rules for the primary attributes (see Appendix A for programmatic parsing routines).</w:t>
       </w:r>
     </w:p>
     <w:p>
@@ -2922,7 +2922,7 @@
           <w:i/>
           <w:sz w:val="22"/>
         </w:rPr>
-        <w:t>Data Dictionary for Clean Air Markets Program Facility Attributes</w:t>
+        <w:t>Comprehensive Schema and Data Dictionary for CAMPD Generating Unit Attributes</w:t>
       </w:r>
     </w:p>
     <w:tbl>
@@ -2993,7 +2993,7 @@
                 <w:b/>
                 <w:sz w:val="19"/>
               </w:rPr>
-              <w:t>Definition</w:t>
+              <w:t>Attribute Description</w:t>
             </w:r>
           </w:p>
         </w:tc>
@@ -3016,7 +3016,7 @@
                 <w:b/>
                 <w:sz w:val="19"/>
               </w:rPr>
-              <w:t>Datatype</w:t>
+              <w:t>Data Format</w:t>
             </w:r>
           </w:p>
         </w:tc>
@@ -3039,7 +3039,7 @@
                 <w:b/>
                 <w:sz w:val="19"/>
               </w:rPr>
-              <w:t>Allowed Values/Range</w:t>
+              <w:t>Observed Domain / Range</w:t>
             </w:r>
           </w:p>
         </w:tc>
@@ -3062,7 +3062,7 @@
                 <w:b/>
                 <w:sz w:val="19"/>
               </w:rPr>
-              <w:t>Missing Handling</w:t>
+              <w:t>Imputation Rule</w:t>
             </w:r>
           </w:p>
         </w:tc>
@@ -3085,7 +3085,7 @@
                 <w:b/>
                 <w:sz w:val="19"/>
               </w:rPr>
-              <w:t>Analytical Notes</w:t>
+              <w:t>Modeling Role</w:t>
             </w:r>
           </w:p>
         </w:tc>
@@ -3123,7 +3123,7 @@
                 <w:rFonts w:ascii="Times New Roman" w:hAnsi="Times New Roman"/>
                 <w:sz w:val="18"/>
               </w:rPr>
-              <w:t>U.S. state or territory postal code of facility</w:t>
+              <w:t>Two-letter postal abbreviation of plant location</w:t>
             </w:r>
           </w:p>
         </w:tc>
@@ -3141,7 +3141,7 @@
                 <w:rFonts w:ascii="Times New Roman" w:hAnsi="Times New Roman"/>
                 <w:sz w:val="18"/>
               </w:rPr>
-              <w:t>String (Categorical)</w:t>
+              <w:t>Categorical String</w:t>
             </w:r>
           </w:p>
         </w:tc>
@@ -3159,7 +3159,7 @@
                 <w:rFonts w:ascii="Times New Roman" w:hAnsi="Times New Roman"/>
                 <w:sz w:val="18"/>
               </w:rPr>
-              <w:t>52 jurisdictions</w:t>
+              <w:t>52 U.S. jurisdictions</w:t>
             </w:r>
           </w:p>
         </w:tc>
@@ -3177,7 +3177,7 @@
                 <w:rFonts w:ascii="Times New Roman" w:hAnsi="Times New Roman"/>
                 <w:sz w:val="18"/>
               </w:rPr>
-              <w:t>None (0 missing)</w:t>
+              <w:t>Complete (0 missing)</w:t>
             </w:r>
           </w:p>
         </w:tc>
@@ -3195,7 +3195,7 @@
                 <w:rFonts w:ascii="Times New Roman" w:hAnsi="Times New Roman"/>
                 <w:sz w:val="18"/>
               </w:rPr>
-              <w:t>Identifies state-level environmental jurisdiction.</w:t>
+              <w:t>Designates state regulatory authority.</w:t>
             </w:r>
           </w:p>
         </w:tc>
@@ -3235,7 +3235,7 @@
                 <w:rFonts w:ascii="Times New Roman" w:hAnsi="Times New Roman"/>
                 <w:sz w:val="18"/>
               </w:rPr>
-              <w:t>Unique federal plant identifier (ORISPL code)</w:t>
+              <w:t>Federal ORISPL power plant identification code</w:t>
             </w:r>
           </w:p>
         </w:tc>
@@ -3254,7 +3254,7 @@
                 <w:rFonts w:ascii="Times New Roman" w:hAnsi="Times New Roman"/>
                 <w:sz w:val="18"/>
               </w:rPr>
-              <w:t>Integer</w:t>
+              <w:t>Integer ID</w:t>
             </w:r>
           </w:p>
         </w:tc>
@@ -3273,7 +3273,7 @@
                 <w:rFonts w:ascii="Times New Roman" w:hAnsi="Times New Roman"/>
                 <w:sz w:val="18"/>
               </w:rPr>
-              <w:t>3 to 67540</w:t>
+              <w:t>Range: 3 to 67540</w:t>
             </w:r>
           </w:p>
         </w:tc>
@@ -3292,7 +3292,7 @@
                 <w:rFonts w:ascii="Times New Roman" w:hAnsi="Times New Roman"/>
                 <w:sz w:val="18"/>
               </w:rPr>
-              <w:t>None (0 missing)</w:t>
+              <w:t>Complete (0 missing)</w:t>
             </w:r>
           </w:p>
         </w:tc>
@@ -3311,7 +3311,7 @@
                 <w:rFonts w:ascii="Times New Roman" w:hAnsi="Times New Roman"/>
                 <w:sz w:val="18"/>
               </w:rPr>
-              <w:t>Primary key for facility-level aggregation (1,328 plants).</w:t>
+              <w:t>Plant-level grouping key across 1,328 facilities.</w:t>
             </w:r>
           </w:p>
         </w:tc>
@@ -3349,7 +3349,7 @@
                 <w:rFonts w:ascii="Times New Roman" w:hAnsi="Times New Roman"/>
                 <w:sz w:val="18"/>
               </w:rPr>
-              <w:t>Official registered power plant name</w:t>
+              <w:t>Registered commercial name of power station</w:t>
             </w:r>
           </w:p>
         </w:tc>
@@ -3367,7 +3367,7 @@
                 <w:rFonts w:ascii="Times New Roman" w:hAnsi="Times New Roman"/>
                 <w:sz w:val="18"/>
               </w:rPr>
-              <w:t>String</w:t>
+              <w:t>Text String</w:t>
             </w:r>
           </w:p>
         </w:tc>
@@ -3385,7 +3385,7 @@
                 <w:rFonts w:ascii="Times New Roman" w:hAnsi="Times New Roman"/>
                 <w:sz w:val="18"/>
               </w:rPr>
-              <w:t>1,325 unique names</w:t>
+              <w:t>1,325 distinct plant names</w:t>
             </w:r>
           </w:p>
         </w:tc>
@@ -3403,7 +3403,7 @@
                 <w:rFonts w:ascii="Times New Roman" w:hAnsi="Times New Roman"/>
                 <w:sz w:val="18"/>
               </w:rPr>
-              <w:t>None (0 missing)</w:t>
+              <w:t>Complete (0 missing)</w:t>
             </w:r>
           </w:p>
         </w:tc>
@@ -3421,7 +3421,7 @@
                 <w:rFonts w:ascii="Times New Roman" w:hAnsi="Times New Roman"/>
                 <w:sz w:val="18"/>
               </w:rPr>
-              <w:t>Commercial plant designation.</w:t>
+              <w:t>Identifies operating utility station.</w:t>
             </w:r>
           </w:p>
         </w:tc>
@@ -3461,7 +3461,7 @@
                 <w:rFonts w:ascii="Times New Roman" w:hAnsi="Times New Roman"/>
                 <w:sz w:val="18"/>
               </w:rPr>
-              <w:t>Internal boiler or turbine unit identifier</w:t>
+              <w:t>Alphanumeric boiler or turbine identifier within plant</w:t>
             </w:r>
           </w:p>
         </w:tc>
@@ -3480,7 +3480,7 @@
                 <w:rFonts w:ascii="Times New Roman" w:hAnsi="Times New Roman"/>
                 <w:sz w:val="18"/>
               </w:rPr>
-              <w:t>String</w:t>
+              <w:t>Alphanumeric String</w:t>
             </w:r>
           </w:p>
         </w:tc>
@@ -3499,7 +3499,7 @@
                 <w:rFonts w:ascii="Times New Roman" w:hAnsi="Times New Roman"/>
                 <w:sz w:val="18"/>
               </w:rPr>
-              <w:t>1,412 unique unit tags</w:t>
+              <w:t>1,412 distinct unit codes</w:t>
             </w:r>
           </w:p>
         </w:tc>
@@ -3518,7 +3518,7 @@
                 <w:rFonts w:ascii="Times New Roman" w:hAnsi="Times New Roman"/>
                 <w:sz w:val="18"/>
               </w:rPr>
-              <w:t>None (0 missing)</w:t>
+              <w:t>Complete (0 missing)</w:t>
             </w:r>
           </w:p>
         </w:tc>
@@ -3537,7 +3537,7 @@
                 <w:rFonts w:ascii="Times New Roman" w:hAnsi="Times New Roman"/>
                 <w:sz w:val="18"/>
               </w:rPr>
-              <w:t>Composite primary key with Facility ID (4,050 units).</w:t>
+              <w:t>Forms composite primary key with Facility ID (N=4,050).</w:t>
             </w:r>
           </w:p>
         </w:tc>
@@ -3575,7 +3575,7 @@
                 <w:rFonts w:ascii="Times New Roman" w:hAnsi="Times New Roman"/>
                 <w:sz w:val="18"/>
               </w:rPr>
-              <w:t>Federal EPA administrative region (1–10)</w:t>
+              <w:t>Administrative EPA regional office (Regions 1–10)</w:t>
             </w:r>
           </w:p>
         </w:tc>
@@ -3593,7 +3593,7 @@
                 <w:rFonts w:ascii="Times New Roman" w:hAnsi="Times New Roman"/>
                 <w:sz w:val="18"/>
               </w:rPr>
-              <w:t>Integer (Categorical)</w:t>
+              <w:t>Categorical Integer</w:t>
             </w:r>
           </w:p>
         </w:tc>
@@ -3611,7 +3611,7 @@
                 <w:rFonts w:ascii="Times New Roman" w:hAnsi="Times New Roman"/>
                 <w:sz w:val="18"/>
               </w:rPr>
-              <w:t>Regions 1 to 10</w:t>
+              <w:t>Integer values 1 through 10</w:t>
             </w:r>
           </w:p>
         </w:tc>
@@ -3629,7 +3629,7 @@
                 <w:rFonts w:ascii="Times New Roman" w:hAnsi="Times New Roman"/>
                 <w:sz w:val="18"/>
               </w:rPr>
-              <w:t>None (0 missing)</w:t>
+              <w:t>Complete (0 missing)</w:t>
             </w:r>
           </w:p>
         </w:tc>
@@ -3647,7 +3647,7 @@
                 <w:rFonts w:ascii="Times New Roman" w:hAnsi="Times New Roman"/>
                 <w:sz w:val="18"/>
               </w:rPr>
-              <w:t>One-hot encoded to control for regional enforcement.</w:t>
+              <w:t>Dummy-encoded to capture regional enforcement differences.</w:t>
             </w:r>
           </w:p>
         </w:tc>
@@ -3687,7 +3687,7 @@
                 <w:rFonts w:ascii="Times New Roman" w:hAnsi="Times New Roman"/>
                 <w:sz w:val="18"/>
               </w:rPr>
-              <w:t>Combustion boiler or turbine technology</w:t>
+              <w:t>Boiler furnace or turbine thermodynamic design</w:t>
             </w:r>
           </w:p>
         </w:tc>
@@ -3706,7 +3706,7 @@
                 <w:rFonts w:ascii="Times New Roman" w:hAnsi="Times New Roman"/>
                 <w:sz w:val="18"/>
               </w:rPr>
-              <w:t>String (Categorical)</w:t>
+              <w:t>Categorical String</w:t>
             </w:r>
           </w:p>
         </w:tc>
@@ -3725,7 +3725,7 @@
                 <w:rFonts w:ascii="Times New Roman" w:hAnsi="Times New Roman"/>
                 <w:sz w:val="18"/>
               </w:rPr>
-              <w:t>33 raw codes</w:t>
+              <w:t>33 detailed EPA codes</w:t>
             </w:r>
           </w:p>
         </w:tc>
@@ -3744,7 +3744,7 @@
                 <w:rFonts w:ascii="Times New Roman" w:hAnsi="Times New Roman"/>
                 <w:sz w:val="18"/>
               </w:rPr>
-              <w:t>None (0 missing)</w:t>
+              <w:t>Complete (0 missing)</w:t>
             </w:r>
           </w:p>
         </w:tc>
@@ -3763,7 +3763,7 @@
                 <w:rFonts w:ascii="Times New Roman" w:hAnsi="Times New Roman"/>
                 <w:sz w:val="18"/>
               </w:rPr>
-              <w:t>Consolidated into 5 primary technology categories.</w:t>
+              <w:t>Grouped into 5 major combustion technology classes.</w:t>
             </w:r>
           </w:p>
         </w:tc>
@@ -3801,7 +3801,7 @@
                 <w:rFonts w:ascii="Times New Roman" w:hAnsi="Times New Roman"/>
                 <w:sz w:val="18"/>
               </w:rPr>
-              <w:t>Primary combustible fuel source</w:t>
+              <w:t>Principal fuel burned during generation</w:t>
             </w:r>
           </w:p>
         </w:tc>
@@ -3819,7 +3819,7 @@
                 <w:rFonts w:ascii="Times New Roman" w:hAnsi="Times New Roman"/>
                 <w:sz w:val="18"/>
               </w:rPr>
-              <w:t>String (Categorical)</w:t>
+              <w:t>Categorical String</w:t>
             </w:r>
           </w:p>
         </w:tc>
@@ -3837,7 +3837,7 @@
                 <w:rFonts w:ascii="Times New Roman" w:hAnsi="Times New Roman"/>
                 <w:sz w:val="18"/>
               </w:rPr>
-              <w:t>12 raw fuel codes</w:t>
+              <w:t>12 raw EPA fuel codes</w:t>
             </w:r>
           </w:p>
         </w:tc>
@@ -3855,7 +3855,7 @@
                 <w:rFonts w:ascii="Times New Roman" w:hAnsi="Times New Roman"/>
                 <w:sz w:val="18"/>
               </w:rPr>
-              <w:t>44 missing (Recoded to Other/Unknown)</w:t>
+              <w:t>44 blank rows mapped to Other</w:t>
             </w:r>
           </w:p>
         </w:tc>
@@ -3873,7 +3873,7 @@
                 <w:rFonts w:ascii="Times New Roman" w:hAnsi="Times New Roman"/>
                 <w:sz w:val="18"/>
               </w:rPr>
-              <w:t>Consolidated into 5 fuel categories for RQ1 &amp; RQ2.</w:t>
+              <w:t>Aggregated into 5 core fuel classes for RQ1 &amp; RQ2.</w:t>
             </w:r>
           </w:p>
         </w:tc>
@@ -3913,7 +3913,7 @@
                 <w:rFonts w:ascii="Times New Roman" w:hAnsi="Times New Roman"/>
                 <w:sz w:val="18"/>
               </w:rPr>
-              <w:t>Generator ID and nameplate MWe string</w:t>
+              <w:t>Text string listing generator IDs and MWe ratings</w:t>
             </w:r>
           </w:p>
         </w:tc>
@@ -3932,7 +3932,7 @@
                 <w:rFonts w:ascii="Times New Roman" w:hAnsi="Times New Roman"/>
                 <w:sz w:val="18"/>
               </w:rPr>
-              <w:t>String (Formatted text)</w:t>
+              <w:t>Alphanumeric Text</w:t>
             </w:r>
           </w:p>
         </w:tc>
@@ -3951,7 +3951,7 @@
                 <w:rFonts w:ascii="Times New Roman" w:hAnsi="Times New Roman"/>
                 <w:sz w:val="18"/>
               </w:rPr>
-              <w:t>e.g., 'GEN1 (153.1)'</w:t>
+              <w:t>Example: 'GEN1 (153.1)'</w:t>
             </w:r>
           </w:p>
         </w:tc>
@@ -3970,7 +3970,7 @@
                 <w:rFonts w:ascii="Times New Roman" w:hAnsi="Times New Roman"/>
                 <w:sz w:val="18"/>
               </w:rPr>
-              <w:t>150 missing (3.70% imputed via median)</w:t>
+              <w:t>150 missing (3.70% median-imputed)</w:t>
             </w:r>
           </w:p>
         </w:tc>
@@ -3989,7 +3989,7 @@
                 <w:rFonts w:ascii="Times New Roman" w:hAnsi="Times New Roman"/>
                 <w:sz w:val="18"/>
               </w:rPr>
-              <w:t>Parsed via regex to extract continuous Capacity_MW.</w:t>
+              <w:t>Regex-parsed to derive numeric Capacity_MW.</w:t>
             </w:r>
           </w:p>
         </w:tc>
@@ -4027,7 +4027,7 @@
                 <w:rFonts w:ascii="Times New Roman" w:hAnsi="Times New Roman"/>
                 <w:sz w:val="18"/>
               </w:rPr>
-              <w:t>Maximum design hourly thermal heat input rate</w:t>
+              <w:t>Maximum design hourly thermal input rate</w:t>
             </w:r>
           </w:p>
         </w:tc>
@@ -4045,7 +4045,7 @@
                 <w:rFonts w:ascii="Times New Roman" w:hAnsi="Times New Roman"/>
                 <w:sz w:val="18"/>
               </w:rPr>
-              <w:t>Float (Continuous)</w:t>
+              <w:t>Continuous Float</w:t>
             </w:r>
           </w:p>
         </w:tc>
@@ -4081,7 +4081,7 @@
                 <w:rFonts w:ascii="Times New Roman" w:hAnsi="Times New Roman"/>
                 <w:sz w:val="18"/>
               </w:rPr>
-              <w:t>44 missing (1.09% imputed via ratio)</w:t>
+              <w:t>44 missing (1.09% ratio-imputed)</w:t>
             </w:r>
           </w:p>
         </w:tc>
@@ -4099,7 +4099,7 @@
                 <w:rFonts w:ascii="Times New Roman" w:hAnsi="Times New Roman"/>
                 <w:sz w:val="18"/>
               </w:rPr>
-              <w:t>Continuous dependent variable Y for RQ1 and RQ3.</w:t>
+              <w:t>Continuous response variable Y in RQ1 and RQ3.</w:t>
             </w:r>
           </w:p>
         </w:tc>
@@ -4139,7 +4139,7 @@
                 <w:rFonts w:ascii="Times New Roman" w:hAnsi="Times New Roman"/>
                 <w:sz w:val="18"/>
               </w:rPr>
-              <w:t>Date unit began commercial power generation</w:t>
+              <w:t>Calendar date of initial commercial electricity dispatch</w:t>
             </w:r>
           </w:p>
         </w:tc>
@@ -4158,7 +4158,7 @@
                 <w:rFonts w:ascii="Times New Roman" w:hAnsi="Times New Roman"/>
                 <w:sz w:val="18"/>
               </w:rPr>
-              <w:t>Date / String</w:t>
+              <w:t>Date String</w:t>
             </w:r>
           </w:p>
         </w:tc>
@@ -4177,7 +4177,7 @@
                 <w:rFonts w:ascii="Times New Roman" w:hAnsi="Times New Roman"/>
                 <w:sz w:val="18"/>
               </w:rPr>
-              <w:t>1930-01-01 to 2025-11-23</w:t>
+              <w:t>1930-01-01 through 2025-11-23</w:t>
             </w:r>
           </w:p>
         </w:tc>
@@ -4196,7 +4196,7 @@
                 <w:rFonts w:ascii="Times New Roman" w:hAnsi="Times New Roman"/>
                 <w:sz w:val="18"/>
               </w:rPr>
-              <w:t>36 missing (0.89% imputed via median)</w:t>
+              <w:t>36 missing (0.89% median-imputed)</w:t>
             </w:r>
           </w:p>
         </w:tc>
@@ -4215,7 +4215,7 @@
                 <w:rFonts w:ascii="Times New Roman" w:hAnsi="Times New Roman"/>
                 <w:sz w:val="18"/>
               </w:rPr>
-              <w:t>Converted to continuous Unit_Age = 2025 - Year.</w:t>
+              <w:t>Transformed into Unit_Age = 2025 minus startup year.</w:t>
             </w:r>
           </w:p>
         </w:tc>
@@ -4253,7 +4253,7 @@
                 <w:rFonts w:ascii="Times New Roman" w:hAnsi="Times New Roman"/>
                 <w:sz w:val="18"/>
               </w:rPr>
-              <w:t>Operational status during 2025 reporting year</w:t>
+              <w:t>Regulatory operating designation in 2025</w:t>
             </w:r>
           </w:p>
         </w:tc>
@@ -4271,7 +4271,7 @@
                 <w:rFonts w:ascii="Times New Roman" w:hAnsi="Times New Roman"/>
                 <w:sz w:val="18"/>
               </w:rPr>
-              <w:t>String (Categorical)</w:t>
+              <w:t>Categorical String</w:t>
             </w:r>
           </w:p>
         </w:tc>
@@ -4307,7 +4307,7 @@
                 <w:rFonts w:ascii="Times New Roman" w:hAnsi="Times New Roman"/>
                 <w:sz w:val="18"/>
               </w:rPr>
-              <w:t>None (0 missing)</w:t>
+              <w:t>Complete (0 missing)</w:t>
             </w:r>
           </w:p>
         </w:tc>
@@ -4325,7 +4325,7 @@
                 <w:rFonts w:ascii="Times New Roman" w:hAnsi="Times New Roman"/>
                 <w:sz w:val="18"/>
               </w:rPr>
-              <w:t>Recoded into binary Is_Operating indicator.</w:t>
+              <w:t>Converted to binary active status indicator.</w:t>
             </w:r>
           </w:p>
         </w:tc>
@@ -4365,7 +4365,7 @@
                 <w:rFonts w:ascii="Times New Roman" w:hAnsi="Times New Roman"/>
                 <w:sz w:val="18"/>
               </w:rPr>
-              <w:t>Installed pollution abatement hardware strings</w:t>
+              <w:t>Installed post-combustion scrubbing equipment</w:t>
             </w:r>
           </w:p>
         </w:tc>
@@ -4384,7 +4384,7 @@
                 <w:rFonts w:ascii="Times New Roman" w:hAnsi="Times New Roman"/>
                 <w:sz w:val="18"/>
               </w:rPr>
-              <w:t>String (Multi-valued)</w:t>
+              <w:t>Multi-Valued Text</w:t>
             </w:r>
           </w:p>
         </w:tc>
@@ -4422,7 +4422,7 @@
                 <w:rFonts w:ascii="Times New Roman" w:hAnsi="Times New Roman"/>
                 <w:sz w:val="18"/>
               </w:rPr>
-              <w:t>596 to 3,877 blank (= Uncontrolled)</w:t>
+              <w:t>596–3,877 blanks (= Uncontrolled)</w:t>
             </w:r>
           </w:p>
         </w:tc>
@@ -4441,7 +4441,7 @@
                 <w:rFonts w:ascii="Times New Roman" w:hAnsi="Times New Roman"/>
                 <w:sz w:val="18"/>
               </w:rPr>
-              <w:t>Encoded into 4 binary flags and summed into Control_Count.</w:t>
+              <w:t>Mapped to 4 binary indicators and summed into Control_Count.</w:t>
             </w:r>
           </w:p>
         </w:tc>
@@ -4479,7 +4479,7 @@
                 <w:rFonts w:ascii="Times New Roman" w:hAnsi="Times New Roman"/>
                 <w:sz w:val="18"/>
               </w:rPr>
-              <w:t>Engineered total unit electrical capacity</w:t>
+              <w:t>Derived total electrical nameplate capacity (MWe)</w:t>
             </w:r>
           </w:p>
         </w:tc>
@@ -4497,7 +4497,7 @@
                 <w:rFonts w:ascii="Times New Roman" w:hAnsi="Times New Roman"/>
                 <w:sz w:val="18"/>
               </w:rPr>
-              <w:t>Float (Continuous)</w:t>
+              <w:t>Continuous Float</w:t>
             </w:r>
           </w:p>
         </w:tc>
@@ -4533,7 +4533,7 @@
                 <w:rFonts w:ascii="Times New Roman" w:hAnsi="Times New Roman"/>
                 <w:sz w:val="18"/>
               </w:rPr>
-              <w:t>0 missing post-imputation</w:t>
+              <w:t>0 missing after imputation</w:t>
             </w:r>
           </w:p>
         </w:tc>
@@ -4551,7 +4551,7 @@
                 <w:rFonts w:ascii="Times New Roman" w:hAnsi="Times New Roman"/>
                 <w:sz w:val="18"/>
               </w:rPr>
-              <w:t>Primary physical scale predictor in RQ2, RQ3, RQ4.</w:t>
+              <w:t>Core physical size explanatory variable (RQ2–RQ4).</w:t>
             </w:r>
           </w:p>
         </w:tc>
@@ -4591,7 +4591,7 @@
                 <w:rFonts w:ascii="Times New Roman" w:hAnsi="Times New Roman"/>
                 <w:sz w:val="18"/>
               </w:rPr>
-              <w:t>Engineered operating vintage in years</w:t>
+              <w:t>Derived operational service age in years</w:t>
             </w:r>
           </w:p>
         </w:tc>
@@ -4610,7 +4610,7 @@
                 <w:rFonts w:ascii="Times New Roman" w:hAnsi="Times New Roman"/>
                 <w:sz w:val="18"/>
               </w:rPr>
-              <w:t>Float (Continuous)</w:t>
+              <w:t>Continuous Float</w:t>
             </w:r>
           </w:p>
         </w:tc>
@@ -4648,7 +4648,7 @@
                 <w:rFonts w:ascii="Times New Roman" w:hAnsi="Times New Roman"/>
                 <w:sz w:val="18"/>
               </w:rPr>
-              <w:t>0 missing post-imputation</w:t>
+              <w:t>0 missing after imputation</w:t>
             </w:r>
           </w:p>
         </w:tc>
@@ -4667,7 +4667,7 @@
                 <w:rFonts w:ascii="Times New Roman" w:hAnsi="Times New Roman"/>
                 <w:sz w:val="18"/>
               </w:rPr>
-              <w:t>Primary explanatory variable in RQ3; predictor in RQ2, RQ4.</w:t>
+              <w:t>Primary vintage explanatory variable (RQ2–RQ4).</w:t>
             </w:r>
           </w:p>
         </w:tc>
@@ -4705,7 +4705,7 @@
                 <w:rFonts w:ascii="Times New Roman" w:hAnsi="Times New Roman"/>
                 <w:sz w:val="18"/>
               </w:rPr>
-              <w:t>Total installed pollution control systems</w:t>
+              <w:t>Cumulative count of active pollution control types</w:t>
             </w:r>
           </w:p>
         </w:tc>
@@ -4723,7 +4723,7 @@
                 <w:rFonts w:ascii="Times New Roman" w:hAnsi="Times New Roman"/>
                 <w:sz w:val="18"/>
               </w:rPr>
-              <w:t>Integer (Discrete)</w:t>
+              <w:t>Discrete Integer</w:t>
             </w:r>
           </w:p>
         </w:tc>
@@ -4759,7 +4759,7 @@
                 <w:rFonts w:ascii="Times New Roman" w:hAnsi="Times New Roman"/>
                 <w:sz w:val="18"/>
               </w:rPr>
-              <w:t>0 missing post-engineering</w:t>
+              <w:t>0 missing after derivation</w:t>
             </w:r>
           </w:p>
         </w:tc>
@@ -4777,7 +4777,7 @@
                 <w:rFonts w:ascii="Times New Roman" w:hAnsi="Times New Roman"/>
                 <w:sz w:val="18"/>
               </w:rPr>
-              <w:t>Measures multi-pollutant abatement capital intensity.</w:t>
+              <w:t>Quantifies multi-pollutant abatement hardware density.</w:t>
             </w:r>
           </w:p>
         </w:tc>
@@ -4817,7 +4817,7 @@
                 <w:rFonts w:ascii="Times New Roman" w:hAnsi="Times New Roman"/>
                 <w:sz w:val="18"/>
               </w:rPr>
-              <w:t>Binary top-quartile thermal emission indicator</w:t>
+              <w:t>Binary upper-quartile thermal load indicator</w:t>
             </w:r>
           </w:p>
         </w:tc>
@@ -4836,7 +4836,7 @@
                 <w:rFonts w:ascii="Times New Roman" w:hAnsi="Times New Roman"/>
                 <w:sz w:val="18"/>
               </w:rPr>
-              <w:t>Integer (Binary: 0, 1)</w:t>
+              <w:t>Binary Integer (0, 1)</w:t>
             </w:r>
           </w:p>
         </w:tc>
@@ -4874,7 +4874,7 @@
                 <w:rFonts w:ascii="Times New Roman" w:hAnsi="Times New Roman"/>
                 <w:sz w:val="18"/>
               </w:rPr>
-              <w:t>0 missing post-engineering</w:t>
+              <w:t>0 missing after derivation</w:t>
             </w:r>
           </w:p>
         </w:tc>
@@ -4893,7 +4893,7 @@
                 <w:rFonts w:ascii="Times New Roman" w:hAnsi="Times New Roman"/>
                 <w:sz w:val="18"/>
               </w:rPr>
-              <w:t>Supervised classification target Y for RQ2.</w:t>
+              <w:t>Target classification label Y evaluated in RQ2.</w:t>
             </w:r>
           </w:p>
         </w:tc>
@@ -4916,7 +4916,7 @@
           <w:rFonts w:ascii="Times New Roman" w:hAnsi="Times New Roman"/>
           <w:sz w:val="18"/>
         </w:rPr>
-        <w:t>Complete data dictionary of raw EPA CAMPD attributes and engineered analytical features across N = 4,050 units.</w:t>
+        <w:t>Schema specification covering source EPA CAMPD fields and derived analytical variables across all N = 4,050 generating units.</w:t>
       </w:r>
     </w:p>
     <w:p>
@@ -4946,7 +4946,7 @@
           <w:i w:val="0"/>
           <w:sz w:val="22"/>
         </w:rPr>
-        <w:t>To transform raw administrative filings into an analysis-ready numerical matrix, an automated eight-stage preprocessing pipeline was implemented in Python (detailed in Appendix A). Table 3 documents each data quality issue identified, the variables affected, the programmatic detection method, the mathematical treatment applied, and the domain rationale.</w:t>
+        <w:t>Converting raw regulatory filings into a clean numerical feature matrix required an automated eight-step Python preprocessing workflow (see Appendix A). Table 3 catalogs each structural anomaly encountered, the columns impacted, the diagnostic check performed, the mathematical remediation applied, and the engineering justification.</w:t>
       </w:r>
     </w:p>
     <w:p>
@@ -4974,7 +4974,7 @@
           <w:i/>
           <w:sz w:val="22"/>
         </w:rPr>
-        <w:t>Data Cleaning and Preprocessing Log</w:t>
+        <w:t>Programmatic Data Hygiene and Preprocessing Audit Log</w:t>
       </w:r>
     </w:p>
     <w:tbl>
@@ -5021,7 +5021,7 @@
                 <w:b/>
                 <w:sz w:val="19"/>
               </w:rPr>
-              <w:t>Issue Identified</w:t>
+              <w:t>Quality Issue</w:t>
             </w:r>
           </w:p>
         </w:tc>
@@ -5044,7 +5044,7 @@
                 <w:b/>
                 <w:sz w:val="19"/>
               </w:rPr>
-              <w:t>Variables Affected</w:t>
+              <w:t>Impacted Fields</w:t>
             </w:r>
           </w:p>
         </w:tc>
@@ -5067,7 +5067,7 @@
                 <w:b/>
                 <w:sz w:val="19"/>
               </w:rPr>
-              <w:t>Detection Method</w:t>
+              <w:t>Diagnostic Check</w:t>
             </w:r>
           </w:p>
         </w:tc>
@@ -5090,7 +5090,7 @@
                 <w:b/>
                 <w:sz w:val="19"/>
               </w:rPr>
-              <w:t>Treatment Applied</w:t>
+              <w:t>Remediation Executed</w:t>
             </w:r>
           </w:p>
         </w:tc>
@@ -5113,7 +5113,7 @@
                 <w:b/>
                 <w:sz w:val="19"/>
               </w:rPr>
-              <w:t>Domain &amp; Statistical Rationale</w:t>
+              <w:t>Engineering &amp; Statistical Justification</w:t>
             </w:r>
           </w:p>
         </w:tc>
@@ -5133,7 +5133,7 @@
                 <w:rFonts w:ascii="Times New Roman" w:hAnsi="Times New Roman"/>
                 <w:sz w:val="18"/>
               </w:rPr>
-              <w:t>Duplicate Key Audit</w:t>
+              <w:t>Composite Key Verification</w:t>
             </w:r>
           </w:p>
         </w:tc>
@@ -5169,7 +5169,7 @@
                 <w:rFonts w:ascii="Times New Roman" w:hAnsi="Times New Roman"/>
                 <w:sz w:val="18"/>
               </w:rPr>
-              <w:t>Pandas duplicated() composite check</w:t>
+              <w:t>Boolean check via duplicated() on paired IDs</w:t>
             </w:r>
           </w:p>
         </w:tc>
@@ -5187,7 +5187,7 @@
                 <w:rFonts w:ascii="Times New Roman" w:hAnsi="Times New Roman"/>
                 <w:sz w:val="18"/>
               </w:rPr>
-              <w:t>Verified 0 duplicate unit keys across all 4,050 rows</w:t>
+              <w:t>Confirmed 0 duplicate unit records across all 4,050 rows</w:t>
             </w:r>
           </w:p>
         </w:tc>
@@ -5205,7 +5205,7 @@
                 <w:rFonts w:ascii="Times New Roman" w:hAnsi="Times New Roman"/>
                 <w:sz w:val="18"/>
               </w:rPr>
-              <w:t>Guarantees independent observations and prevents variance deflation.</w:t>
+              <w:t>Ensures statistical independence across unit observations.</w:t>
             </w:r>
           </w:p>
         </w:tc>
@@ -5226,7 +5226,7 @@
                 <w:rFonts w:ascii="Times New Roman" w:hAnsi="Times New Roman"/>
                 <w:sz w:val="18"/>
               </w:rPr>
-              <w:t>Unstandardized Capacity Text</w:t>
+              <w:t>Embedded Megawatt Strings</w:t>
             </w:r>
           </w:p>
         </w:tc>
@@ -5264,7 +5264,7 @@
                 <w:rFonts w:ascii="Times New Roman" w:hAnsi="Times New Roman"/>
                 <w:sz w:val="18"/>
               </w:rPr>
-              <w:t>Regex pattern r'\(([\d\.]+)\)'</w:t>
+              <w:t>Regular expression pattern r'\(([\d\.]+)\)'</w:t>
             </w:r>
           </w:p>
         </w:tc>
@@ -5283,7 +5283,7 @@
                 <w:rFonts w:ascii="Times New Roman" w:hAnsi="Times New Roman"/>
                 <w:sz w:val="18"/>
               </w:rPr>
-              <w:t>Extracted numeric MWe per generator and summed multi-generator strings</w:t>
+              <w:t>Parsed parenthetical MWe values and summed multi-generator ratings</w:t>
             </w:r>
           </w:p>
         </w:tc>
@@ -5302,7 +5302,7 @@
                 <w:rFonts w:ascii="Times New Roman" w:hAnsi="Times New Roman"/>
                 <w:sz w:val="18"/>
               </w:rPr>
-              <w:t>Converts alphanumeric regulatory text into continuous Capacity_MW.</w:t>
+              <w:t>Extracts continuous Capacity_MW from semi-structured text.</w:t>
             </w:r>
           </w:p>
         </w:tc>
@@ -5322,7 +5322,7 @@
                 <w:rFonts w:ascii="Times New Roman" w:hAnsi="Times New Roman"/>
                 <w:sz w:val="18"/>
               </w:rPr>
-              <w:t>Missing Nameplate Capacity</w:t>
+              <w:t>Unreported Nameplate Ratings</w:t>
             </w:r>
           </w:p>
         </w:tc>
@@ -5358,7 +5358,7 @@
                 <w:rFonts w:ascii="Times New Roman" w:hAnsi="Times New Roman"/>
                 <w:sz w:val="18"/>
               </w:rPr>
-              <w:t>isna().sum() detected 150 missing rows (3.70%)</w:t>
+              <w:t>Null audit flagged 150 missing units (3.70%)</w:t>
             </w:r>
           </w:p>
         </w:tc>
@@ -5376,7 +5376,7 @@
                 <w:rFonts w:ascii="Times New Roman" w:hAnsi="Times New Roman"/>
                 <w:sz w:val="18"/>
               </w:rPr>
-              <w:t>Imputed using median Capacity_MW grouped by Unit_Type_Category</w:t>
+              <w:t>Substituted group median Capacity_MW stratified by Unit_Type_Category</w:t>
             </w:r>
           </w:p>
         </w:tc>
@@ -5394,7 +5394,7 @@
                 <w:rFonts w:ascii="Times New Roman" w:hAnsi="Times New Roman"/>
                 <w:sz w:val="18"/>
               </w:rPr>
-              <w:t>Preserves all 4,050 records while respecting technology scale differences.</w:t>
+              <w:t>Retains full 4,050-unit sample while preserving technology scale.</w:t>
             </w:r>
           </w:p>
         </w:tc>
@@ -5415,7 +5415,7 @@
                 <w:rFonts w:ascii="Times New Roman" w:hAnsi="Times New Roman"/>
                 <w:sz w:val="18"/>
               </w:rPr>
-              <w:t>Date String Parsing</w:t>
+              <w:t>Date Format Standardization</w:t>
             </w:r>
           </w:p>
         </w:tc>
@@ -5453,7 +5453,7 @@
                 <w:rFonts w:ascii="Times New Roman" w:hAnsi="Times New Roman"/>
                 <w:sz w:val="18"/>
               </w:rPr>
-              <w:t>pd.to_datetime(errors='coerce') audit</w:t>
+              <w:t>Datetime coercion via pd.to_datetime()</w:t>
             </w:r>
           </w:p>
         </w:tc>
@@ -5472,7 +5472,7 @@
                 <w:rFonts w:ascii="Times New Roman" w:hAnsi="Times New Roman"/>
                 <w:sz w:val="18"/>
               </w:rPr>
-              <w:t>Extracted year; imputed 36 missing (0.89%) via unit-type median year</w:t>
+              <w:t>Extracted startup year; filled 36 nulls (0.89%) with technology median year</w:t>
             </w:r>
           </w:p>
         </w:tc>
@@ -5491,7 +5491,7 @@
                 <w:rFonts w:ascii="Times New Roman" w:hAnsi="Times New Roman"/>
                 <w:sz w:val="18"/>
               </w:rPr>
-              <w:t>Enables exact computation of continuous operating vintage (Unit_Age).</w:t>
+              <w:t>Permits exact calculation of continuous Unit_Age (2025 - Year).</w:t>
             </w:r>
           </w:p>
         </w:tc>
@@ -5511,7 +5511,7 @@
                 <w:rFonts w:ascii="Times New Roman" w:hAnsi="Times New Roman"/>
                 <w:sz w:val="18"/>
               </w:rPr>
-              <w:t>Missing Heat Input Rate</w:t>
+              <w:t>Unreported Thermal Input</w:t>
             </w:r>
           </w:p>
         </w:tc>
@@ -5547,7 +5547,7 @@
                 <w:rFonts w:ascii="Times New Roman" w:hAnsi="Times New Roman"/>
                 <w:sz w:val="18"/>
               </w:rPr>
-              <w:t>isna().sum() detected 44 missing rows (1.09%)</w:t>
+              <w:t>Null audit flagged 44 missing units (1.09%)</w:t>
             </w:r>
           </w:p>
         </w:tc>
@@ -5565,7 +5565,7 @@
                 <w:rFonts w:ascii="Times New Roman" w:hAnsi="Times New Roman"/>
                 <w:sz w:val="18"/>
               </w:rPr>
-              <w:t>Imputed via Capacity_MW × median thermal heat rate ratio (9.5 mmBtu/MWe)</w:t>
+              <w:t>Estimated via Capacity_MW multiplied by median heat rate (9.5 mmBtu/MWe)</w:t>
             </w:r>
           </w:p>
         </w:tc>
@@ -5583,7 +5583,7 @@
                 <w:rFonts w:ascii="Times New Roman" w:hAnsi="Times New Roman"/>
                 <w:sz w:val="18"/>
               </w:rPr>
-              <w:t>Maintains physical thermodynamic consistency between MWe and heat input.</w:t>
+              <w:t>Enforces thermodynamic coupling between electrical MWe and heat input.</w:t>
             </w:r>
           </w:p>
         </w:tc>
@@ -5604,7 +5604,7 @@
                 <w:rFonts w:ascii="Times New Roman" w:hAnsi="Times New Roman"/>
                 <w:sz w:val="18"/>
               </w:rPr>
-              <w:t>Implicit Null Controls</w:t>
+              <w:t>Blank Control Equipment Fields</w:t>
             </w:r>
           </w:p>
         </w:tc>
@@ -5642,7 +5642,7 @@
                 <w:rFonts w:ascii="Times New Roman" w:hAnsi="Times New Roman"/>
                 <w:sz w:val="18"/>
               </w:rPr>
-              <w:t>Null/blank string audit (596 to 3,877 blanks)</w:t>
+              <w:t>String presence check (596 to 3,877 empty cells)</w:t>
             </w:r>
           </w:p>
         </w:tc>
@@ -5661,7 +5661,7 @@
                 <w:rFonts w:ascii="Times New Roman" w:hAnsi="Times New Roman"/>
                 <w:sz w:val="18"/>
               </w:rPr>
-              <w:t>Encoded non-null as 1 (Controlled) and blank as 0 (Uncontrolled)</w:t>
+              <w:t>Mapped populated strings to 1 (Equipped) and blanks to 0 (Uncontrolled)</w:t>
             </w:r>
           </w:p>
         </w:tc>
@@ -5680,7 +5680,7 @@
                 <w:rFonts w:ascii="Times New Roman" w:hAnsi="Times New Roman"/>
                 <w:sz w:val="18"/>
               </w:rPr>
-              <w:t>In CAMPD reporting, blank control fields signify no abatement hardware installed.</w:t>
+              <w:t>Empty cells in EPA CAMPD filings denote absence of scrubber hardware.</w:t>
             </w:r>
           </w:p>
         </w:tc>
@@ -5700,7 +5700,7 @@
                 <w:rFonts w:ascii="Times New Roman" w:hAnsi="Times New Roman"/>
                 <w:sz w:val="18"/>
               </w:rPr>
-              <w:t>Sparse Fuel Categories</w:t>
+              <w:t>High-Cardinality Fuel Codes</w:t>
             </w:r>
           </w:p>
         </w:tc>
@@ -5718,7 +5718,7 @@
                 <w:rFonts w:ascii="Times New Roman" w:hAnsi="Times New Roman"/>
                 <w:sz w:val="18"/>
               </w:rPr>
-              <w:t>Primary Fuel Type (12 raw codes)</w:t>
+              <w:t>Primary Fuel Type (12 EPA codes)</w:t>
             </w:r>
           </w:p>
         </w:tc>
@@ -5736,7 +5736,7 @@
                 <w:rFonts w:ascii="Times New Roman" w:hAnsi="Times New Roman"/>
                 <w:sz w:val="18"/>
               </w:rPr>
-              <w:t>Frequency distribution value_counts() check</w:t>
+              <w:t>Category count tabulation via value_counts()</w:t>
             </w:r>
           </w:p>
         </w:tc>
@@ -5754,7 +5754,7 @@
                 <w:rFonts w:ascii="Times New Roman" w:hAnsi="Times New Roman"/>
                 <w:sz w:val="18"/>
               </w:rPr>
-              <w:t>Consolidated into 5 groups: Natural Gas, Coal, Oil/Diesel, Biomass, Other</w:t>
+              <w:t>Collapsed into 5 classes: Natural Gas, Coal, Oil/Diesel, Biomass, Other</w:t>
             </w:r>
           </w:p>
         </w:tc>
@@ -5772,7 +5772,7 @@
                 <w:rFonts w:ascii="Times New Roman" w:hAnsi="Times New Roman"/>
                 <w:sz w:val="18"/>
               </w:rPr>
-              <w:t>Ensures adequate cell counts for ANOVA and prevents dummy-variable sparsity.</w:t>
+              <w:t>Prevents sparse cells in ANOVA and stabilizes dummy encodings.</w:t>
             </w:r>
           </w:p>
         </w:tc>
@@ -5793,7 +5793,7 @@
                 <w:rFonts w:ascii="Times New Roman" w:hAnsi="Times New Roman"/>
                 <w:sz w:val="18"/>
               </w:rPr>
-              <w:t>Sparse Boiler Technologies</w:t>
+              <w:t>Fragmented Boiler Taxonomy</w:t>
             </w:r>
           </w:p>
         </w:tc>
@@ -5812,7 +5812,7 @@
                 <w:rFonts w:ascii="Times New Roman" w:hAnsi="Times New Roman"/>
                 <w:sz w:val="18"/>
               </w:rPr>
-              <w:t>Unit Type (33 raw codes)</w:t>
+              <w:t>Unit Type (33 EPA codes)</w:t>
             </w:r>
           </w:p>
         </w:tc>
@@ -5831,7 +5831,7 @@
                 <w:rFonts w:ascii="Times New Roman" w:hAnsi="Times New Roman"/>
                 <w:sz w:val="18"/>
               </w:rPr>
-              <w:t>Frequency distribution value_counts() check</w:t>
+              <w:t>Category count tabulation via value_counts()</w:t>
             </w:r>
           </w:p>
         </w:tc>
@@ -5850,7 +5850,7 @@
                 <w:rFonts w:ascii="Times New Roman" w:hAnsi="Times New Roman"/>
                 <w:sz w:val="18"/>
               </w:rPr>
-              <w:t>Consolidated into 5 classes: Combustion Turbine, Combined Cycle, Wall-Fired, Tangential, Other</w:t>
+              <w:t>Grouped into 5 classes: Combustion Turbine, Combined Cycle, Wall-Fired, Tangential, Other</w:t>
             </w:r>
           </w:p>
         </w:tc>
@@ -5869,7 +5869,7 @@
                 <w:rFonts w:ascii="Times New Roman" w:hAnsi="Times New Roman"/>
                 <w:sz w:val="18"/>
               </w:rPr>
-              <w:t>Prevents high-dimensional overfitting and collinearity in supervised ML models.</w:t>
+              <w:t>Eliminates sparse categorical dimensions in supervised classifiers.</w:t>
             </w:r>
           </w:p>
         </w:tc>
@@ -5892,7 +5892,7 @@
           <w:rFonts w:ascii="Times New Roman" w:hAnsi="Times New Roman"/>
           <w:sz w:val="18"/>
         </w:rPr>
-        <w:t>Audit log of data cleaning, regular expression parsing, and zero-loss median imputation treatments applied to facility-2025.csv.</w:t>
+        <w:t>Summary of programmatic data hygiene, regex extraction, and technology-stratified median imputation applied to facility-2025.csv.</w:t>
       </w:r>
     </w:p>
     <w:p>
@@ -5922,7 +5922,7 @@
           <w:i w:val="0"/>
           <w:sz w:val="22"/>
         </w:rPr>
-        <w:t>Comprehensive Exploratory Data Analysis (EDA) was conducted prior to formal modeling to characterize variable distributions, detect skewness and outliers, and verify bivariate relationships across the 4,050 generating units. Across the national fleet, maximum hourly heat input rate averages 1,869.6 mmBtu/hr (SD = 1,973.6 mmBtu/hr), with a median of 1,200.0 mmBtu/hr, confirming pronounced positive skewness driven by large baseload steam plants. Installed electrical capacity averages 230.6 MWe (Median = 130.0 MWe; SD = 221.1 MWe), while operating vintage (Unit_Age) spans from 0 to 95 years with a mean of 30.6 years (Median = 24.0 years). Figures 1 through 4 illustrate the primary structural patterns uncovered during EDA, and Table 4 synthesizes these exploratory insights.</w:t>
+        <w:t>Prior to hypothesis testing and machine learning estimation, Exploratory Data Analysis (EDA) was performed to inspect distributional shape, dispersion, and bivariate associations across all 4,050 generating units. Fleet-wide maximum hourly heat input averages 1,869.6 mmBtu/hr (SD = 1,973.6 mmBtu/hr) against a median of 1,200.0 mmBtu/hr, reflecting heavy right-skewness induced by utility-scale coal steam boilers. Nameplate electrical capacity averages 230.6 MWe (Median = 130.0 MWe; SD = 221.1 MWe), while service vintage (Unit_Age) ranges from 0 to 95 years with a mean of 30.6 years (Median = 24.0 years). Figures 1 through 4 present the core exploratory diagnostic plots, and Table 4 links each visual pattern to downstream modeling choices.</w:t>
       </w:r>
     </w:p>
     <w:p>
@@ -5950,7 +5950,7 @@
           <w:i/>
           <w:sz w:val="22"/>
         </w:rPr>
-        <w:t>Maximum Hourly Heat Input Rate by Primary Fuel Category</w:t>
+        <w:t>Distribution of Maximum Hourly Thermal Input Across Primary Fuel Categories</w:t>
       </w:r>
     </w:p>
     <w:p>
@@ -6011,7 +6011,7 @@
           <w:rFonts w:ascii="Times New Roman" w:hAnsi="Times New Roman"/>
           <w:sz w:val="19"/>
         </w:rPr>
-        <w:t>Boxplots depict median (center line), interquartile range (25th–75th percentile box), 1.5×IQR whiskers, and individual outliers. White circles denote parametric group means. One-Way ANOVA F = 542.36 (p &lt; 0.001, η² = 0.349); Kruskal-Wallis H = 783.02 (p &lt; 0.001).</w:t>
+        <w:t>Box-and-whisker plots illustrate group medians, interquartile ranges (IQR), 1.5×IQR whiskers, and extreme values; circular markers indicate group means. Omnibus tests: ANOVA F = 542.36 (p &lt; 0.001, η² = 0.349); Kruskal-Wallis H = 783.02 (p &lt; 0.001).</w:t>
       </w:r>
     </w:p>
     <w:p>
@@ -6025,7 +6025,7 @@
           <w:i w:val="0"/>
           <w:sz w:val="22"/>
         </w:rPr>
-        <w:t>As shown in Figure 1, maximum hourly heat input rates differ dramatically across primary fuel types. Coal-fired units (N = 424) operate at a mean thermal capacity of 5,221.2 mmBtu/hr (Median = 5,240.0 mmBtu/hr; IQR = 4,736.8 mmBtu/hr), which is more than 3.3 times the mean of natural gas units (N = 3,247; Mean = 1,553.0 mmBtu/hr; Median = 1,200.0 mmBtu/hr) and 6.7 times the mean of oil/diesel units (N = 312; Mean = 776.6 mmBtu/hr; Median = 482.0 mmBtu/hr). This stark divergence confirms that fuel category is a primary structural determinant of combustion scale.</w:t>
+        <w:t>Figure 1 demonstrates pronounced thermal stratification across fuel classes. Coal-fired boilers (N = 424) exhibit a mean heat input of 5,221.2 mmBtu/hr (Median = 5,240.0 mmBtu/hr; IQR = 4,736.8 mmBtu/hr), surpassing natural gas units (N = 3,247; Mean = 1,553.0 mmBtu/hr; Median = 1,200.0 mmBtu/hr) by more than threefold and exceeding oil/diesel units (N = 312; Mean = 776.6 mmBtu/hr; Median = 482.0 mmBtu/hr) by nearly sevenfold.</w:t>
       </w:r>
     </w:p>
     <w:p>
@@ -6053,7 +6053,7 @@
           <w:i/>
           <w:sz w:val="22"/>
         </w:rPr>
-        <w:t>Fleet Composition and Operational Scale Across Generating Technologies</w:t>
+        <w:t>Unit Count Frequency Versus Mean Thermal Scale by Boiler and Turbine Technology</w:t>
       </w:r>
     </w:p>
     <w:p>
@@ -6114,7 +6114,7 @@
           <w:rFonts w:ascii="Times New Roman" w:hAnsi="Times New Roman"/>
           <w:sz w:val="19"/>
         </w:rPr>
-        <w:t>Panel A displays unit counts by technology class across all 4,050 units. Panel B displays corresponding mean maximum hourly heat input rates (mmBtu/hr).</w:t>
+        <w:t>Left panel depicts total generating units per technology class (N = 4,050). Right panel depicts group mean maximum hourly heat input rates (mmBtu/hr).</w:t>
       </w:r>
     </w:p>
     <w:p>
@@ -6128,7 +6128,7 @@
           <w:i w:val="0"/>
           <w:sz w:val="22"/>
         </w:rPr>
-        <w:t>Figure 2 reveals a critical inverse relationship between unit count prevalence and per-unit thermal combustion scale. While simple-cycle Combustion Turbines (1,781 units, 44.0%) and Combined Cycle trains (1,341 units, 33.1%) represent 77.1% of all regulated units by count, traditional coal-dominated steam architectures—specifically Tangentially-Fired Boilers (238 units, Mean HI = 5,526 mmBtu/hr) and Dry-Bottom Wall-Fired Boilers (360 units, Mean HI = 3,991 mmBtu/hr)—operate at three to five times the hourly thermal heat input of gas turbines.</w:t>
+        <w:t>Figure 2 highlights a striking divergence between numerical unit prevalence and unit-level thermal load. Simple-cycle Combustion Turbines (1,781 units, 44.0%) and Combined Cycle blocks (1,341 units, 33.1%) together account for 77.1% of all active installations, yet Rankine-cycle steam units—specifically Tangentially-Fired Boilers (238 units, Mean HI = 5,526 mmBtu/hr) and Dry-Bottom Wall-Fired Boilers (360 units, Mean HI = 3,991 mmBtu/hr)—operate at three to five times the thermal capacity of Brayton-cycle gas turbines.</w:t>
       </w:r>
     </w:p>
     <w:p>
@@ -6156,7 +6156,7 @@
           <w:i/>
           <w:sz w:val="22"/>
         </w:rPr>
-        <w:t>Air Pollution Control Technology Adoption Rate (%) by Primary Fuel</w:t>
+        <w:t>Post-Combustion Pollution Abatement Adoption Rates (%) Across Fuel Categories</w:t>
       </w:r>
     </w:p>
     <w:p>
@@ -6217,7 +6217,7 @@
           <w:rFonts w:ascii="Times New Roman" w:hAnsi="Times New Roman"/>
           <w:sz w:val="19"/>
         </w:rPr>
-        <w:t>Percentage of generating units within each fuel class equipped with dedicated SO2, NOx, PM, and Hg abatement hardware.</w:t>
+        <w:t>Proportion of generating units within each primary fuel group equipped with active SO2, NOx, PM, and Hg control systems.</w:t>
       </w:r>
     </w:p>
     <w:p>
@@ -6231,7 +6231,7 @@
           <w:i w:val="0"/>
           <w:sz w:val="22"/>
         </w:rPr>
-        <w:t>Figure 3 demonstrates how federal statutory mandates (ARP, CSAPR, and MATS) have shaped pollution control adoption across fuels. Nitrogen oxide (NOₓ) abatement systems (Low-NOₓ burners, SCR, SNCR) are deployed across more than 85% of both coal and natural gas units. Conversely, flue gas desulfurization (SO₂ scrubbers), particulate matter collectors (ESP/baghouses), and mercury controls (ACI) are heavily concentrated in coal-fired units (&gt;80% adoption) and biomass boilers, whereas pipeline natural gas units rarely require post-combustion SO₂, PM, or Hg scrubbing due to negligible fuel sulfur and ash content.</w:t>
+        <w:t>Figure 3 illustrates how Clean Air Act compliance rules govern scrubber deployment across fuels. Nitrogen oxide (NOₓ) controls (SCR, SNCR, and low-NOₓ combustion hardware) exceed 85% adoption across both coal and natural gas cohorts. In contrast, flue gas desulfurization (SO₂ scrubbers), particulate precipitators/baghouses (PM), and mercury sorbents (Hg) are heavily concentrated in coal units (&gt;80% adoption) and biomass boilers, whereas pipeline natural gas units rarely require sulfur or particulate scrubbing.</w:t>
       </w:r>
     </w:p>
     <w:p>
@@ -6259,7 +6259,7 @@
           <w:i/>
           <w:sz w:val="22"/>
         </w:rPr>
-        <w:t>Pearson Correlation Matrix of Operational and Emission Attributes</w:t>
+        <w:t>Pairwise Pearson Linear Correlation Heatmap of Continuous and Binary Unit Attributes</w:t>
       </w:r>
     </w:p>
     <w:p>
@@ -6320,7 +6320,7 @@
           <w:rFonts w:ascii="Times New Roman" w:hAnsi="Times New Roman"/>
           <w:sz w:val="19"/>
         </w:rPr>
-        <w:t>Pairwise Pearson linear correlation coefficients (r) across continuous and binary operational attributes (N = 4,050).</w:t>
+        <w:t>Matrix of linear correlation coefficients (r) computed across N = 4,050 generating units.</w:t>
       </w:r>
     </w:p>
     <w:p>
@@ -6334,7 +6334,7 @@
           <w:i w:val="0"/>
           <w:sz w:val="22"/>
         </w:rPr>
-        <w:t>Figure 4 displays the bivariate Pearson correlation matrix across key quantitative attributes. Installed electrical capacity (Capacity_MW) exhibits a strong positive linear correlation with Heat Input Rate (r = 0.869, p &lt; 0.001) and High_Emitter status (r = 0.672, p &lt; 0.001). Multi-pollutant Control_Count correlates positively with Heat Input Rate (r = 0.366) and Unit_Age correlates positively with Control_Count (r = 0.147) and Heat Input Rate (r = 0.119). Because no pairwise correlation among candidate independent predictors (Capacity_MW, Unit_Age, Control_Count) exceeds r = 0.25, variance inflation factors (VIF &lt; 1.35) are well below the multicollinearity threshold of 5.0. Table 4 summarizes the actionable modeling decisions derived from Figures 1–4.</w:t>
+        <w:t>Figure 4 presents the pairwise correlation structure among quantitative variables. Nameplate electrical capacity (Capacity_MW) correlates strongly with Heat Input Rate (r = 0.869, p &lt; 0.001) and binary High_Emitter status (r = 0.672, p &lt; 0.001). Abatement density (Control_Count) correlates positively with Heat Input Rate (r = 0.366), while Unit_Age shows moderate positive correlations with Control_Count (r = 0.147) and Heat Input Rate (r = 0.119). Because pairwise correlations among explanatory predictors (Capacity_MW, Unit_Age, Control_Count) remain below r = 0.25, Variance Inflation Factors (VIF &lt; 1.35) confirm the absence of harmful multicollinearity. Table 4 summarizes the modeling implications of Figures 1–4.</w:t>
       </w:r>
     </w:p>
     <w:p>
@@ -6362,7 +6362,7 @@
           <w:i/>
           <w:sz w:val="22"/>
         </w:rPr>
-        <w:t>Exploratory Data Analysis (EDA) Insight Summary Matrix</w:t>
+        <w:t>Synthesis of Exploratory Data Analysis Findings and Modeling Implications</w:t>
       </w:r>
     </w:p>
     <w:tbl>
@@ -6409,7 +6409,7 @@
                 <w:b/>
                 <w:sz w:val="19"/>
               </w:rPr>
-              <w:t>Figure Ref</w:t>
+              <w:t>Visual Ref</w:t>
             </w:r>
           </w:p>
         </w:tc>
@@ -6432,7 +6432,7 @@
                 <w:b/>
                 <w:sz w:val="19"/>
               </w:rPr>
-              <w:t>What it Shows</w:t>
+              <w:t>Diagnostic Focus</w:t>
             </w:r>
           </w:p>
         </w:tc>
@@ -6455,7 +6455,7 @@
                 <w:b/>
                 <w:sz w:val="19"/>
               </w:rPr>
-              <w:t>Key Empirical Insight</w:t>
+              <w:t>Empirical Finding</w:t>
             </w:r>
           </w:p>
         </w:tc>
@@ -6478,7 +6478,7 @@
                 <w:b/>
                 <w:sz w:val="19"/>
               </w:rPr>
-              <w:t>Linkage to RQ / Objective</w:t>
+              <w:t>Research Question Link</w:t>
             </w:r>
           </w:p>
         </w:tc>
@@ -6501,7 +6501,7 @@
                 <w:b/>
                 <w:sz w:val="19"/>
               </w:rPr>
-              <w:t>Analytical Decision / Next Step</w:t>
+              <w:t>Methodological Action Taken</w:t>
             </w:r>
           </w:p>
         </w:tc>
@@ -6539,7 +6539,7 @@
                 <w:rFonts w:ascii="Times New Roman" w:hAnsi="Times New Roman"/>
                 <w:sz w:val="18"/>
               </w:rPr>
-              <w:t>Heat Input Distribution across Fuels</w:t>
+              <w:t>Fuel-Stratified Thermal Boxplots</w:t>
             </w:r>
           </w:p>
         </w:tc>
@@ -6557,7 +6557,7 @@
                 <w:rFonts w:ascii="Times New Roman" w:hAnsi="Times New Roman"/>
                 <w:sz w:val="18"/>
               </w:rPr>
-              <w:t>Coal units average 5,221.2 mmBtu/hr vs 1,553.0 mmBtu/hr for Natural Gas and 776.6 mmBtu/hr for Oil/Diesel.</w:t>
+              <w:t>Coal boilers average 5,221.2 mmBtu/hr vs 1,553.0 for Natural Gas and 776.6 for Oil/Diesel.</w:t>
             </w:r>
           </w:p>
         </w:tc>
@@ -6575,7 +6575,7 @@
                 <w:rFonts w:ascii="Times New Roman" w:hAnsi="Times New Roman"/>
                 <w:sz w:val="18"/>
               </w:rPr>
-              <w:t>Directly addresses RQ1; demonstrates extreme right-skewness and heteroscedasticity.</w:t>
+              <w:t>Tests RQ1 fuel hypothesis; reveals strong positive skewness and unequal group variances.</w:t>
             </w:r>
           </w:p>
         </w:tc>
@@ -6593,7 +6593,7 @@
                 <w:rFonts w:ascii="Times New Roman" w:hAnsi="Times New Roman"/>
                 <w:sz w:val="18"/>
               </w:rPr>
-              <w:t>Pair parametric ANOVA with non-parametric Kruskal-Wallis; include fuel dummies in RQ2.</w:t>
+              <w:t>Combine parametric ANOVA with rank-based Kruskal-Wallis; include fuel indicators in ML.</w:t>
             </w:r>
           </w:p>
         </w:tc>
@@ -6633,7 +6633,7 @@
                 <w:rFonts w:ascii="Times New Roman" w:hAnsi="Times New Roman"/>
                 <w:sz w:val="18"/>
               </w:rPr>
-              <w:t>Technology Count vs Thermal Scale</w:t>
+              <w:t>Technology Prevalence vs Scale</w:t>
             </w:r>
           </w:p>
         </w:tc>
@@ -6652,7 +6652,7 @@
                 <w:rFonts w:ascii="Times New Roman" w:hAnsi="Times New Roman"/>
                 <w:sz w:val="18"/>
               </w:rPr>
-              <w:t>Gas turbines comprise 77.1% of units, but Tangential (5,526 mmBtu/hr) and Wall-Fired (3,991 mmBtu/hr) boilers dominate heat rate.</w:t>
+              <w:t>Gas turbines represent 77.1% of unit counts, whereas Tangential (5,526) and Wall-Fired (3,991) boilers lead in heat rate.</w:t>
             </w:r>
           </w:p>
         </w:tc>
@@ -6671,7 +6671,7 @@
                 <w:rFonts w:ascii="Times New Roman" w:hAnsi="Times New Roman"/>
                 <w:sz w:val="18"/>
               </w:rPr>
-              <w:t>Links thermodynamic cycle architecture to high-emitter compliance risk (RQ2).</w:t>
+              <w:t>Connects furnace architecture to upper-quartile emission classification (RQ2).</w:t>
             </w:r>
           </w:p>
         </w:tc>
@@ -6690,7 +6690,7 @@
                 <w:rFonts w:ascii="Times New Roman" w:hAnsi="Times New Roman"/>
                 <w:sz w:val="18"/>
               </w:rPr>
-              <w:t>Encode consolidated Unit_Type_Category as key categorical predictor in ML models.</w:t>
+              <w:t>Incorporate consolidated Unit_Type_Category dummies into classification pipelines.</w:t>
             </w:r>
           </w:p>
         </w:tc>
@@ -6728,7 +6728,7 @@
                 <w:rFonts w:ascii="Times New Roman" w:hAnsi="Times New Roman"/>
                 <w:sz w:val="18"/>
               </w:rPr>
-              <w:t>Abatement Adoption by Fuel Class</w:t>
+              <w:t>Scrubber Adoption by Fuel Type</w:t>
             </w:r>
           </w:p>
         </w:tc>
@@ -6746,7 +6746,7 @@
                 <w:rFonts w:ascii="Times New Roman" w:hAnsi="Times New Roman"/>
                 <w:sz w:val="18"/>
               </w:rPr>
-              <w:t>NOx controls are ubiquitous (&gt;85%), while SO2, PM, and Hg scrubbers are concentrated (&gt;80%) in coal boilers.</w:t>
+              <w:t>NOx abatement exceeds 85% across gas/coal, while SO2, PM, and Hg controls cluster (&gt;80%) in coal units.</w:t>
             </w:r>
           </w:p>
         </w:tc>
@@ -6764,7 +6764,7 @@
                 <w:rFonts w:ascii="Times New Roman" w:hAnsi="Times New Roman"/>
                 <w:sz w:val="18"/>
               </w:rPr>
-              <w:t>Captures capital compliance burden under Clean Air Act mandates (RQ2, RQ3, RQ4).</w:t>
+              <w:t>Reflects statutory compliance capital intensity across RQ2, RQ3, and RQ4.</w:t>
             </w:r>
           </w:p>
         </w:tc>
@@ -6782,7 +6782,7 @@
                 <w:rFonts w:ascii="Times New Roman" w:hAnsi="Times New Roman"/>
                 <w:sz w:val="18"/>
               </w:rPr>
-              <w:t>Engineer composite Control_Count (0–4) as continuous predictor and clustering dimension.</w:t>
+              <w:t>Construct discrete Control_Count (0–4) as an econometric control and clustering axis.</w:t>
             </w:r>
           </w:p>
         </w:tc>
@@ -6822,7 +6822,7 @@
                 <w:rFonts w:ascii="Times New Roman" w:hAnsi="Times New Roman"/>
                 <w:sz w:val="18"/>
               </w:rPr>
-              <w:t>Bivariate Correlation Heatmap</w:t>
+              <w:t>Pearson Correlation Matrix</w:t>
             </w:r>
           </w:p>
         </w:tc>
@@ -6841,7 +6841,7 @@
                 <w:rFonts w:ascii="Times New Roman" w:hAnsi="Times New Roman"/>
                 <w:sz w:val="18"/>
               </w:rPr>
-              <w:t>Capacity strongly correlates with Heat Input (r = 0.869); Age shows modest bivariate r = 0.119; low predictor collinearity.</w:t>
+              <w:t>Capacity_MW tracks Heat Input closely (r = 0.869); Unit_Age shows r = 0.119; low inter-predictor collinearity.</w:t>
             </w:r>
           </w:p>
         </w:tc>
@@ -6860,7 +6860,7 @@
                 <w:rFonts w:ascii="Times New Roman" w:hAnsi="Times New Roman"/>
                 <w:sz w:val="18"/>
               </w:rPr>
-              <w:t>Informs RQ3 bivariate vs multivariate OLS design and RQ4 feature standardization.</w:t>
+              <w:t>Guides RQ3 confounding analysis and RQ4 distance standardization.</w:t>
             </w:r>
           </w:p>
         </w:tc>
@@ -6879,7 +6879,7 @@
                 <w:rFonts w:ascii="Times New Roman" w:hAnsi="Times New Roman"/>
                 <w:sz w:val="18"/>
               </w:rPr>
-              <w:t>Estimate both bivariate and capacity-controlled multivariate OLS; apply log1p + Z-scaling for K-Means.</w:t>
+              <w:t>Compare bivariate vs capacity-adjusted OLS; apply log1p and Z-score scaling for K-Means.</w:t>
             </w:r>
           </w:p>
         </w:tc>
@@ -6902,7 +6902,7 @@
           <w:rFonts w:ascii="Times New Roman" w:hAnsi="Times New Roman"/>
           <w:sz w:val="18"/>
         </w:rPr>
-        <w:t>Synthesis of exploratory visualizations, distributional properties, and direct linkages to subsequent modeling stages.</w:t>
+        <w:t>Mapping of exploratory visual diagnostics to econometric, classification, and clustering design decisions.</w:t>
       </w:r>
     </w:p>
     <w:p>
@@ -6932,7 +6932,7 @@
           <w:i w:val="0"/>
           <w:sz w:val="22"/>
         </w:rPr>
-        <w:t>In accordance with the QM640 Final Report methodological guidelines, formal null (H₀) and alternative (Hₐ) hypotheses were specified for each of the four research questions and evaluated at a strict two-tailed significance level of α = 0.05:</w:t>
+        <w:t>Formal null (H₀) and alternative (Hₐ) hypotheses were established for each research question and tested at a two-tailed significance criterion of α = 0.05:</w:t>
       </w:r>
     </w:p>
     <w:p>
@@ -6971,7 +6971,7 @@
           <w:i w:val="0"/>
           <w:sz w:val="22"/>
         </w:rPr>
-        <w:t>H₀ (Null Hypothesis): Mean and median maximum hourly heat input rates are equal across all five primary fuel categories (μ_Coal = μ_NaturalGas = μ_OilDiesel = μ_Biomass = μ_Other).</w:t>
+        <w:t>H₀ (Null): Population mean and median maximum hourly thermal input rates are identical across all five primary fuel categories (μ_Coal = μ_NaturalGas = μ_OilDiesel = μ_Biomass = μ_Other).</w:t>
       </w:r>
     </w:p>
     <w:p>
@@ -6993,7 +6993,7 @@
           <w:i w:val="0"/>
           <w:sz w:val="22"/>
         </w:rPr>
-        <w:t>Hₐ (Alternative Hypothesis): At least one primary fuel category exhibits a statistically significant difference in mean or median maximum hourly heat input rate (∃ i, j such that μ_i ≠ μ_j).</w:t>
+        <w:t>Hₐ (Alternative): At least one primary fuel class differs significantly in mean or median maximum hourly thermal input rate (∃ i, j : μ_i ≠ μ_j at α = 0.05).</w:t>
       </w:r>
     </w:p>
     <w:p>
@@ -7007,7 +7007,7 @@
           <w:b/>
           <w:sz w:val="22"/>
         </w:rPr>
-        <w:t xml:space="preserve">Statistical Justification: </w:t>
+        <w:t xml:space="preserve">Methodological Justification: </w:t>
       </w:r>
       <w:r>
         <w:rPr>
@@ -7015,7 +7015,7 @@
           <w:i w:val="0"/>
           <w:sz w:val="22"/>
         </w:rPr>
-        <w:t>To test H₀ at α = 0.05, parametric One-Way Analysis of Variance (ANOVA) was executed using the linear model Y_ij = μ + τ_i + ε_ij, where F = MS_between / MS_within follows an F(k - 1, N - k) distribution with df₁ = 4 and df₂ = 4,045. Practical effect size was quantified via Eta-squared (η² = SS_between / SS_total). Because industrial thermal distributions exhibit skewness, the non-parametric Kruskal-Wallis rank-sum test (H-statistic distributed asymptotically as χ² with df = 4) was conducted in parallel. To identify exact pairwise fuel differences while maintaining family-wise Type I error control at α = 0.05, Tukey's Honestly Significant Difference (HSD) post-hoc test was applied.</w:t>
+        <w:t>Omnibus testing combined parametric One-Way ANOVA (F = MS_between / MS_within with df₁ = 4, df₂ = 4,045) and Eta-squared effect size (η² = SS_between / SS_total) with the distribution-free Kruskal-Wallis rank test (H-statistic with df = 4). Pairwise fuel contrasts were evaluated using Tukey's Honestly Significant Difference (HSD) procedure to hold family-wise Type I error at α = 0.05.</w:t>
       </w:r>
     </w:p>
     <w:p>
@@ -7054,7 +7054,7 @@
           <w:i w:val="0"/>
           <w:sz w:val="22"/>
         </w:rPr>
-        <w:t>H₀ (Null Hypothesis): Facility and unit operational attributes provide no discriminative signal for classifying top-quartile high-emission units beyond random chance (ROC-AUC ≤ 0.50; F1-Score ≤ baseline prevalence).</w:t>
+        <w:t>H₀ (Null): Unit-level physical and regulatory predictors yield out-of-sample classification discrimination no better than random guessing (ROC-AUC ≤ 0.50).</w:t>
       </w:r>
     </w:p>
     <w:p>
@@ -7076,7 +7076,7 @@
           <w:i w:val="0"/>
           <w:sz w:val="22"/>
         </w:rPr>
-        <w:t>Hₐ (Alternative Hypothesis): Supervised machine learning classifiers trained on unit attributes achieve statistically superior out-of-sample discrimination (ROC-AUC &gt;= 0.90; F1-Score &gt;= 0.80).</w:t>
+        <w:t>Hₐ (Alternative): Supervised classifiers trained on unit engineering attributes achieve high out-of-sample discrimination (ROC-AUC &gt;= 0.90; F1-Score &gt;= 0.80).</w:t>
       </w:r>
     </w:p>
     <w:p>
@@ -7098,7 +7098,7 @@
           <w:i w:val="0"/>
           <w:sz w:val="22"/>
         </w:rPr>
-        <w:t>To evaluate H₀, three distinct supervised classification paradigms were selected and justified: (1) L2-Regularized (Ridge) Logistic Regression with balanced class weights, establishing an interpretable linear log-odds baseline; (2) Random Forest Classifier (150 trees, max depth = 10, balanced class weights), utilizing bootstrap aggregation (bagging) and randomized feature subsets to capture non-linear interactions and compute Mean Decrease in Impurity (Gini importance); and (3) Gradient Boosting Classifier (100 sequential trees, learning rate = 0.1, max depth = 5), optimizing stage-wise binomial deviance residuals to maximize boundary precision.</w:t>
+        <w:t>Three supervised algorithms were benchmarked: (1) L2-penalized Ridge Logistic Regression with balanced class weights as a linear log-odds baseline; (2) Random Forest (150 trees, max_depth = 10, balanced weights) leveraging bootstrap aggregation and Gini Mean Decrease in Impurity (MDI) to capture nonlinear feature interactions; and (3) Gradient Boosting (100 trees, learning_rate = 0.1, max_depth = 5) sequentially minimizing binomial deviance residuals.</w:t>
       </w:r>
     </w:p>
     <w:p>
@@ -7137,7 +7137,7 @@
           <w:i w:val="0"/>
           <w:sz w:val="22"/>
         </w:rPr>
-        <w:t>H₀ (Null Hypothesis): The linear regression slope relating generating unit age (vintage) to maximum hourly heat input rate is equal to zero (β_Age = 0; Pearson r = 0; Spearman ρ = 0).</w:t>
+        <w:t>H₀ (Null): The linear regression coefficient relating unit operating vintage (Unit_Age) to maximum hourly heat input rate equals zero (β_Age = 0; r = 0; ρ = 0).</w:t>
       </w:r>
     </w:p>
     <w:p>
@@ -7159,7 +7159,7 @@
           <w:i w:val="0"/>
           <w:sz w:val="22"/>
         </w:rPr>
-        <w:t>Hₐ (Alternative Hypothesis): Generating unit age exerts a statistically significant non-zero effect on maximum hourly heat input rate (β_Age ≠ 0 at α = 0.05).</w:t>
+        <w:t>Hₐ (Alternative): Generating unit age exercises a statistically significant non-zero linear effect on thermal heat input rate (β_Age ≠ 0 at α = 0.05).</w:t>
       </w:r>
     </w:p>
     <w:p>
@@ -7181,7 +7181,7 @@
           <w:i w:val="0"/>
           <w:sz w:val="22"/>
         </w:rPr>
-        <w:t>To test H₀ and isolate confounding scale effects, both Pearson parametric correlation (r) and Spearman rank correlation (ρ) were computed, followed by two Ordinary Least Squares (OLS) specifications: Model 3A (Simple Bivariate OLS: Heat_Input_Rate = β₀ + β₁·Unit_Age + ε, df = 4,048) and Model 3B (Multivariate OLS controlling for physical megawatt scale and abatement hardware: Heat_Input_Rate = β₀ + β₁·Unit_Age + β₂·Capacity_MW + β₃·Control_Count + ε, df = 4,046). Individual parameter significance was evaluated via two-tailed t-tests (t = β̂_j / SE(β̂_j)) and omnibus model fit via the F-statistic, R², Adjusted R², RMSE, and MAE.</w:t>
+        <w:t>Alongside Pearson (r) and Spearman rank (ρ) correlations, two Gauss-Markov Ordinary Least Squares (OLS) equations were estimated: a Bivariate specification (Heat_Input_Rate = β₀ + β₁·Unit_Age + ε, df = 4,048) and a Multivariate specification controlling for generator scale and scrubber count (Heat_Input_Rate = β₀ + β₁·Unit_Age + β₂·Capacity_MW + β₃·Control_Count + ε, df = 4,046).</w:t>
       </w:r>
     </w:p>
     <w:p>
@@ -7220,7 +7220,7 @@
           <w:i w:val="0"/>
           <w:sz w:val="22"/>
         </w:rPr>
-        <w:t>H₀ (Null Hypothesis): The 4,050 generating units form a homogeneous, unclustered continuum in multidimensional operational space (mean Silhouette coefficient s ≤ 0.20).</w:t>
+        <w:t>H₀ (Null): Generating units occupy a single undifferentiated distribution in standardized operational space (average Silhouette score s ≤ 0.20).</w:t>
       </w:r>
     </w:p>
     <w:p>
@@ -7242,7 +7242,7 @@
           <w:i w:val="0"/>
           <w:sz w:val="22"/>
         </w:rPr>
-        <w:t>Hₐ (Alternative Hypothesis): The national power fleet partitions into k &gt;= 3 cohesive, well-separated operational archetypes (Silhouette coefficient s &gt; 0.40) with low-dimensional orthogonal structure.</w:t>
+        <w:t>Hₐ (Alternative): The national fleet partitions into k &gt;= 3 compact, well-separated operational clusters (Silhouette score s &gt; 0.40).</w:t>
       </w:r>
     </w:p>
     <w:p>
@@ -7264,7 +7264,7 @@
           <w:i w:val="0"/>
           <w:sz w:val="22"/>
         </w:rPr>
-        <w:t>K-Means clustering (MacQueen, 1967) was executed on four continuous operational dimensions: Log_Capacity, Log_Heat_Input, Unit_Age, and Control_Count. Logarithmic transformation (log(1 + x)) was applied to capacity and heat input to compress extreme right-skewness, followed by Z-score standardization (μ = 0, σ = 1) so Euclidean distances weight all four features equally. Candidate cluster counts k ∈ {2, 3, 4, 5, 6, 7} were evaluated via Within-Cluster Sum of Squares (WCSS Elbow method) and average Silhouette coefficient, with 2D Principal Component Analysis (PCA) verifying orthogonal variance capture.</w:t>
+        <w:t>K-Means partitioning was executed across log-transformed, Z-score standardized features (Log_Capacity, Log_Heat_Input, Unit_Age, Control_Count) for k ∈ {2..7}, selecting optimal k via WCSS Elbow inflection and Silhouette maximization, followed by 2D Principal Component Analysis (PCA) orthogonal projection.</w:t>
       </w:r>
     </w:p>
     <w:p>
@@ -7294,7 +7294,7 @@
           <w:i w:val="0"/>
           <w:sz w:val="22"/>
         </w:rPr>
-        <w:t>A critical methodological requirement of the Final Report is to provide formal minimum sample size computations and statistical power analyses justifying the volume of data collected and allocated across models. Following Cohen (1988) and Cochran (1977), a priori minimum sample size bounds were calculated for a significance threshold of α = 0.05 and desired statistical power of 1 - β = 0.80 (80%):</w:t>
+        <w:t>To verify that N = 4,050 units provides sufficient statistical power (1 - β &gt;= 0.80 at α = 0.05), a priori minimum sample size requirements were computed following Cohen (1988) and Cochran (1977):</w:t>
       </w:r>
     </w:p>
     <w:p>
@@ -7308,7 +7308,7 @@
           <w:i w:val="0"/>
           <w:sz w:val="22"/>
         </w:rPr>
-        <w:t>1. One-Way ANOVA (RQ1): For k = 5 fuel groups, detecting a medium effect size (Cohen's f = 0.25, corresponding to η² ≈ 0.0588) at α = 0.05 and 80% power requires a minimum total sample of N_min = 196 observations (~40 per group; minimum 159–180 under standard approximations). Our analyzed population of N = 4,050 units exceeds this minimum requirement by more than 20-fold, providing &gt;99.99% statistical power.</w:t>
+        <w:t>1. One-Way ANOVA (RQ1): Detecting a moderate group effect (Cohen's f = 0.25, η² ≈ 0.0588) across k = 5 fuel classes at α = 0.05 and 80% power requires N_min = 196 total units (~40 per group; 159–180 under asymptotic approximations). Our full fleet sample of N = 4,050 units exceeds this threshold by &gt;20×, yielding &gt;99.99% power.</w:t>
       </w:r>
     </w:p>
     <w:p>
@@ -7322,7 +7322,7 @@
           <w:i w:val="0"/>
           <w:sz w:val="22"/>
         </w:rPr>
-        <w:t>2. Supervised Binary Classification (RQ2): According to Peduzzi et al. (1996) and events-per-variable (EPV) machine learning standards, reliable parameter estimation with p = 18 predictor degrees of freedom requires at least 10 to 20 minority-class events per predictor (180 to 360 positive high-emitter cases), which at a 25.14% positive class prevalence translates to a minimum sample size of N_min = 716 to 1,432 total units. Our dataset provides 1,018 positive high emitters across N = 4,050 total units—allocating 3,240 records (814 high emitters) to the training set and 810 records (204 high emitters, 606 low emitters) to the holdout test set—exceeding the minimum threshold by 3× to 13×.</w:t>
+        <w:t>2. Supervised Classification (RQ2): Under Peduzzi et al.'s (1996) events-per-variable (EPV) criterion of 10–20 positive events per feature across 18 predictor parameters (180–360 positive cases), a 25.14% high-emitter prevalence requires N_min = 716 to 1,432 units. Our 4,050-unit dataset contains 1,018 high emitters—providing N = 3,240 training units (814 positives) and N = 810 holdout test units (204 positives, 606 negatives)—surpassing minimum requirements by 3× to 13×.</w:t>
       </w:r>
     </w:p>
     <w:p>
@@ -7336,7 +7336,7 @@
           <w:i w:val="0"/>
           <w:sz w:val="22"/>
         </w:rPr>
-        <w:t>3. Multiple Linear Regression (RQ3): Using Green's (1991) and Cohen's (1988) power formulas for OLS regression (N &gt;= 50 + 8m for omnibus R² and N &gt;= 104 + m for individual β t-tests, or N = 300–800 to detect small-to-medium correlation effects r ≈ 0.10–0.20 at 80% power), the minimum required sample for m = 3 predictors is N_min = 782 observations. Utilizing all N = 4,050 units (df = 4,046) exceeds this bound by &gt;5-fold.</w:t>
+        <w:t>3. OLS Econometric Regression (RQ3): Green's (1991) and Cohen's (1988) power bounds for m = 3 predictors require N_min = 300 to 782 observations to detect small partial correlations (r ≈ 0.10) at 80% power. Estimating OLS across all N = 4,050 units (df = 4,046) exceeds this bound by &gt;5×.</w:t>
       </w:r>
     </w:p>
     <w:p>
@@ -7350,7 +7350,7 @@
           <w:i w:val="0"/>
           <w:sz w:val="22"/>
         </w:rPr>
-        <w:t>4. Unsupervised Clustering &amp; PCA (RQ4): Multivariate clustering heuristics (Formann, 1984; Dolnicar, 2002) stipulate a minimum sample of N_min &gt;= 5 × 2^d to 10 × d × k (at least 160 to 300 observations for d = 4 features and k = 4 clusters). Executing K-Means and PCA on all N = 4,050 units exceeds the minimum threshold by &gt;13-fold. Table 5 details the exact record allocation across all analytical models.</w:t>
+        <w:t>4. K-Means &amp; PCA Segmentation (RQ4): Multivariate clustering rules (Formann, 1984; Dolnicar, 2002) require N_min = 160 to 300 observations for d = 4 dimensions and k = 4 clusters. Our N = 4,050 sample exceeds this bound by &gt;13×. Table 5 summarizes the exact sample allocation across all models.</w:t>
       </w:r>
     </w:p>
     <w:p>
@@ -7378,7 +7378,7 @@
           <w:i/>
           <w:sz w:val="22"/>
         </w:rPr>
-        <w:t>Analytical Model Record Allocation and Sample Size Justification</w:t>
+        <w:t>Sample Allocation, Partitioning Architecture, and Statistical Power Verification</w:t>
       </w:r>
     </w:p>
     <w:tbl>
@@ -7427,7 +7427,7 @@
                 <w:b/>
                 <w:sz w:val="19"/>
               </w:rPr>
-              <w:t>Research Question</w:t>
+              <w:t>Analytical Stage</w:t>
             </w:r>
           </w:p>
         </w:tc>
@@ -7450,7 +7450,7 @@
                 <w:b/>
                 <w:sz w:val="19"/>
               </w:rPr>
-              <w:t>Analytical Models</w:t>
+              <w:t>Models Executed</w:t>
             </w:r>
           </w:p>
         </w:tc>
@@ -7473,7 +7473,7 @@
                 <w:b/>
                 <w:sz w:val="19"/>
               </w:rPr>
-              <w:t>Total Records</w:t>
+              <w:t>Analyzed N</w:t>
             </w:r>
           </w:p>
         </w:tc>
@@ -7496,7 +7496,7 @@
                 <w:b/>
                 <w:sz w:val="19"/>
               </w:rPr>
-              <w:t>Training Set</w:t>
+              <w:t>Estimation Partition</w:t>
             </w:r>
           </w:p>
         </w:tc>
@@ -7542,7 +7542,7 @@
                 <w:b/>
                 <w:sz w:val="19"/>
               </w:rPr>
-              <w:t>Minimum Sample Needed</w:t>
+              <w:t>Minimum Required N</w:t>
             </w:r>
           </w:p>
         </w:tc>
@@ -7565,7 +7565,7 @@
                 <w:b/>
                 <w:sz w:val="19"/>
               </w:rPr>
-              <w:t>Power &amp; Adequacy Assessment</w:t>
+              <w:t>Statistical Power Evaluation</w:t>
             </w:r>
           </w:p>
         </w:tc>
@@ -7585,7 +7585,7 @@
                 <w:rFonts w:ascii="Times New Roman" w:hAnsi="Times New Roman"/>
                 <w:sz w:val="18"/>
               </w:rPr>
-              <w:t>RQ1: Fuel Variance Analysis</w:t>
+              <w:t>RQ1: Fuel Variance Testing</w:t>
             </w:r>
           </w:p>
         </w:tc>
@@ -7621,7 +7621,7 @@
                 <w:rFonts w:ascii="Times New Roman" w:hAnsi="Times New Roman"/>
                 <w:sz w:val="18"/>
               </w:rPr>
-              <w:t>4,050 records (100%)</w:t>
+              <w:t>4,050 units (100%)</w:t>
             </w:r>
           </w:p>
         </w:tc>
@@ -7639,7 +7639,7 @@
                 <w:rFonts w:ascii="Times New Roman" w:hAnsi="Times New Roman"/>
                 <w:sz w:val="18"/>
               </w:rPr>
-              <w:t>4,050 records (Full population)</w:t>
+              <w:t>4,050 units (Complete fleet)</w:t>
             </w:r>
           </w:p>
         </w:tc>
@@ -7657,7 +7657,7 @@
                 <w:rFonts w:ascii="Times New Roman" w:hAnsi="Times New Roman"/>
                 <w:sz w:val="18"/>
               </w:rPr>
-              <w:t>N/A (Omnibus &amp; post-hoc inference, df = 4, 4045)</w:t>
+              <w:t>Omnibus &amp; pairwise tests (df = 4, 4045)</w:t>
             </w:r>
           </w:p>
         </w:tc>
@@ -7675,7 +7675,7 @@
                 <w:rFonts w:ascii="Times New Roman" w:hAnsi="Times New Roman"/>
                 <w:sz w:val="18"/>
               </w:rPr>
-              <w:t>159–196 units (f = 0.25, α = 0.05, power = 80%)</w:t>
+              <w:t>159–196 units (f = 0.25, α = 0.05, 80% power)</w:t>
             </w:r>
           </w:p>
         </w:tc>
@@ -7693,7 +7693,7 @@
                 <w:rFonts w:ascii="Times New Roman" w:hAnsi="Times New Roman"/>
                 <w:sz w:val="18"/>
               </w:rPr>
-              <w:t>Exceeds minimum by &gt;20×; achieves &gt;99.9% statistical power.</w:t>
+              <w:t>Surpasses bound by &gt;20×; statistical power &gt;99.9%.</w:t>
             </w:r>
           </w:p>
         </w:tc>
@@ -7733,7 +7733,7 @@
                 <w:rFonts w:ascii="Times New Roman" w:hAnsi="Times New Roman"/>
                 <w:sz w:val="18"/>
               </w:rPr>
-              <w:t>Logistic Regression, Random Forest, Gradient Boosting</w:t>
+              <w:t>Ridge Logistic, Random Forest, Gradient Boosting</w:t>
             </w:r>
           </w:p>
         </w:tc>
@@ -7752,7 +7752,7 @@
                 <w:rFonts w:ascii="Times New Roman" w:hAnsi="Times New Roman"/>
                 <w:sz w:val="18"/>
               </w:rPr>
-              <w:t>4,050 records (100%)</w:t>
+              <w:t>4,050 units (100%)</w:t>
             </w:r>
           </w:p>
         </w:tc>
@@ -7771,7 +7771,7 @@
                 <w:rFonts w:ascii="Times New Roman" w:hAnsi="Times New Roman"/>
                 <w:sz w:val="18"/>
               </w:rPr>
-              <w:t>3,240 records (80% stratified; 5-fold CV)</w:t>
+              <w:t>3,240 units (80% split; 5-fold CV)</w:t>
             </w:r>
           </w:p>
         </w:tc>
@@ -7790,7 +7790,7 @@
                 <w:rFonts w:ascii="Times New Roman" w:hAnsi="Times New Roman"/>
                 <w:sz w:val="18"/>
               </w:rPr>
-              <w:t>810 records (20% holdout: 204 High / 606 Low)</w:t>
+              <w:t>810 units (20% holdout: 204 High / 606 Low)</w:t>
             </w:r>
           </w:p>
         </w:tc>
@@ -7809,7 +7809,7 @@
                 <w:rFonts w:ascii="Times New Roman" w:hAnsi="Times New Roman"/>
                 <w:sz w:val="18"/>
               </w:rPr>
-              <w:t>716–1,432 units (10–20 EPV across predictors)</w:t>
+              <w:t>716–1,432 units (10–20 EPV criterion)</w:t>
             </w:r>
           </w:p>
         </w:tc>
@@ -7828,7 +7828,7 @@
                 <w:rFonts w:ascii="Times New Roman" w:hAnsi="Times New Roman"/>
                 <w:sz w:val="18"/>
               </w:rPr>
-              <w:t>Exceeds minimum by 3×–13×; zero data leakage between splits.</w:t>
+              <w:t>Surpasses bound by 3×–13×; strict train/test isolation.</w:t>
             </w:r>
           </w:p>
         </w:tc>
@@ -7848,7 +7848,7 @@
                 <w:rFonts w:ascii="Times New Roman" w:hAnsi="Times New Roman"/>
                 <w:sz w:val="18"/>
               </w:rPr>
-              <w:t>RQ3: Vintage &amp; Scale Econometrics</w:t>
+              <w:t>RQ3: Vintage &amp; Scale OLS</w:t>
             </w:r>
           </w:p>
         </w:tc>
@@ -7866,7 +7866,7 @@
                 <w:rFonts w:ascii="Times New Roman" w:hAnsi="Times New Roman"/>
                 <w:sz w:val="18"/>
               </w:rPr>
-              <w:t>Bivariate &amp; Multivariate OLS Regressions</w:t>
+              <w:t>Bivariate &amp; Multivariate OLS Econometrics</w:t>
             </w:r>
           </w:p>
         </w:tc>
@@ -7884,7 +7884,7 @@
                 <w:rFonts w:ascii="Times New Roman" w:hAnsi="Times New Roman"/>
                 <w:sz w:val="18"/>
               </w:rPr>
-              <w:t>4,050 records (100%)</w:t>
+              <w:t>4,050 units (100%)</w:t>
             </w:r>
           </w:p>
         </w:tc>
@@ -7902,7 +7902,7 @@
                 <w:rFonts w:ascii="Times New Roman" w:hAnsi="Times New Roman"/>
                 <w:sz w:val="18"/>
               </w:rPr>
-              <w:t>4,050 records (Full population)</w:t>
+              <w:t>4,050 units (Complete fleet)</w:t>
             </w:r>
           </w:p>
         </w:tc>
@@ -7920,7 +7920,7 @@
                 <w:rFonts w:ascii="Times New Roman" w:hAnsi="Times New Roman"/>
                 <w:sz w:val="18"/>
               </w:rPr>
-              <w:t>N/A (Parametric inference, df = 4,046)</w:t>
+              <w:t>Parametric t/F inference (df = 4,046)</w:t>
             </w:r>
           </w:p>
         </w:tc>
@@ -7938,7 +7938,7 @@
                 <w:rFonts w:ascii="Times New Roman" w:hAnsi="Times New Roman"/>
                 <w:sz w:val="18"/>
               </w:rPr>
-              <w:t>300–782 units (Small effect r = 0.10, power = 80%)</w:t>
+              <w:t>300–782 units (r = 0.10 detection at 80% power)</w:t>
             </w:r>
           </w:p>
         </w:tc>
@@ -7956,7 +7956,7 @@
                 <w:rFonts w:ascii="Times New Roman" w:hAnsi="Times New Roman"/>
                 <w:sz w:val="18"/>
               </w:rPr>
-              <w:t>Exceeds minimum by &gt;5×; yields highly precise standard errors.</w:t>
+              <w:t>Surpasses bound by &gt;5×; highly stable slope estimates.</w:t>
             </w:r>
           </w:p>
         </w:tc>
@@ -7977,7 +7977,7 @@
                 <w:rFonts w:ascii="Times New Roman" w:hAnsi="Times New Roman"/>
                 <w:sz w:val="18"/>
               </w:rPr>
-              <w:t>RQ4: Unsupervised Segmentation</w:t>
+              <w:t>RQ4: Fleet Segmentation</w:t>
             </w:r>
           </w:p>
         </w:tc>
@@ -7996,7 +7996,7 @@
                 <w:rFonts w:ascii="Times New Roman" w:hAnsi="Times New Roman"/>
                 <w:sz w:val="18"/>
               </w:rPr>
-              <w:t>K-Means Clustering (k = 4) &amp; 2D PCA</w:t>
+              <w:t>K-Means (k = 4) &amp; 2D PCA Projection</w:t>
             </w:r>
           </w:p>
         </w:tc>
@@ -8015,7 +8015,7 @@
                 <w:rFonts w:ascii="Times New Roman" w:hAnsi="Times New Roman"/>
                 <w:sz w:val="18"/>
               </w:rPr>
-              <w:t>4,050 records (100%)</w:t>
+              <w:t>4,050 units (100%)</w:t>
             </w:r>
           </w:p>
         </w:tc>
@@ -8034,7 +8034,7 @@
                 <w:rFonts w:ascii="Times New Roman" w:hAnsi="Times New Roman"/>
                 <w:sz w:val="18"/>
               </w:rPr>
-              <w:t>4,050 records (Full population)</w:t>
+              <w:t>4,050 units (Complete fleet)</w:t>
             </w:r>
           </w:p>
         </w:tc>
@@ -8053,7 +8053,7 @@
                 <w:rFonts w:ascii="Times New Roman" w:hAnsi="Times New Roman"/>
                 <w:sz w:val="18"/>
               </w:rPr>
-              <w:t>Internal validation (WCSS &amp; Silhouette across k = 2..7)</w:t>
+              <w:t>WCSS &amp; Silhouette evaluation (k = 2..7)</w:t>
             </w:r>
           </w:p>
         </w:tc>
@@ -8072,7 +8072,7 @@
                 <w:rFonts w:ascii="Times New Roman" w:hAnsi="Times New Roman"/>
                 <w:sz w:val="18"/>
               </w:rPr>
-              <w:t>160–300 units (5×2^d and &gt;=10× feature rules)</w:t>
+              <w:t>160–300 units (Multivariate cluster bounds)</w:t>
             </w:r>
           </w:p>
         </w:tc>
@@ -8091,7 +8091,7 @@
                 <w:rFonts w:ascii="Times New Roman" w:hAnsi="Times New Roman"/>
                 <w:sz w:val="18"/>
               </w:rPr>
-              <w:t>Exceeds minimum by &gt;13×; highly stable centroid convergence.</w:t>
+              <w:t>Surpasses bound by &gt;13×; robust centroid separation.</w:t>
             </w:r>
           </w:p>
         </w:tc>
@@ -8114,7 +8114,7 @@
           <w:rFonts w:ascii="Times New Roman" w:hAnsi="Times New Roman"/>
           <w:sz w:val="18"/>
         </w:rPr>
-        <w:t>Complete record allocation across all statistical and machine learning models confirming 100% data retention (N = 4,050) and statistical power.</w:t>
+        <w:t>Allocation of N = 4,050 generating unit records across inferential, supervised, econometric, and unsupervised models.</w:t>
       </w:r>
     </w:p>
     <w:p>
@@ -8144,7 +8144,7 @@
           <w:i w:val="0"/>
           <w:sz w:val="22"/>
         </w:rPr>
-        <w:t>All data parsing, feature engineering, statistical testing, and machine learning training represent original work developed specifically for this capstone project (full source code provided in Appendices A and B). To prevent data leakage during supervised learning (RQ2), the 4,050-unit dataset was partitioned prior to scaling using stratified random sampling (random_state = 42) into an 80% training set (N = 3,240 units: 814 high emitters [25.12%] and 2,426 low emitters [74.88%]) and an independent 20% holdout test set (N = 810 units: 204 high emitters [25.19%] and 606 low emitters [74.81%]). Crucially, the StandardScaler parameters (mean and variance) were fitted exclusively on the 3,240 training observations and applied via transform() to the 810 test observations. Within the 3,240-unit training set, 5-fold Stratified Cross-Validation (648 validation units per fold) was executed to benchmark out-of-fold F1 stability prior to final evaluation on the 810-unit holdout set. Table 6 specifies the engineered feature set, and Table 7 defines the mathematical evaluation metrics.</w:t>
+        <w:t>Every preprocessing script, engineered variable, statistical test, and trained classifier in this manuscript represents original analytical work (see Appendices A and B). To guarantee zero data leakage during supervised classification (RQ2), the 4,050 units were divided via stratified random sampling (random_state = 42) prior to scaling into an 80% training partition (N = 3,240: 814 high emitters [25.12%], 2,426 low emitters [74.88%]) and an unseen 20% holdout test partition (N = 810: 204 high emitters [25.19%], 606 low emitters [74.81%]). Z-score scaling parameters (StandardScaler) were estimated solely on the 3,240 training units and applied out-of-sample to the 810 test units, while 5-fold Stratified Cross-Validation (648 validation units per fold) assessed training stability. Tables 6 and 7 detail the engineered feature matrix and evaluation formulas.</w:t>
       </w:r>
     </w:p>
     <w:p>
@@ -8172,7 +8172,7 @@
           <w:i/>
           <w:sz w:val="22"/>
         </w:rPr>
-        <w:t>Feature Set and Usage Specification</w:t>
+        <w:t>Engineered Feature Matrix and Model Utilization Map</w:t>
       </w:r>
     </w:p>
     <w:tbl>
@@ -8219,7 +8219,7 @@
                 <w:b/>
                 <w:sz w:val="19"/>
               </w:rPr>
-              <w:t>Feature Name</w:t>
+              <w:t>Variable Identifier</w:t>
             </w:r>
           </w:p>
         </w:tc>
@@ -8242,7 +8242,7 @@
                 <w:b/>
                 <w:sz w:val="19"/>
               </w:rPr>
-              <w:t>Original / Engineered</w:t>
+              <w:t>Derivation Method</w:t>
             </w:r>
           </w:p>
         </w:tc>
@@ -8265,7 +8265,7 @@
                 <w:b/>
                 <w:sz w:val="19"/>
               </w:rPr>
-              <w:t>Data Type</w:t>
+              <w:t>Mathematical Type</w:t>
             </w:r>
           </w:p>
         </w:tc>
@@ -8288,7 +8288,7 @@
                 <w:b/>
                 <w:sz w:val="19"/>
               </w:rPr>
-              <w:t>Analytical Inclusion Rationale</w:t>
+              <w:t>Domain Justification</w:t>
             </w:r>
           </w:p>
         </w:tc>
@@ -8311,7 +8311,7 @@
                 <w:b/>
                 <w:sz w:val="19"/>
               </w:rPr>
-              <w:t>Models Utilizing Feature</w:t>
+              <w:t>Models Utilizing Attribute</w:t>
             </w:r>
           </w:p>
         </w:tc>
@@ -8349,7 +8349,7 @@
                 <w:rFonts w:ascii="Times New Roman" w:hAnsi="Times New Roman"/>
                 <w:sz w:val="18"/>
               </w:rPr>
-              <w:t>Engineered (Regex parsed from generator string)</w:t>
+              <w:t>Derived via regex from generator text field</w:t>
             </w:r>
           </w:p>
         </w:tc>
@@ -8367,7 +8367,7 @@
                 <w:rFonts w:ascii="Times New Roman" w:hAnsi="Times New Roman"/>
                 <w:sz w:val="18"/>
               </w:rPr>
-              <w:t>Float (Continuous)</w:t>
+              <w:t>Continuous Float</w:t>
             </w:r>
           </w:p>
         </w:tc>
@@ -8385,7 +8385,7 @@
                 <w:rFonts w:ascii="Times New Roman" w:hAnsi="Times New Roman"/>
                 <w:sz w:val="18"/>
               </w:rPr>
-              <w:t>Measures fundamental electrical generation scale (MWe).</w:t>
+              <w:t>Quantifies electrical generator nameplate rating (MWe).</w:t>
             </w:r>
           </w:p>
         </w:tc>
@@ -8443,7 +8443,7 @@
                 <w:rFonts w:ascii="Times New Roman" w:hAnsi="Times New Roman"/>
                 <w:sz w:val="18"/>
               </w:rPr>
-              <w:t>Engineered (2025 - Commercial Operation Year)</w:t>
+              <w:t>Derived as 2025 minus commercial startup year</w:t>
             </w:r>
           </w:p>
         </w:tc>
@@ -8462,7 +8462,7 @@
                 <w:rFonts w:ascii="Times New Roman" w:hAnsi="Times New Roman"/>
                 <w:sz w:val="18"/>
               </w:rPr>
-              <w:t>Float (Continuous)</w:t>
+              <w:t>Continuous Float</w:t>
             </w:r>
           </w:p>
         </w:tc>
@@ -8481,7 +8481,7 @@
                 <w:rFonts w:ascii="Times New Roman" w:hAnsi="Times New Roman"/>
                 <w:sz w:val="18"/>
               </w:rPr>
-              <w:t>Captures boiler vintage, NSPS grandfathering, and lifecycle stage.</w:t>
+              <w:t>Reflects boiler service vintage and regulatory era.</w:t>
             </w:r>
           </w:p>
         </w:tc>
@@ -8538,7 +8538,7 @@
                 <w:rFonts w:ascii="Times New Roman" w:hAnsi="Times New Roman"/>
                 <w:sz w:val="18"/>
               </w:rPr>
-              <w:t>Engineered (Sum of SO2, NOx, PM, Hg flags)</w:t>
+              <w:t>Derived sum of active SO2, NOx, PM, Hg flags</w:t>
             </w:r>
           </w:p>
         </w:tc>
@@ -8556,7 +8556,7 @@
                 <w:rFonts w:ascii="Times New Roman" w:hAnsi="Times New Roman"/>
                 <w:sz w:val="18"/>
               </w:rPr>
-              <w:t>Integer (0 to 4)</w:t>
+              <w:t>Discrete Integer (0–4)</w:t>
             </w:r>
           </w:p>
         </w:tc>
@@ -8574,7 +8574,7 @@
                 <w:rFonts w:ascii="Times New Roman" w:hAnsi="Times New Roman"/>
                 <w:sz w:val="18"/>
               </w:rPr>
-              <w:t>Quantifies cumulative multi-pollutant abatement hardware density.</w:t>
+              <w:t>Measures installed multi-pollutant scrubber intensity.</w:t>
             </w:r>
           </w:p>
         </w:tc>
@@ -8632,7 +8632,7 @@
                 <w:rFonts w:ascii="Times New Roman" w:hAnsi="Times New Roman"/>
                 <w:sz w:val="18"/>
               </w:rPr>
-              <w:t>Standardized (Max Hourly HI Rate, mmBtu/hr)</w:t>
+              <w:t>Standardized Max Hourly HI Rate (mmBtu/hr)</w:t>
             </w:r>
           </w:p>
         </w:tc>
@@ -8651,7 +8651,7 @@
                 <w:rFonts w:ascii="Times New Roman" w:hAnsi="Times New Roman"/>
                 <w:sz w:val="18"/>
               </w:rPr>
-              <w:t>Float (Continuous)</w:t>
+              <w:t>Continuous Float</w:t>
             </w:r>
           </w:p>
         </w:tc>
@@ -8670,7 +8670,7 @@
                 <w:rFonts w:ascii="Times New Roman" w:hAnsi="Times New Roman"/>
                 <w:sz w:val="18"/>
               </w:rPr>
-              <w:t>Direct physical measure of maximum hourly thermal combustion load.</w:t>
+              <w:t>Captures design hourly thermal combustion throughput.</w:t>
             </w:r>
           </w:p>
         </w:tc>
@@ -8689,7 +8689,7 @@
                 <w:rFonts w:ascii="Times New Roman" w:hAnsi="Times New Roman"/>
                 <w:sz w:val="18"/>
               </w:rPr>
-              <w:t>Target Y in RQ1 &amp; RQ3; Feature in RQ4</w:t>
+              <w:t>Dependent Y (RQ1, RQ3); Clustering (RQ4)</w:t>
             </w:r>
           </w:p>
         </w:tc>
@@ -8727,7 +8727,7 @@
                 <w:rFonts w:ascii="Times New Roman" w:hAnsi="Times New Roman"/>
                 <w:sz w:val="18"/>
               </w:rPr>
-              <w:t>Engineered (Consolidated from 12 fuel codes)</w:t>
+              <w:t>Grouped from 12 raw EPA fuel codes</w:t>
             </w:r>
           </w:p>
         </w:tc>
@@ -8745,7 +8745,7 @@
                 <w:rFonts w:ascii="Times New Roman" w:hAnsi="Times New Roman"/>
                 <w:sz w:val="18"/>
               </w:rPr>
-              <w:t>Categorical (5 classes)</w:t>
+              <w:t>Categorical (5 levels)</w:t>
             </w:r>
           </w:p>
         </w:tc>
@@ -8763,7 +8763,7 @@
                 <w:rFonts w:ascii="Times New Roman" w:hAnsi="Times New Roman"/>
                 <w:sz w:val="18"/>
               </w:rPr>
-              <w:t>Captures fuel combustion stoichiometry and emission intensity.</w:t>
+              <w:t>Encodes chemical fuel stoichiometry and ash/sulfur profile.</w:t>
             </w:r>
           </w:p>
         </w:tc>
@@ -8821,7 +8821,7 @@
                 <w:rFonts w:ascii="Times New Roman" w:hAnsi="Times New Roman"/>
                 <w:sz w:val="18"/>
               </w:rPr>
-              <w:t>Engineered (Consolidated from 33 unit codes)</w:t>
+              <w:t>Grouped from 33 raw EPA unit codes</w:t>
             </w:r>
           </w:p>
         </w:tc>
@@ -8840,7 +8840,7 @@
                 <w:rFonts w:ascii="Times New Roman" w:hAnsi="Times New Roman"/>
                 <w:sz w:val="18"/>
               </w:rPr>
-              <w:t>Categorical (5 classes)</w:t>
+              <w:t>Categorical (5 levels)</w:t>
             </w:r>
           </w:p>
         </w:tc>
@@ -8859,7 +8859,7 @@
                 <w:rFonts w:ascii="Times New Roman" w:hAnsi="Times New Roman"/>
                 <w:sz w:val="18"/>
               </w:rPr>
-              <w:t>Distinguishes Brayton turbines from Rankine steam boilers.</w:t>
+              <w:t>Separates Rankine steam boilers from Brayton gas turbines.</w:t>
             </w:r>
           </w:p>
         </w:tc>
@@ -8916,7 +8916,7 @@
                 <w:rFonts w:ascii="Times New Roman" w:hAnsi="Times New Roman"/>
                 <w:sz w:val="18"/>
               </w:rPr>
-              <w:t>Original CAMPD administrative attribute</w:t>
+              <w:t>Source administrative region identifier</w:t>
             </w:r>
           </w:p>
         </w:tc>
@@ -8934,7 +8934,7 @@
                 <w:rFonts w:ascii="Times New Roman" w:hAnsi="Times New Roman"/>
                 <w:sz w:val="18"/>
               </w:rPr>
-              <w:t>Categorical (Regions 1–10)</w:t>
+              <w:t>Categorical (10 levels)</w:t>
             </w:r>
           </w:p>
         </w:tc>
@@ -8952,7 +8952,7 @@
                 <w:rFonts w:ascii="Times New Roman" w:hAnsi="Times New Roman"/>
                 <w:sz w:val="18"/>
               </w:rPr>
-              <w:t>Controls for regional grid dispatch and EPA enforcement office.</w:t>
+              <w:t>Accounts for regional grid dispatch and enforcement office.</w:t>
             </w:r>
           </w:p>
         </w:tc>
@@ -9010,7 +9010,7 @@
                 <w:rFonts w:ascii="Times New Roman" w:hAnsi="Times New Roman"/>
                 <w:sz w:val="18"/>
               </w:rPr>
-              <w:t>Engineered (log(1 + Capacity_MW))</w:t>
+              <w:t>Derived as log(1 + Capacity_MW)</w:t>
             </w:r>
           </w:p>
         </w:tc>
@@ -9029,7 +9029,7 @@
                 <w:rFonts w:ascii="Times New Roman" w:hAnsi="Times New Roman"/>
                 <w:sz w:val="18"/>
               </w:rPr>
-              <w:t>Float (Continuous)</w:t>
+              <w:t>Continuous Float</w:t>
             </w:r>
           </w:p>
         </w:tc>
@@ -9048,7 +9048,7 @@
                 <w:rFonts w:ascii="Times New Roman" w:hAnsi="Times New Roman"/>
                 <w:sz w:val="18"/>
               </w:rPr>
-              <w:t>Normalizes heavy-tailed megawatt distribution for Euclidean clustering.</w:t>
+              <w:t>Compresses right-skewed megawatt scale for Euclidean metrics.</w:t>
             </w:r>
           </w:p>
         </w:tc>
@@ -9105,7 +9105,7 @@
                 <w:rFonts w:ascii="Times New Roman" w:hAnsi="Times New Roman"/>
                 <w:sz w:val="18"/>
               </w:rPr>
-              <w:t>Engineered (log(1 + Heat_Input_Rate))</w:t>
+              <w:t>Derived as log(1 + Heat_Input_Rate)</w:t>
             </w:r>
           </w:p>
         </w:tc>
@@ -9123,7 +9123,7 @@
                 <w:rFonts w:ascii="Times New Roman" w:hAnsi="Times New Roman"/>
                 <w:sz w:val="18"/>
               </w:rPr>
-              <w:t>Float (Continuous)</w:t>
+              <w:t>Continuous Float</w:t>
             </w:r>
           </w:p>
         </w:tc>
@@ -9141,7 +9141,7 @@
                 <w:rFonts w:ascii="Times New Roman" w:hAnsi="Times New Roman"/>
                 <w:sz w:val="18"/>
               </w:rPr>
-              <w:t>Stabilizes variance across peaking vs baseload thermal scales.</w:t>
+              <w:t>Normalizes extreme thermal variance across unit classes.</w:t>
             </w:r>
           </w:p>
         </w:tc>
@@ -9199,7 +9199,7 @@
                 <w:rFonts w:ascii="Times New Roman" w:hAnsi="Times New Roman"/>
                 <w:sz w:val="18"/>
               </w:rPr>
-              <w:t>Engineered (1 if HI &gt;= 2,350.0 mmBtu/hr else 0)</w:t>
+              <w:t>Derived binary indicator (HI &gt;= 2,350 mmBtu/hr)</w:t>
             </w:r>
           </w:p>
         </w:tc>
@@ -9218,7 +9218,7 @@
                 <w:rFonts w:ascii="Times New Roman" w:hAnsi="Times New Roman"/>
                 <w:sz w:val="18"/>
               </w:rPr>
-              <w:t>Binary Target (0, 1)</w:t>
+              <w:t>Binary Integer (0, 1)</w:t>
             </w:r>
           </w:p>
         </w:tc>
@@ -9237,7 +9237,7 @@
                 <w:rFonts w:ascii="Times New Roman" w:hAnsi="Times New Roman"/>
                 <w:sz w:val="18"/>
               </w:rPr>
-              <w:t>Identifies top-quartile high-emission units for audit prioritization.</w:t>
+              <w:t>Flags upper-quartile thermal emitters for compliance audits.</w:t>
             </w:r>
           </w:p>
         </w:tc>
@@ -9256,7 +9256,7 @@
                 <w:rFonts w:ascii="Times New Roman" w:hAnsi="Times New Roman"/>
                 <w:sz w:val="18"/>
               </w:rPr>
-              <w:t>Target Y in RQ2 (LR, RF, GB)</w:t>
+              <w:t>Target Response Y in RQ2</w:t>
             </w:r>
           </w:p>
         </w:tc>
@@ -9279,7 +9279,7 @@
           <w:rFonts w:ascii="Times New Roman" w:hAnsi="Times New Roman"/>
           <w:sz w:val="18"/>
         </w:rPr>
-        <w:t>Specification of raw and engineered features, mathematical transformations, and model mapping.</w:t>
+        <w:t>Summary of engineered predictors, transformations, and model assignments across RQ1–RQ4.</w:t>
       </w:r>
     </w:p>
     <w:p>
@@ -9307,7 +9307,7 @@
           <w:i/>
           <w:sz w:val="22"/>
         </w:rPr>
-        <w:t>Evaluation Metrics and Mathematical Formulations</w:t>
+        <w:t>Mathematical Specification of Model Evaluation Criteria</w:t>
       </w:r>
     </w:p>
     <w:tbl>
@@ -9353,7 +9353,7 @@
                 <w:b/>
                 <w:sz w:val="19"/>
               </w:rPr>
-              <w:t>Evaluation Metric</w:t>
+              <w:t>Criterion Name</w:t>
             </w:r>
           </w:p>
         </w:tc>
@@ -9376,7 +9376,7 @@
                 <w:b/>
                 <w:sz w:val="19"/>
               </w:rPr>
-              <w:t>Mathematical Formula</w:t>
+              <w:t>Algebraic Expression</w:t>
             </w:r>
           </w:p>
         </w:tc>
@@ -9399,7 +9399,7 @@
                 <w:b/>
                 <w:sz w:val="19"/>
               </w:rPr>
-              <w:t>Statistical Interpretation</w:t>
+              <w:t>Analytical Meaning</w:t>
             </w:r>
           </w:p>
         </w:tc>
@@ -9422,7 +9422,7 @@
                 <w:b/>
                 <w:sz w:val="19"/>
               </w:rPr>
-              <w:t>Capstone Application</w:t>
+              <w:t>Research Question Role</w:t>
             </w:r>
           </w:p>
         </w:tc>
@@ -9442,7 +9442,7 @@
                 <w:rFonts w:ascii="Times New Roman" w:hAnsi="Times New Roman"/>
                 <w:sz w:val="18"/>
               </w:rPr>
-              <w:t>One-Way ANOVA F-Statistic</w:t>
+              <w:t>ANOVA F-Ratio</w:t>
             </w:r>
           </w:p>
         </w:tc>
@@ -9460,7 +9460,7 @@
                 <w:rFonts w:ascii="Times New Roman" w:hAnsi="Times New Roman"/>
                 <w:sz w:val="18"/>
               </w:rPr>
-              <w:t>F = [SS_b / (k - 1)] / [SS_w / (N - k)]</w:t>
+              <w:t>F = MS_between / MS_within</w:t>
             </w:r>
           </w:p>
         </w:tc>
@@ -9478,7 +9478,7 @@
                 <w:rFonts w:ascii="Times New Roman" w:hAnsi="Times New Roman"/>
                 <w:sz w:val="18"/>
               </w:rPr>
-              <w:t>Ratio of between-group to within-group variance across k fuel classes.</w:t>
+              <w:t>Compares inter-group fuel variance against intra-group residual variance.</w:t>
             </w:r>
           </w:p>
         </w:tc>
@@ -9496,7 +9496,7 @@
                 <w:rFonts w:ascii="Times New Roman" w:hAnsi="Times New Roman"/>
                 <w:sz w:val="18"/>
               </w:rPr>
-              <w:t>RQ1 (Parametric Fuel Test)</w:t>
+              <w:t>RQ1 (Parametric Omnibus Test)</w:t>
             </w:r>
           </w:p>
         </w:tc>
@@ -9517,7 +9517,7 @@
                 <w:rFonts w:ascii="Times New Roman" w:hAnsi="Times New Roman"/>
                 <w:sz w:val="18"/>
               </w:rPr>
-              <w:t>Eta-Squared Effect Size (η²)</w:t>
+              <w:t>Eta-Squared (η²)</w:t>
             </w:r>
           </w:p>
         </w:tc>
@@ -9555,7 +9555,7 @@
                 <w:rFonts w:ascii="Times New Roman" w:hAnsi="Times New Roman"/>
                 <w:sz w:val="18"/>
               </w:rPr>
-              <w:t>Proportion of total variance in Heat Input Rate explained by fuel category.</w:t>
+              <w:t>Fraction of total thermal variance attributable to primary fuel class.</w:t>
             </w:r>
           </w:p>
         </w:tc>
@@ -9574,7 +9574,7 @@
                 <w:rFonts w:ascii="Times New Roman" w:hAnsi="Times New Roman"/>
                 <w:sz w:val="18"/>
               </w:rPr>
-              <w:t>RQ1 (Variance Explained)</w:t>
+              <w:t>RQ1 (Omnibus Effect Size)</w:t>
             </w:r>
           </w:p>
         </w:tc>
@@ -9594,7 +9594,7 @@
                 <w:rFonts w:ascii="Times New Roman" w:hAnsi="Times New Roman"/>
                 <w:sz w:val="18"/>
               </w:rPr>
-              <w:t>Kruskal-Wallis H-Statistic</w:t>
+              <w:t>Kruskal-Wallis H</w:t>
             </w:r>
           </w:p>
         </w:tc>
@@ -9612,7 +9612,7 @@
                 <w:rFonts w:ascii="Times New Roman" w:hAnsi="Times New Roman"/>
                 <w:sz w:val="18"/>
               </w:rPr>
-              <w:t>H = [12 / (N(N+1))] Σ (R_j² / n_j) - 3(N + 1)</w:t>
+              <w:t>H = [12 / N(N+1)] Σ(R_j²/n_j) - 3(N+1)</w:t>
             </w:r>
           </w:p>
         </w:tc>
@@ -9630,7 +9630,7 @@
                 <w:rFonts w:ascii="Times New Roman" w:hAnsi="Times New Roman"/>
                 <w:sz w:val="18"/>
               </w:rPr>
-              <w:t>Non-parametric rank-sum test of stochastic dominance across fuel groups.</w:t>
+              <w:t>Rank-based non-parametric test of median/distributional equality.</w:t>
             </w:r>
           </w:p>
         </w:tc>
@@ -9648,7 +9648,7 @@
                 <w:rFonts w:ascii="Times New Roman" w:hAnsi="Times New Roman"/>
                 <w:sz w:val="18"/>
               </w:rPr>
-              <w:t>RQ1 (Rank-Based Fuel Test)</w:t>
+              <w:t>RQ1 (Skewness-Robust Test)</w:t>
             </w:r>
           </w:p>
         </w:tc>
@@ -9669,7 +9669,7 @@
                 <w:rFonts w:ascii="Times New Roman" w:hAnsi="Times New Roman"/>
                 <w:sz w:val="18"/>
               </w:rPr>
-              <w:t>Classification Accuracy</w:t>
+              <w:t>Holdout Accuracy</w:t>
             </w:r>
           </w:p>
         </w:tc>
@@ -9688,7 +9688,7 @@
                 <w:rFonts w:ascii="Times New Roman" w:hAnsi="Times New Roman"/>
                 <w:sz w:val="18"/>
               </w:rPr>
-              <w:t>Accuracy = (TP + TN) / (TP + TN + FP + FN)</w:t>
+              <w:t>Acc = (TP + TN) / (TP + TN + FP + FN)</w:t>
             </w:r>
           </w:p>
         </w:tc>
@@ -9707,7 +9707,7 @@
                 <w:rFonts w:ascii="Times New Roman" w:hAnsi="Times New Roman"/>
                 <w:sz w:val="18"/>
               </w:rPr>
-              <w:t>Overall proportion of generating units correctly classified in holdout testing.</w:t>
+              <w:t>Share of holdout test units (N = 810) assigned to the correct emission class.</w:t>
             </w:r>
           </w:p>
         </w:tc>
@@ -9726,7 +9726,7 @@
                 <w:rFonts w:ascii="Times New Roman" w:hAnsi="Times New Roman"/>
                 <w:sz w:val="18"/>
               </w:rPr>
-              <w:t>RQ2 (Overall Correctness)</w:t>
+              <w:t>RQ2 (Global Classification Fit)</w:t>
             </w:r>
           </w:p>
         </w:tc>
@@ -9746,7 +9746,7 @@
                 <w:rFonts w:ascii="Times New Roman" w:hAnsi="Times New Roman"/>
                 <w:sz w:val="18"/>
               </w:rPr>
-              <w:t>Precision (Positive Predictive)</w:t>
+              <w:t>Positive Predictive Precision</w:t>
             </w:r>
           </w:p>
         </w:tc>
@@ -9764,7 +9764,7 @@
                 <w:rFonts w:ascii="Times New Roman" w:hAnsi="Times New Roman"/>
                 <w:sz w:val="18"/>
               </w:rPr>
-              <w:t>Precision = TP / (TP + FP)</w:t>
+              <w:t>Prec = TP / (TP + FP)</w:t>
             </w:r>
           </w:p>
         </w:tc>
@@ -9782,7 +9782,7 @@
                 <w:rFonts w:ascii="Times New Roman" w:hAnsi="Times New Roman"/>
                 <w:sz w:val="18"/>
               </w:rPr>
-              <w:t>Proportion of flagged high-emitter units that are genuinely top-quartile emitters.</w:t>
+              <w:t>Share of predicted high emitters that genuinely exceed 2,350 mmBtu/hr.</w:t>
             </w:r>
           </w:p>
         </w:tc>
@@ -9800,7 +9800,7 @@
                 <w:rFonts w:ascii="Times New Roman" w:hAnsi="Times New Roman"/>
                 <w:sz w:val="18"/>
               </w:rPr>
-              <w:t>RQ2 (Audit Cost Efficiency)</w:t>
+              <w:t>RQ2 (Inspection Cost Control)</w:t>
             </w:r>
           </w:p>
         </w:tc>
@@ -9821,7 +9821,7 @@
                 <w:rFonts w:ascii="Times New Roman" w:hAnsi="Times New Roman"/>
                 <w:sz w:val="18"/>
               </w:rPr>
-              <w:t>Recall (Sensitivity / TPR)</w:t>
+              <w:t>Sensitivity (Recall)</w:t>
             </w:r>
           </w:p>
         </w:tc>
@@ -9840,7 +9840,7 @@
                 <w:rFonts w:ascii="Times New Roman" w:hAnsi="Times New Roman"/>
                 <w:sz w:val="18"/>
               </w:rPr>
-              <w:t>Recall = TP / (TP + FN)</w:t>
+              <w:t>Rec = TP / (TP + FN)</w:t>
             </w:r>
           </w:p>
         </w:tc>
@@ -9859,7 +9859,7 @@
                 <w:rFonts w:ascii="Times New Roman" w:hAnsi="Times New Roman"/>
                 <w:sz w:val="18"/>
               </w:rPr>
-              <w:t>Proportion of actual high-emission units successfully detected by the model.</w:t>
+              <w:t>Share of actual top-quartile emitters successfully captured by the classifier.</w:t>
             </w:r>
           </w:p>
         </w:tc>
@@ -9878,7 +9878,7 @@
                 <w:rFonts w:ascii="Times New Roman" w:hAnsi="Times New Roman"/>
                 <w:sz w:val="18"/>
               </w:rPr>
-              <w:t>RQ2 (Regulatory Risk Capture)</w:t>
+              <w:t>RQ2 (Enforcement Risk Coverage)</w:t>
             </w:r>
           </w:p>
         </w:tc>
@@ -9898,7 +9898,7 @@
                 <w:rFonts w:ascii="Times New Roman" w:hAnsi="Times New Roman"/>
                 <w:sz w:val="18"/>
               </w:rPr>
-              <w:t>F1-Score (Harmonic Mean)</w:t>
+              <w:t>F1-Score</w:t>
             </w:r>
           </w:p>
         </w:tc>
@@ -9916,7 +9916,7 @@
                 <w:rFonts w:ascii="Times New Roman" w:hAnsi="Times New Roman"/>
                 <w:sz w:val="18"/>
               </w:rPr>
-              <w:t>F1 = 2 × (Precision × Recall) / (Precision + Recall)</w:t>
+              <w:t>F1 = 2·Prec·Rec / (Prec + Rec)</w:t>
             </w:r>
           </w:p>
         </w:tc>
@@ -9934,7 +9934,7 @@
                 <w:rFonts w:ascii="Times New Roman" w:hAnsi="Times New Roman"/>
                 <w:sz w:val="18"/>
               </w:rPr>
-              <w:t>Harmonic mean balancing precision and recall under 25.14% class imbalance.</w:t>
+              <w:t>Harmonic mean balancing false positives and false negatives under 25% prevalence.</w:t>
             </w:r>
           </w:p>
         </w:tc>
@@ -9952,7 +9952,7 @@
                 <w:rFonts w:ascii="Times New Roman" w:hAnsi="Times New Roman"/>
                 <w:sz w:val="18"/>
               </w:rPr>
-              <w:t>RQ2 (Primary CV &amp; Test Metric)</w:t>
+              <w:t>RQ2 (5-Fold CV &amp; Test Benchmark)</w:t>
             </w:r>
           </w:p>
         </w:tc>
@@ -9992,7 +9992,7 @@
                 <w:rFonts w:ascii="Times New Roman" w:hAnsi="Times New Roman"/>
                 <w:sz w:val="18"/>
               </w:rPr>
-              <w:t>AUC = ∫₀¹ TPR(FPR) d(FPR)</w:t>
+              <w:t>Area under TPR vs FPR curve across thresholds</w:t>
             </w:r>
           </w:p>
         </w:tc>
@@ -10011,7 +10011,7 @@
                 <w:rFonts w:ascii="Times New Roman" w:hAnsi="Times New Roman"/>
                 <w:sz w:val="18"/>
               </w:rPr>
-              <w:t>Threshold-independent probability that a random high emitter ranks above a low emitter.</w:t>
+              <w:t>Threshold-free probability of ranking a random high emitter above a low emitter.</w:t>
             </w:r>
           </w:p>
         </w:tc>
@@ -10030,7 +10030,7 @@
                 <w:rFonts w:ascii="Times New Roman" w:hAnsi="Times New Roman"/>
                 <w:sz w:val="18"/>
               </w:rPr>
-              <w:t>RQ2 (Global Discrimination)</w:t>
+              <w:t>RQ2 (Discriminative Power)</w:t>
             </w:r>
           </w:p>
         </w:tc>
@@ -10050,7 +10050,7 @@
                 <w:rFonts w:ascii="Times New Roman" w:hAnsi="Times New Roman"/>
                 <w:sz w:val="18"/>
               </w:rPr>
-              <w:t>Pearson (r) &amp; Spearman (ρ)</w:t>
+              <w:t>Pearson r &amp; Spearman ρ</w:t>
             </w:r>
           </w:p>
         </w:tc>
@@ -10068,7 +10068,7 @@
                 <w:rFonts w:ascii="Times New Roman" w:hAnsi="Times New Roman"/>
                 <w:sz w:val="18"/>
               </w:rPr>
-              <w:t>r = Cov(X,Y)/(σ_X σ_Y); ρ = 1 - [6Σd_i²]/[n(n²-1)]</w:t>
+              <w:t>Linear covariance ratio &amp; rank-order correlation</w:t>
             </w:r>
           </w:p>
         </w:tc>
@@ -10086,7 +10086,7 @@
                 <w:rFonts w:ascii="Times New Roman" w:hAnsi="Times New Roman"/>
                 <w:sz w:val="18"/>
               </w:rPr>
-              <w:t>Parametric linear and non-parametric monotonic association strength.</w:t>
+              <w:t>Measures parametric linear and non-parametric monotonic association.</w:t>
             </w:r>
           </w:p>
         </w:tc>
@@ -10104,7 +10104,7 @@
                 <w:rFonts w:ascii="Times New Roman" w:hAnsi="Times New Roman"/>
                 <w:sz w:val="18"/>
               </w:rPr>
-              <w:t>RQ3 (Age vs Thermal Load)</w:t>
+              <w:t>RQ3 (Vintage vs Heat Input)</w:t>
             </w:r>
           </w:p>
         </w:tc>
@@ -10144,7 +10144,7 @@
                 <w:rFonts w:ascii="Times New Roman" w:hAnsi="Times New Roman"/>
                 <w:sz w:val="18"/>
               </w:rPr>
-              <w:t>R² = 1 - (SS_res / SS_tot); Adj R² = 1 - (1-R²)(n-1)/(n-p-1)</w:t>
+              <w:t>1 - (SS_res / SS_tot) with df penalty</w:t>
             </w:r>
           </w:p>
         </w:tc>
@@ -10163,7 +10163,7 @@
                 <w:rFonts w:ascii="Times New Roman" w:hAnsi="Times New Roman"/>
                 <w:sz w:val="18"/>
               </w:rPr>
-              <w:t>Proportion of dependent variable variance explained, penalized for predictor count p.</w:t>
+              <w:t>Percentage of thermal variance explained by linear regression predictors.</w:t>
             </w:r>
           </w:p>
         </w:tc>
@@ -10182,7 +10182,7 @@
                 <w:rFonts w:ascii="Times New Roman" w:hAnsi="Times New Roman"/>
                 <w:sz w:val="18"/>
               </w:rPr>
-              <w:t>RQ3 (Econometric Goodness-of-Fit)</w:t>
+              <w:t>RQ3 (Econometric Explanatory Fit)</w:t>
             </w:r>
           </w:p>
         </w:tc>
@@ -10220,7 +10220,7 @@
                 <w:rFonts w:ascii="Times New Roman" w:hAnsi="Times New Roman"/>
                 <w:sz w:val="18"/>
               </w:rPr>
-              <w:t>RMSE = √[(1/n)Σ(y_i - ŷ_i)²]; MAE = (1/n)Σ|y_i - ŷ_i|</w:t>
+              <w:t>Root mean squared &amp; mean absolute residual error</w:t>
             </w:r>
           </w:p>
         </w:tc>
@@ -10238,7 +10238,7 @@
                 <w:rFonts w:ascii="Times New Roman" w:hAnsi="Times New Roman"/>
                 <w:sz w:val="18"/>
               </w:rPr>
-              <w:t>Prediction error magnitude in physical thermal units (mmBtu/hr).</w:t>
+              <w:t>Quantifies prediction error dispersion in physical units (mmBtu/hr).</w:t>
             </w:r>
           </w:p>
         </w:tc>
@@ -10256,7 +10256,7 @@
                 <w:rFonts w:ascii="Times New Roman" w:hAnsi="Times New Roman"/>
                 <w:sz w:val="18"/>
               </w:rPr>
-              <w:t>RQ3 (Regression Error Scale)</w:t>
+              <w:t>RQ3 (Residual Error Magnitude)</w:t>
             </w:r>
           </w:p>
         </w:tc>
@@ -10296,7 +10296,7 @@
                 <w:rFonts w:ascii="Times New Roman" w:hAnsi="Times New Roman"/>
                 <w:sz w:val="18"/>
               </w:rPr>
-              <w:t>WCSS = Σ_k Σ||x - μ_k||²; s(i) = (b(i)-a(i))/max(a(i),b(i))</w:t>
+              <w:t>Sum of squared centroid distances &amp; (b - a)/max(a,b)</w:t>
             </w:r>
           </w:p>
         </w:tc>
@@ -10315,7 +10315,7 @@
                 <w:rFonts w:ascii="Times New Roman" w:hAnsi="Times New Roman"/>
                 <w:sz w:val="18"/>
               </w:rPr>
-              <w:t>Measures internal cluster compactness (WCSS) and cohesion vs separation (s ∈ [-1,1]).</w:t>
+              <w:t>Evaluates within-cluster tightness (WCSS) and inter-cluster separation (s).</w:t>
             </w:r>
           </w:p>
         </w:tc>
@@ -10334,7 +10334,7 @@
                 <w:rFonts w:ascii="Times New Roman" w:hAnsi="Times New Roman"/>
                 <w:sz w:val="18"/>
               </w:rPr>
-              <w:t>RQ4 (Cluster Optimization)</w:t>
+              <w:t>RQ4 (Archetype Validation)</w:t>
             </w:r>
           </w:p>
         </w:tc>
@@ -10357,7 +10357,7 @@
           <w:rFonts w:ascii="Times New Roman" w:hAnsi="Times New Roman"/>
           <w:sz w:val="18"/>
         </w:rPr>
-        <w:t>Formal algebraic definitions and domain interpretations of all inferential, regression, classification, and clustering metrics.</w:t>
+        <w:t>Mathematical definitions and operational meanings of statistical, econometric, classification, and clustering metrics.</w:t>
       </w:r>
     </w:p>
     <w:p>
@@ -10768,7 +10768,7 @@
           <w:i w:val="0"/>
           <w:sz w:val="22"/>
         </w:rPr>
-        <w:t>Table 8 presents the comprehensive Model Performance Comparison across all supervised classification models (evaluated on both 5-fold cross-validation within the N = 3,240 training set and out-of-sample testing on the N = 810 holdout set), alongside the econometric regression (RQ3) and unsupervised clustering (RQ4) models. Among the supervised classifiers for RQ2, Gradient Boosting (100 trees) emerged as the overall best-performing model by composite accuracy (96.54%), precision (94.44%), F1-Score (0.9303), and ROC-AUC (0.9865), representing a substantial +12.50 percentage-point improvement in F1-Score and +21.05 percentage-point improvement in precision over the regularized Logistic Regression baseline (Accuracy = 89.14%, Precision = 73.39%, F1 = 0.8053). Random Forest (150 trees) achieved the highest sensitivity/recall (93.14%) with an exceptional ROC-AUC of 0.9851, making it the optimal model when regulatory policy prioritizes minimizing missed high-emission facilities (false negatives).</w:t>
+        <w:t>Table 8 synthesizes out-of-sample and cross-validated performance metrics across the supervised classification algorithms (assessed via 5-fold stratified cross-validation on the N = 3,240 training partition and out-of-sample testing on the N = 810 holdout partition), alongside the inferential ANOVA/Kruskal-Wallis tests (RQ1), econometric OLS regressions (RQ3), and unsupervised K-Means/PCA segmentation (RQ4). Within the supervised classification suite (RQ2), Gradient Boosting (100 sequential trees) emerged as the champion model by overall holdout accuracy (96.54%), positive predictive precision (94.44%), F1-Score (0.9303), and ROC-AUC (0.9865). This represents a +12.50 percentage-point gain in F1-Score and a +21.05 percentage-point jump in precision relative to the Ridge Logistic Regression benchmark (Accuracy = 89.14%, Precision = 73.39%, F1 = 0.8053). Concurrently, Random Forest (150 trees) delivered the highest recall/sensitivity (93.14%) paired with an ROC-AUC of 0.9851, making it ideal when enforcement policy seeks to minimize false-negative omissions.</w:t>
       </w:r>
     </w:p>
     <w:p>
@@ -10796,7 +10796,7 @@
           <w:i/>
           <w:sz w:val="22"/>
         </w:rPr>
-        <w:t>Model Performance Comparison Across Inferential, Predictive, Econometric, and Clustering Frameworks</w:t>
+        <w:t>Consolidated Performance Benchmark Across Inferential, Classification, Econometric, and Clustering Models</w:t>
       </w:r>
     </w:p>
     <w:tbl>
@@ -10844,7 +10844,7 @@
                 <w:b/>
                 <w:sz w:val="19"/>
               </w:rPr>
-              <w:t>Model</w:t>
+              <w:t>Algorithm / Test</w:t>
             </w:r>
           </w:p>
         </w:tc>
@@ -10867,7 +10867,7 @@
                 <w:b/>
                 <w:sz w:val="19"/>
               </w:rPr>
-              <w:t>Features Used</w:t>
+              <w:t>Predictor Specification</w:t>
             </w:r>
           </w:p>
         </w:tc>
@@ -10890,7 +10890,7 @@
                 <w:b/>
                 <w:sz w:val="19"/>
               </w:rPr>
-              <w:t>Validation Method</w:t>
+              <w:t>Validation Protocol</w:t>
             </w:r>
           </w:p>
         </w:tc>
@@ -10913,7 +10913,7 @@
                 <w:b/>
                 <w:sz w:val="19"/>
               </w:rPr>
-              <w:t>Metric 1 (Primary)</w:t>
+              <w:t>Primary Metric</w:t>
             </w:r>
           </w:p>
         </w:tc>
@@ -10936,7 +10936,7 @@
                 <w:b/>
                 <w:sz w:val="19"/>
               </w:rPr>
-              <w:t>Metric 2 (Secondary)</w:t>
+              <w:t>Secondary Metric</w:t>
             </w:r>
           </w:p>
         </w:tc>
@@ -10959,7 +10959,7 @@
                 <w:b/>
                 <w:sz w:val="19"/>
               </w:rPr>
-              <w:t>Key Observation &amp; Best Model Selection</w:t>
+              <w:t>Analytical Conclusion &amp; Champion Selection</w:t>
             </w:r>
           </w:p>
         </w:tc>
@@ -10979,7 +10979,7 @@
                 <w:rFonts w:ascii="Times New Roman" w:hAnsi="Times New Roman"/>
                 <w:sz w:val="18"/>
               </w:rPr>
-              <w:t>Logistic Regression (Ridge L2 Baseline)</w:t>
+              <w:t>Ridge Logistic Regression (L2 Baseline)</w:t>
             </w:r>
           </w:p>
         </w:tc>
@@ -10997,7 +10997,7 @@
                 <w:rFonts w:ascii="Times New Roman" w:hAnsi="Times New Roman"/>
                 <w:sz w:val="18"/>
               </w:rPr>
-              <w:t>Scaled Capacity_MW, Unit_Age, Control_Count + Fuel, Tech &amp; Region Dummies</w:t>
+              <w:t>Z-scaled Capacity_MW, Unit_Age, Control_Count + Categorical Indicators</w:t>
             </w:r>
           </w:p>
         </w:tc>
@@ -11015,7 +11015,7 @@
                 <w:rFonts w:ascii="Times New Roman" w:hAnsi="Times New Roman"/>
                 <w:sz w:val="18"/>
               </w:rPr>
-              <w:t>80/20 Split (3,240 Train / 810 Test); 5-Fold CV F1 = 0.7866</w:t>
+              <w:t>80/20 Partition (3,240 Train / 810 Test); 5-Fold CV F1 = 0.7866</w:t>
             </w:r>
           </w:p>
         </w:tc>
@@ -11075,7 +11075,7 @@
                 <w:rFonts w:ascii="Times New Roman" w:hAnsi="Times New Roman"/>
                 <w:sz w:val="18"/>
               </w:rPr>
-              <w:t>Solid linear baseline (TN=540, FP=66, FN=22, TP=182), but linear boundary yields 66 false positives.</w:t>
+              <w:t>Interpretable log-odds baseline (TN=540, FP=66, FN=22, TP=182); hyperplane incurs 66 false alarms.</w:t>
             </w:r>
           </w:p>
         </w:tc>
@@ -11096,7 +11096,7 @@
                 <w:rFonts w:ascii="Times New Roman" w:hAnsi="Times New Roman"/>
                 <w:sz w:val="18"/>
               </w:rPr>
-              <w:t>Random Forest Classifier (150 Trees, MDI) [Best Recall]</w:t>
+              <w:t>Random Forest Ensemble (150 Trees) [Sensitivity Leader]</w:t>
             </w:r>
           </w:p>
         </w:tc>
@@ -11115,7 +11115,7 @@
                 <w:rFonts w:ascii="Times New Roman" w:hAnsi="Times New Roman"/>
                 <w:sz w:val="18"/>
               </w:rPr>
-              <w:t>Full 18-Feature Matrix (Continuous + Categorical Dummies)</w:t>
+              <w:t>Complete 18-Predictor Matrix (Continuous + Encoded Categories)</w:t>
             </w:r>
           </w:p>
         </w:tc>
@@ -11134,7 +11134,7 @@
                 <w:rFonts w:ascii="Times New Roman" w:hAnsi="Times New Roman"/>
                 <w:sz w:val="18"/>
               </w:rPr>
-              <w:t>80/20 Split (3,240 Train / 810 Test); 5-Fold CV F1 = 0.8744</w:t>
+              <w:t>80/20 Partition (3,240 Train / 810 Test); 5-Fold CV F1 = 0.8744</w:t>
             </w:r>
           </w:p>
         </w:tc>
@@ -11197,7 +11197,7 @@
                 <w:rFonts w:ascii="Times New Roman" w:hAnsi="Times New Roman"/>
                 <w:sz w:val="18"/>
               </w:rPr>
-              <w:t>Highest sensitivity (93.14% recall): detects 190 of 204 high emitters (only 14 missed; TN=571, FP=35).</w:t>
+              <w:t>Top recall (93.14%): captures 190 of 204 true high emitters (only 14 missed; TN=571, FP=35).</w:t>
             </w:r>
           </w:p>
         </w:tc>
@@ -11217,7 +11217,7 @@
                 <w:rFonts w:ascii="Times New Roman" w:hAnsi="Times New Roman"/>
                 <w:sz w:val="18"/>
               </w:rPr>
-              <w:t>Gradient Boosting (100 Trees, GBM) [Champion Model]</w:t>
+              <w:t>Gradient Boosting Machine (100 Trees) [Overall Champion]</w:t>
             </w:r>
           </w:p>
         </w:tc>
@@ -11235,7 +11235,7 @@
                 <w:rFonts w:ascii="Times New Roman" w:hAnsi="Times New Roman"/>
                 <w:sz w:val="18"/>
               </w:rPr>
-              <w:t>Full 18-Feature Matrix (Continuous + Categorical Dummies)</w:t>
+              <w:t>Complete 18-Predictor Matrix (Continuous + Encoded Categories)</w:t>
             </w:r>
           </w:p>
         </w:tc>
@@ -11253,7 +11253,7 @@
                 <w:rFonts w:ascii="Times New Roman" w:hAnsi="Times New Roman"/>
                 <w:sz w:val="18"/>
               </w:rPr>
-              <w:t>80/20 Split (3,240 Train / 810 Test); 5-Fold CV F1 = 0.9114</w:t>
+              <w:t>80/20 Partition (3,240 Train / 810 Test); 5-Fold CV F1 = 0.9114</w:t>
             </w:r>
           </w:p>
         </w:tc>
@@ -11313,7 +11313,7 @@
                 <w:rFonts w:ascii="Times New Roman" w:hAnsi="Times New Roman"/>
                 <w:sz w:val="18"/>
               </w:rPr>
-              <w:t>Best overall classifier: 96.54% accuracy and 94.44% precision (TN=595, FP=11, FN=17, TP=187).</w:t>
+              <w:t>Highest overall accuracy (96.54%) and precision (94.44%; TN=595, FP=11, FN=17, TP=187).</w:t>
             </w:r>
           </w:p>
         </w:tc>
@@ -11334,7 +11334,7 @@
                 <w:rFonts w:ascii="Times New Roman" w:hAnsi="Times New Roman"/>
                 <w:sz w:val="18"/>
               </w:rPr>
-              <w:t>One-Way ANOVA &amp; Kruskal-Wallis (RQ1)</w:t>
+              <w:t>Parametric ANOVA &amp; Rank Kruskal-Wallis (RQ1)</w:t>
             </w:r>
           </w:p>
         </w:tc>
@@ -11353,7 +11353,7 @@
                 <w:rFonts w:ascii="Times New Roman" w:hAnsi="Times New Roman"/>
                 <w:sz w:val="18"/>
               </w:rPr>
-              <w:t>Primary Fuel Category (5 Classes) -&gt; Heat Input Rate</w:t>
+              <w:t>Primary Fuel Class (5 Groups) -&gt; Max Hourly HI Rate</w:t>
             </w:r>
           </w:p>
         </w:tc>
@@ -11372,7 +11372,7 @@
                 <w:rFonts w:ascii="Times New Roman" w:hAnsi="Times New Roman"/>
                 <w:sz w:val="18"/>
               </w:rPr>
-              <w:t>Full Fleet Population Inference (N = 4,050; df = 4, 4045)</w:t>
+              <w:t>Complete Fleet Inference (N = 4,050; df = 4, 4045)</w:t>
             </w:r>
           </w:p>
         </w:tc>
@@ -11433,7 +11433,7 @@
                 <w:rFonts w:ascii="Times New Roman" w:hAnsi="Times New Roman"/>
                 <w:sz w:val="18"/>
               </w:rPr>
-              <w:t>Fuel category explains 34.91% of total thermal variance; Coal exceeds Gas by +3,668.2 mmBtu/hr.</w:t>
+              <w:t>Fuel class accounts for 34.91% of thermal variance; Coal surpasses Gas by +3,668.2 mmBtu/hr.</w:t>
             </w:r>
           </w:p>
         </w:tc>
@@ -11453,7 +11453,7 @@
                 <w:rFonts w:ascii="Times New Roman" w:hAnsi="Times New Roman"/>
                 <w:sz w:val="18"/>
               </w:rPr>
-              <w:t>Bivariate &amp; Multivariate OLS Regression (RQ3)</w:t>
+              <w:t>Bivariate &amp; Multivariate OLS Econometrics (RQ3)</w:t>
             </w:r>
           </w:p>
         </w:tc>
@@ -11471,7 +11471,7 @@
                 <w:rFonts w:ascii="Times New Roman" w:hAnsi="Times New Roman"/>
                 <w:sz w:val="18"/>
               </w:rPr>
-              <w:t>Unit_Age, Capacity_MW, Control_Count -&gt; Heat Input Rate</w:t>
+              <w:t>Unit_Age, Capacity_MW, Control_Count -&gt; Max Hourly HI Rate</w:t>
             </w:r>
           </w:p>
         </w:tc>
@@ -11489,7 +11489,7 @@
                 <w:rFonts w:ascii="Times New Roman" w:hAnsi="Times New Roman"/>
                 <w:sz w:val="18"/>
               </w:rPr>
-              <w:t>Full Fleet Econometric Estimation (N = 4,050; df = 4,046)</w:t>
+              <w:t>Complete Fleet Estimation (N = 4,050; df = 4,046)</w:t>
             </w:r>
           </w:p>
         </w:tc>
@@ -11547,7 +11547,7 @@
                 <w:rFonts w:ascii="Times New Roman" w:hAnsi="Times New Roman"/>
                 <w:sz w:val="18"/>
               </w:rPr>
-              <w:t>Multivariate model explains 76.68% of variance; isolates positive bivariate age effect (+13.50) vs conditional (-5.05).</w:t>
+              <w:t>Multivariate model captures 76.68% of variance; resolves unadjusted (+13.50) vs scale-adjusted (-5.05) age slope.</w:t>
             </w:r>
           </w:p>
         </w:tc>
@@ -11568,7 +11568,7 @@
                 <w:rFonts w:ascii="Times New Roman" w:hAnsi="Times New Roman"/>
                 <w:sz w:val="18"/>
               </w:rPr>
-              <w:t>K-Means Clustering &amp; 2D PCA (RQ4)</w:t>
+              <w:t>K-Means Partitioning &amp; 2D PCA Projection (RQ4)</w:t>
             </w:r>
           </w:p>
         </w:tc>
@@ -11587,7 +11587,7 @@
                 <w:rFonts w:ascii="Times New Roman" w:hAnsi="Times New Roman"/>
                 <w:sz w:val="18"/>
               </w:rPr>
-              <w:t>Standardized Log_Capacity, Log_HI, Unit_Age, Control_Count</w:t>
+              <w:t>Z-Standardized Log_Capacity, Log_HI, Unit_Age, Control_Count</w:t>
             </w:r>
           </w:p>
         </w:tc>
@@ -11606,7 +11606,7 @@
                 <w:rFonts w:ascii="Times New Roman" w:hAnsi="Times New Roman"/>
                 <w:sz w:val="18"/>
               </w:rPr>
-              <w:t>Full Fleet Unsupervised Optimization (N = 4,050; k ∈ [2..7])</w:t>
+              <w:t>Unsupervised Grid Search (N = 4,050; k ∈ [2..7])</w:t>
             </w:r>
           </w:p>
         </w:tc>
@@ -11667,7 +11667,7 @@
                 <w:rFonts w:ascii="Times New Roman" w:hAnsi="Times New Roman"/>
                 <w:sz w:val="18"/>
               </w:rPr>
-              <w:t>Partitions fleet into 4 distinct archetypes; Cluster 4 (Coal Baseload) exhibits 86.0% high-emitter concentration.</w:t>
+              <w:t>Segments fleet into 4 operational regimes; Cluster 4 (Coal Baseload) exhibits 86.0% high-emitter share.</w:t>
             </w:r>
           </w:p>
         </w:tc>
@@ -11690,7 +11690,7 @@
           <w:rFonts w:ascii="Times New Roman" w:hAnsi="Times New Roman"/>
           <w:sz w:val="18"/>
         </w:rPr>
-        <w:t>Comprehensive comparison of training cross-validation and holdout test performance across all capstone models (N = 4,050 total; N = 810 holdout test).</w:t>
+        <w:t>Summary of cross-validated training and holdout test metrics across all four research questions (N = 4,050 fleet; N = 810 holdout test).</w:t>
       </w:r>
     </w:p>
     <w:p>
@@ -11720,7 +11720,7 @@
           <w:i w:val="0"/>
           <w:sz w:val="22"/>
         </w:rPr>
-        <w:t>Figures 6 through 11 provide rigorous visual evidence of model discrimination, error structure, feature importance, regression fit, and cluster separation across the research questions. Every visual artifact is directly interpreted below.</w:t>
+        <w:t>Figures 6 through 11 present diagnostic visual evidence of holdout classification performance, confusion error counts, Gini predictor importance, econometric regression fit, and unsupervised cluster geometry.</w:t>
       </w:r>
     </w:p>
     <w:p>
@@ -11748,7 +11748,7 @@
           <w:i/>
           <w:sz w:val="22"/>
         </w:rPr>
-        <w:t>Receiver Operating Characteristic (ROC) Curves for High-Emitter Classification (RQ2)</w:t>
+        <w:t>Out-of-Sample Receiver Operating Characteristic (ROC) Curves Across Classifiers (RQ2)</w:t>
       </w:r>
     </w:p>
     <w:p>
@@ -11809,7 +11809,7 @@
           <w:rFonts w:ascii="Times New Roman" w:hAnsi="Times New Roman"/>
           <w:sz w:val="19"/>
         </w:rPr>
-        <w:t>Holdout test set (N = 810) ROC curves plotting True Positive Rate (Sensitivity) against False Positive Rate (1 - Specificity) for Gradient Boosting (AUC = 0.986), Random Forest (AUC = 0.985), and Logistic Regression (AUC = 0.966).</w:t>
+        <w:t>Holdout test partition (N = 810) ROC trajectories comparing Gradient Boosting (AUC = 0.9865), Random Forest (AUC = 0.9851), and Ridge Logistic Regression (AUC = 0.9658) against a random-chance diagonal.</w:t>
       </w:r>
     </w:p>
     <w:p>
@@ -11823,7 +11823,7 @@
           <w:i w:val="0"/>
           <w:sz w:val="22"/>
         </w:rPr>
-        <w:t>Figure 6 illustrates the Receiver Operating Characteristic (ROC) curves on the 810-unit holdout test set. Both tree-ensemble classifiers hug the upper-left corner of the unit square (Gradient Boosting AUC = 0.9865; Random Forest AUC = 0.9851), demonstrating near-ideal separability across all probability thresholds and substantially outperforming the linear Logistic Regression curve (AUC = 0.9658).</w:t>
+        <w:t>Figure 6 plots the out-of-sample ROC curves across the 810 holdout units. Both tree ensembles trace the top-left boundary of the plotting space (Gradient Boosting AUC = 0.9865; Random Forest AUC = 0.9851), confirming superior rank-order separability over linear Logistic Regression (AUC = 0.9658).</w:t>
       </w:r>
     </w:p>
     <w:p>
@@ -11851,7 +11851,7 @@
           <w:i/>
           <w:sz w:val="22"/>
         </w:rPr>
-        <w:t>Confusion Matrices for Binary High-Emitter Classification Models (Test Set, N = 810)</w:t>
+        <w:t>Out-of-Sample Holdout Confusion Matrices for High-Emitter Classification (N = 810)</w:t>
       </w:r>
     </w:p>
     <w:p>
@@ -11912,7 +11912,7 @@
           <w:rFonts w:ascii="Times New Roman" w:hAnsi="Times New Roman"/>
           <w:sz w:val="19"/>
         </w:rPr>
-        <w:t>Out-of-sample confusion matrices displaying True Negatives (top-left), False Positives (top-right), False Negatives (bottom-left), and True Positives (bottom-right) across N = 810 holdout units (606 actual low emitters, 204 actual high emitters).</w:t>
+        <w:t>Cell counts denote True Negatives (upper-left), False Positives (upper-right), False Negatives (lower-left), and True Positives (lower-right) evaluated across 606 low-emission and 204 high-emission holdout units.</w:t>
       </w:r>
     </w:p>
     <w:p>
@@ -11926,7 +11926,7 @@
           <w:i w:val="0"/>
           <w:sz w:val="22"/>
         </w:rPr>
-        <w:t>Figure 7 provides the exact holdout confusion matrices. Out of 606 actual low-emission units and 204 actual high-emission units in the test split, Gradient Boosting correctly classified 595 low emitters (only 11 false positives) and 187 high emitters (17 false negatives). Random Forest captured 190 of the 204 actual high emitters (reducing false negatives to just 14 units), whereas Logistic Regression generated 66 false-positive flags due to its inability to capture non-linear capacity-by-technology cutoffs.</w:t>
+        <w:t>Figure 7 details the exact holdout classification error structure. Across 606 actual low emitters and 204 actual high emitters, Gradient Boosting recorded 595 true negatives (just 11 false positives) and 187 true positives (17 false negatives). Random Forest identified 190 of 204 high emitters (only 14 false negatives), whereas Logistic Regression produced 66 false-positive flags.</w:t>
       </w:r>
     </w:p>
     <w:p>
@@ -11954,7 +11954,7 @@
           <w:i/>
           <w:sz w:val="22"/>
         </w:rPr>
-        <w:t>Top Predictors of High-Emission Generating Units (Random Forest Gini Importance)</w:t>
+        <w:t>Random Forest Mean Decrease in Impurity (Gini Importance) Ranking of Top Predictors</w:t>
       </w:r>
     </w:p>
     <w:p>
@@ -12015,7 +12015,7 @@
           <w:rFonts w:ascii="Times New Roman" w:hAnsi="Times New Roman"/>
           <w:sz w:val="19"/>
         </w:rPr>
-        <w:t>Mean Decrease in Impurity (Gini importance) rankings across the top 10 features in the 150-tree Random Forest ensemble.</w:t>
+        <w:t>Relative contribution of the top 10 engineered predictors to node purity across the 150-tree Random Forest classifier.</w:t>
       </w:r>
     </w:p>
     <w:p>
@@ -12029,7 +12029,7 @@
           <w:i w:val="0"/>
           <w:sz w:val="22"/>
         </w:rPr>
-        <w:t>Figure 8 ranks the underlying predictive drivers via Random Forest Mean Decrease in Impurity (MDI). Installed electrical capacity (Capacity_MW) is the dominant predictor (55.84% of total Gini reduction), followed by simple-cycle Combustion Turbine technology (15.75%), operating vintage Unit_Age (10.11%), multi-pollutant Control_Count (5.92%), Coal fuel classification (3.45%), and Combined Cycle technology (2.41%). This confirms that physical generator scale, thermodynamic cycle type, and unit vintage jointly govern high-emission risk.</w:t>
+        <w:t>Figure 8 displays the Random Forest Gini feature importance profile. Electrical nameplate rating (Capacity_MW) contributes 55.84% of total impurity reduction, followed by simple-cycle Combustion Turbine design (15.75%), operating vintage Unit_Age (10.11%), pollution Control_Count (5.92%), Coal fuel status (3.45%), and Combined Cycle configuration (2.41%).</w:t>
       </w:r>
     </w:p>
     <w:p>
@@ -12057,7 +12057,7 @@
           <w:i/>
           <w:sz w:val="22"/>
         </w:rPr>
-        <w:t>Relationship Between Generating Unit Age and Heat Input Capacity (RQ3)</w:t>
+        <w:t>Bivariate Ordinary Least Squares Regression of Heat Input Rate on Unit Operating Age (RQ3)</w:t>
       </w:r>
     </w:p>
     <w:p>
@@ -12118,7 +12118,7 @@
           <w:rFonts w:ascii="Times New Roman" w:hAnsi="Times New Roman"/>
           <w:sz w:val="19"/>
         </w:rPr>
-        <w:t>Scatter plot of N = 4,050 generating units with fitted bivariate OLS regression line (red) and 95% confidence interval. Linear fit: HI = 1457.3 + 13.50 × Age (r = 0.119, p &lt; 0.001).</w:t>
+        <w:t>Joint distribution across N = 4,050 generating units overlaid with the fitted OLS line (HI = 1457.3 + 13.50 × Age; r = 0.119, p &lt; 0.001) and 95% confidence band.</w:t>
       </w:r>
     </w:p>
     <w:p>
@@ -12132,7 +12132,7 @@
           <w:i w:val="0"/>
           <w:sz w:val="22"/>
         </w:rPr>
-        <w:t>Figure 9 depicts the bivariate relationship between Unit_Age and Heat_Input_Rate (RQ3). The positive OLS regression slope (β_Age = +13.50 mmBtu/hr per year, p &lt; 0.0001) visually demonstrates that older cohorts (40–70 years old) contain a dense upper stratum of massive baseload boilers exceeding 5,000 mmBtu/hr, whereas units constructed within the past 25 years cluster heavily below 3,500 mmBtu/hr.</w:t>
+        <w:t>Figure 9 visualizes the unadjusted bivariate relationship between Unit_Age and Heat_Input_Rate (RQ3). The upward-sloping regression line (β_Age = +13.50 mmBtu/hr per year, p &lt; 0.0001) reflects the presence of high-capacity legacy steam boilers (&gt;5,000 mmBtu/hr) in the 40-to-70-year age bracket, contrasted against smaller modular gas units installed over the past two decades.</w:t>
       </w:r>
     </w:p>
     <w:p>
@@ -12160,7 +12160,7 @@
           <w:i/>
           <w:sz w:val="22"/>
         </w:rPr>
-        <w:t>Unsupervised Cluster Optimization Metrics (RQ4)</w:t>
+        <w:t>K-Means Within-Cluster Sum of Squares (WCSS) and Silhouette Score Profiles Across k = 2..7 (RQ4)</w:t>
       </w:r>
     </w:p>
     <w:p>
@@ -12221,7 +12221,7 @@
           <w:rFonts w:ascii="Times New Roman" w:hAnsi="Times New Roman"/>
           <w:sz w:val="19"/>
         </w:rPr>
-        <w:t>Panel A plots Within-Cluster Sum of Squares (WCSS / Inertia) across k = 2 to 7. Panel B plots average Silhouette Coefficient across k = 2 to 7, confirming k = 4 (s = 0.4431) as the optimal operational partition.</w:t>
+        <w:t>Left panel tracks WCSS inertia attenuation; right panel tracks mean Silhouette coefficient across candidate cluster counts, identifying k = 4 (s = 0.4431) as optimal.</w:t>
       </w:r>
     </w:p>
     <w:p>
@@ -12249,7 +12249,7 @@
           <w:i/>
           <w:sz w:val="22"/>
         </w:rPr>
-        <w:t>PCA 2D Projection of Operational Fleet Clusters (RQ4)</w:t>
+        <w:t>Two-Dimensional Principal Component Analysis (PCA) Projection of Fleet Archetypes (RQ4)</w:t>
       </w:r>
     </w:p>
     <w:p>
@@ -12310,7 +12310,7 @@
           <w:rFonts w:ascii="Times New Roman" w:hAnsi="Times New Roman"/>
           <w:sz w:val="19"/>
         </w:rPr>
-        <w:t>Projection of N = 4,050 generating units onto Principal Component 1 (44.88% variance: physical scale &amp; heat input) and Principal Component 2 (35.31% variance: unit vintage &amp; pollution controls), capturing 80.19% cumulative variance. Black 'X' markers denote cluster centroids.</w:t>
+        <w:t>Scatter projection of N = 4,050 units onto PC1 (44.88% variance: generator scale &amp; thermal input) and PC2 (35.31% variance: vintage &amp; scrubber count), capturing 80.19% total variance.</w:t>
       </w:r>
     </w:p>
     <w:p>
@@ -12324,7 +12324,7 @@
           <w:i w:val="0"/>
           <w:sz w:val="22"/>
         </w:rPr>
-        <w:t>Figures 10 and 11 validate the unsupervised segmentation in RQ4. Figure 10 demonstrates a clear WCSS elbow inflection at k = 4 accompanied by a strong Silhouette coefficient of s = 0.4431. Figure 11 projects the four clusters onto the first two principal components (80.19% total variance explained), visually confirming tight intra-cluster cohesion and crisp geometric separation across the four centroids.</w:t>
+        <w:t>Figures 10 and 11 corroborate the RQ4 clustering architecture. Figure 10 shows a pronounced WCSS elbow bend at k = 4 paired with a high Silhouette score of s = 0.4431, while Figure 11 demonstrates clean spatial partitioning across the 2D PCA plane (80.19% cumulative variance explained).</w:t>
       </w:r>
     </w:p>
     <w:p>
@@ -12371,7 +12371,7 @@
           <w:i w:val="0"/>
           <w:sz w:val="22"/>
         </w:rPr>
-        <w:t>One-Way ANOVA across the N = 4,050 generating units rejected the null hypothesis (H₀) of equal group means with overwhelming statistical significance: F(4, 4045) = 542.36, p &lt; 0.0001 (exact p = 1.63 × 10⁻¹⁹⁸). The Eta-squared effect size is η² = 0.3491, proving that primary fuel category alone accounts for 34.91% of total national variance in maximum hourly heat input capacity—more than double Cohen's (1988) threshold (0.14) for a large effect size. Non-parametric Kruskal-Wallis testing corroborated this result without distributional assumptions: H(4) = 783.02, p = 3.66 × 10⁻¹⁶⁸. Tukey HSD post-hoc pairwise comparisons (reported in full in Appendix C, Table C1) confirm that Coal units (Mean = 5,221.2 mmBtu/hr, SD = 3,270.3, N = 424) exceed Natural Gas units (Mean = 1,553.0 mmBtu/hr, SD = 1,280.9, N = 3,247) by +3,668.2 mmBtu/hr (p &lt; 0.0001), exceed Oil/Diesel units (Mean = 776.6 mmBtu/hr, SD = 1,071.9, N = 312) by +4,444.5 mmBtu/hr (p &lt; 0.0001), and exceed Biomass units (Mean = 737.4 mmBtu/hr, SD = 409.0, N = 23) by +4,483.8 mmBtu/hr (p &lt; 0.0001). Natural Gas units also significantly exceed Oil/Diesel units by +776.4 mmBtu/hr (p &lt; 0.0001). Supporting Evidence: Figure 1, Table 8, and Appendix C (Table C1).</w:t>
+        <w:t>Parametric One-Way ANOVA across all N = 4,050 generating units decisively rejected the null hypothesis (H₀) of equal fuel-group means: F(4, 4045) = 542.36, p &lt; 0.0001 (exact p = 1.63 × 10⁻¹⁹⁸). The resulting Eta-squared effect size is η² = 0.3491, indicating that primary fuel selection accounts for 34.91% of total fleet-wide variance in maximum hourly heat input—far surpassing Cohen's (1988) 0.14 benchmark for a large statistical effect. Distribution-free Kruskal-Wallis testing confirmed this finding: H(4) = 783.02, p = 3.66 × 10⁻¹⁶⁸. Family-wise Tukey HSD contrasts (Appendix C, Table C1) verify that Coal boilers (Mean = 5,221.2 mmBtu/hr, SD = 3,270.3, N = 424) surpass Natural Gas units (Mean = 1,553.0 mmBtu/hr, SD = 1,280.9, N = 3,247) by +3,668.2 mmBtu/hr (p &lt; 0.0001), exceed Oil/Diesel turbines (Mean = 776.6 mmBtu/hr, SD = 1,071.9, N = 312) by +4,444.5 mmBtu/hr (p &lt; 0.0001), and exceed Biomass boilers (Mean = 737.4 mmBtu/hr, SD = 409.0, N = 23) by +4,483.8 mmBtu/hr (p &lt; 0.0001), while Natural Gas exceeds Oil/Diesel by +776.4 mmBtu/hr (p &lt; 0.0001). Supporting Evidence: Figure 1, Table 8, and Appendix C (Table C1).</w:t>
       </w:r>
     </w:p>
     <w:p>
@@ -12402,7 +12402,7 @@
           <w:i w:val="0"/>
           <w:sz w:val="22"/>
         </w:rPr>
-        <w:t>Supervised classification models trained on the 3,240-unit training partition and evaluated on the 810-unit holdout test set decisively rejected H₀ at α = 0.05. Gradient Boosting achieved a 5-fold cross-validated training F1 of 0.9114 and holdout test Accuracy of 96.54%, Precision of 94.44%, Recall of 91.67%, F1-Score of 0.9303, and ROC-AUC of 0.9865. Random Forest achieved a 5-fold CV F1 of 0.8744 and holdout test Accuracy of 93.95%, Precision of 84.44%, Recall of 93.14%, F1-Score of 0.8858, and ROC-AUC of 0.9851. Both ensemble methods substantially outperformed regularized Logistic Regression (Test Accuracy = 89.14%, Precision = 73.39%, Recall = 89.22%, F1 = 0.8053, ROC-AUC = 0.9658). Feature importance extraction (Figure 8) revealed that Capacity_MW (55.84%), Combustion Turbine architecture (15.75%), Unit_Age (10.11%), Control_Count (5.92%), and Coal fuel (3.45%) account for over 91% of predictive splitting power. Supporting Evidence: Figures 6, 7, and 8; Table 8.</w:t>
+        <w:t>Supervised classifiers estimated on the 3,240-unit training partition and tested on the 810-unit holdout partition rejected H₀ at α = 0.05. Gradient Boosting attained a 5-fold cross-validation F1 of 0.9114 and holdout test Accuracy of 96.54%, Precision of 94.44%, Recall of 91.67%, F1-Score of 0.9303, and ROC-AUC of 0.9865. Random Forest achieved a 5-fold CV F1 of 0.8744 and holdout test Accuracy of 93.95%, Precision of 84.44%, Recall of 93.14%, F1-Score of 0.8858, and ROC-AUC of 0.9851, whereas Ridge Logistic Regression trailed at 89.14% Accuracy, 73.39% Precision, 89.22% Recall, F1 = 0.8053, and ROC-AUC = 0.9658. Gini MDI importance ranking (Figure 8) demonstrates that Capacity_MW (55.84%), Combustion Turbine status (15.75%), Unit_Age (10.11%), Control_Count (5.92%), and Coal fuel (3.45%) drive over 91% of node purity gains. Supporting Evidence: Figures 6, 7, and 8; Table 8.</w:t>
       </w:r>
     </w:p>
     <w:p>
@@ -12433,7 +12433,7 @@
           <w:i w:val="0"/>
           <w:sz w:val="22"/>
         </w:rPr>
-        <w:t>Bivariate and multivariate OLS estimations across all N = 4,050 units rejected H₀ (β_Age = 0) at p &lt; 0.0001 while uncovering a vital econometric confounding dynamic. In bivariate analysis, Unit_Age exhibits a statistically significant positive linear correlation with Heat_Input_Rate (Pearson r = +0.1186, p = 3.74 × 10⁻¹⁴) and a Simple OLS slope of β_Age = +13.50 mmBtu/hr per year (SE = 1.78, t = 7.62, p &lt; 0.0001; Intercept = 1456.1; R² = 0.0141, F(1, 4048) = 57.72, RMSE = 1,959.5 mmBtu/hr). However, when controlling for installed electrical capacity (Capacity_MW) and pollution abatement count (Control_Count) in Multivariate OLS, explanatory power surges to R² = 0.7668 (Adjusted R² = 0.7666, F(3, 4046) = 4,434.8, p &lt; 0.0001, RMSE = 952.9 mmBtu/hr, MAE = 621.1 mmBtu/hr). In this controlled specification (Heat_Input_Rate = -101.40 - 5.05·Unit_Age + 6.26·Capacity_MW + 282.89·Control_Count), Capacity_MW (+6.26 mmBtu/hr per MWe, p &lt; 0.0001) and Control_Count (+282.89 mmBtu/hr per control system, p &lt; 0.0001) are strongly positive, while the partial slope of Unit_Age reverses to β_Age = -5.05 mmBtu/hr per year (p &lt; 0.0001). This proves that older units exhibit higher raw thermal loads in bivariate space because surviving legacy units are disproportionately massive coal steam plants; holding megawatt scale constant, modern combined cycle facilities pack higher thermal throughput per unit. Supporting Evidence: Figures 4 and 9; Table 8.</w:t>
+        <w:t>Econometric OLS models across all N = 4,050 units rejected H₀ (β_Age = 0) at p &lt; 0.0001 while exposing a classic omitted-scale confounding reversal. In unadjusted bivariate estimation, Unit_Age correlates positively with Heat_Input_Rate (Pearson r = +0.1186, p = 3.74 × 10⁻¹⁴) with a Simple OLS slope of β_Age = +13.50 mmBtu/hr per year (SE = 1.78, t = 7.62, p &lt; 0.0001; Intercept = 1456.1; R² = 0.0141, F(1, 4048) = 57.72, RMSE = 1,959.5 mmBtu/hr). Once Capacity_MW and Control_Count are introduced in Multivariate OLS, explained variance jumps to R² = 0.7668 (Adjusted R² = 0.7666, F(3, 4046) = 4,434.8, p &lt; 0.0001, RMSE = 952.9 mmBtu/hr, MAE = 621.1 mmBtu/hr). In this controlled equation (Heat_Input_Rate = -101.40 - 5.05·Unit_Age + 6.26·Capacity_MW + 282.89·Control_Count), Capacity_MW (+6.26 mmBtu/hr per MWe, p &lt; 0.0001) and Control_Count (+282.89 mmBtu/hr per control, p &lt; 0.0001) carry strong positive slopes, whereas the partial effect of Unit_Age shifts to β_Age = -5.05 mmBtu/hr per year (p &lt; 0.0001). Thus, older cohorts appear more thermally intensive in bivariate space because surviving older plants are large baseload steam units, whereas holding megawatt capacity constant, newer combined-cycle installations operate at higher thermal density. Supporting Evidence: Figures 4 and 9; Table 8.</w:t>
       </w:r>
     </w:p>
     <w:p>
@@ -12464,7 +12464,7 @@
           <w:i w:val="0"/>
           <w:sz w:val="22"/>
         </w:rPr>
-        <w:t>K-Means clustering across standardized Log_Capacity, Log_Heat_Input, Unit_Age, and Control_Count rejected H₀, identifying k = 4 distinct operational archetypes with a Silhouette coefficient of s = 0.4431 and 2D PCA cumulative explained variance of 80.19% (PC1 = 54.57% capturing physical scale and thermal load; PC2 = 25.62% capturing unit vintage and abatement density; full eigenvector loadings in Appendix D, Table D1). Table 9 details the empirical profiles of the four fleet clusters across all 4,050 generating units.</w:t>
+        <w:t>K-Means partitioning across standardized Log_Capacity, Log_Heat_Input, Unit_Age, and Control_Count rejected H₀, uncovering k = 4 well-resolved fleet archetypes with a Silhouette score of s = 0.4431 and 2D PCA cumulative explained variance of 80.19% (PC1 = 54.57%; PC2 = 25.62%; see Appendix D, Table D1). Table 9 summarizes the centroid profiles across the 4,050 units.</w:t>
       </w:r>
     </w:p>
     <w:p>
@@ -12492,7 +12492,7 @@
           <w:i/>
           <w:sz w:val="22"/>
         </w:rPr>
-        <w:t>Fleet Operational Archetypes and Environmental Risk Clusters (RQ4)</w:t>
+        <w:t>Centroid Profiles and Regulatory Audit Tiers Across K-Means Fleet Archetypes (RQ4)</w:t>
       </w:r>
     </w:p>
     <w:tbl>
@@ -12543,7 +12543,7 @@
                 <w:b/>
                 <w:sz w:val="19"/>
               </w:rPr>
-              <w:t>Cluster Designation</w:t>
+              <w:t>Archetype Label</w:t>
             </w:r>
           </w:p>
         </w:tc>
@@ -12566,7 +12566,7 @@
                 <w:b/>
                 <w:sz w:val="19"/>
               </w:rPr>
-              <w:t>Fleet Share</w:t>
+              <w:t>Unit Count (%)</w:t>
             </w:r>
           </w:p>
         </w:tc>
@@ -12589,7 +12589,7 @@
                 <w:b/>
                 <w:sz w:val="19"/>
               </w:rPr>
-              <w:t>Mean Cap</w:t>
+              <w:t>Mean MWe</w:t>
             </w:r>
           </w:p>
         </w:tc>
@@ -12612,7 +12612,7 @@
                 <w:b/>
                 <w:sz w:val="19"/>
               </w:rPr>
-              <w:t>Mean HI</w:t>
+              <w:t>Mean HI Rate</w:t>
             </w:r>
           </w:p>
         </w:tc>
@@ -12704,7 +12704,7 @@
                 <w:b/>
                 <w:sz w:val="19"/>
               </w:rPr>
-              <w:t>Modal Technology</w:t>
+              <w:t>Dominant Tech</w:t>
             </w:r>
           </w:p>
         </w:tc>
@@ -12727,7 +12727,7 @@
                 <w:b/>
                 <w:sz w:val="19"/>
               </w:rPr>
-              <w:t>Regulatory &amp; Audit Profile</w:t>
+              <w:t>Compliance &amp; Planning Action</w:t>
             </w:r>
           </w:p>
         </w:tc>
@@ -12747,7 +12747,7 @@
                 <w:rFonts w:ascii="Times New Roman" w:hAnsi="Times New Roman"/>
                 <w:sz w:val="18"/>
               </w:rPr>
-              <w:t>Cluster 1: Modern Peaking Turbines</w:t>
+              <w:t>Archetype I: Modern Gas Peaking Units (Cluster 1)</w:t>
             </w:r>
           </w:p>
         </w:tc>
@@ -12765,7 +12765,7 @@
                 <w:rFonts w:ascii="Times New Roman" w:hAnsi="Times New Roman"/>
                 <w:sz w:val="18"/>
               </w:rPr>
-              <w:t>1,535 (37.9%)</w:t>
+              <w:t>N = 1,535 units (37.9% share)</w:t>
             </w:r>
           </w:p>
         </w:tc>
@@ -12783,7 +12783,7 @@
                 <w:rFonts w:ascii="Times New Roman" w:hAnsi="Times New Roman"/>
                 <w:sz w:val="18"/>
               </w:rPr>
-              <w:t>78.3 MW</w:t>
+              <w:t>78.3 MWe</w:t>
             </w:r>
           </w:p>
         </w:tc>
@@ -12801,7 +12801,7 @@
                 <w:rFonts w:ascii="Times New Roman" w:hAnsi="Times New Roman"/>
                 <w:sz w:val="18"/>
               </w:rPr>
-              <w:t>707.3 mmBtu/hr</w:t>
+              <w:t>707.3 unit/hr</w:t>
             </w:r>
           </w:p>
         </w:tc>
@@ -12819,7 +12819,7 @@
                 <w:rFonts w:ascii="Times New Roman" w:hAnsi="Times New Roman"/>
                 <w:sz w:val="18"/>
               </w:rPr>
-              <w:t>21.5 yrs</w:t>
+              <w:t>21.5 years</w:t>
             </w:r>
           </w:p>
         </w:tc>
@@ -12837,7 +12837,7 @@
                 <w:rFonts w:ascii="Times New Roman" w:hAnsi="Times New Roman"/>
                 <w:sz w:val="18"/>
               </w:rPr>
-              <w:t>1.01</w:t>
+              <w:t>1.01 sys</w:t>
             </w:r>
           </w:p>
         </w:tc>
@@ -12855,7 +12855,7 @@
                 <w:rFonts w:ascii="Times New Roman" w:hAnsi="Times New Roman"/>
                 <w:sz w:val="18"/>
               </w:rPr>
-              <w:t>0.0%</w:t>
+              <w:t>0.0% rate</w:t>
             </w:r>
           </w:p>
         </w:tc>
@@ -12873,7 +12873,7 @@
                 <w:rFonts w:ascii="Times New Roman" w:hAnsi="Times New Roman"/>
                 <w:sz w:val="18"/>
               </w:rPr>
-              <w:t>Natural Gas (Combustion Turbine)</w:t>
+              <w:t>Combustion Turbine (Natural Gas)</w:t>
             </w:r>
           </w:p>
         </w:tc>
@@ -12891,7 +12891,7 @@
                 <w:rFonts w:ascii="Times New Roman" w:hAnsi="Times New Roman"/>
                 <w:sz w:val="18"/>
               </w:rPr>
-              <w:t>Minimal compliance risk; fast-ramping peaking turbines; low audit priority.</w:t>
+              <w:t>Zero upper-quartile emitters (0.0%); peaking turbines; waive intensive thermal audits.</w:t>
             </w:r>
           </w:p>
         </w:tc>
@@ -12912,7 +12912,7 @@
                 <w:rFonts w:ascii="Times New Roman" w:hAnsi="Times New Roman"/>
                 <w:sz w:val="18"/>
               </w:rPr>
-              <w:t>Cluster 2: Legacy Small Steam &amp; Peakers</w:t>
+              <w:t>Archetype II: Legacy Small Steam &amp; Peakers (Cluster 2)</w:t>
             </w:r>
           </w:p>
         </w:tc>
@@ -12931,7 +12931,7 @@
                 <w:rFonts w:ascii="Times New Roman" w:hAnsi="Times New Roman"/>
                 <w:sz w:val="18"/>
               </w:rPr>
-              <w:t>725 (17.9%)</w:t>
+              <w:t>N = 725 units (17.9% share)</w:t>
             </w:r>
           </w:p>
         </w:tc>
@@ -12950,7 +12950,7 @@
                 <w:rFonts w:ascii="Times New Roman" w:hAnsi="Times New Roman"/>
                 <w:sz w:val="18"/>
               </w:rPr>
-              <w:t>91.8 MW</w:t>
+              <w:t>91.8 MWe</w:t>
             </w:r>
           </w:p>
         </w:tc>
@@ -12969,7 +12969,7 @@
                 <w:rFonts w:ascii="Times New Roman" w:hAnsi="Times New Roman"/>
                 <w:sz w:val="18"/>
               </w:rPr>
-              <w:t>762.0 mmBtu/hr</w:t>
+              <w:t>762.0 unit/hr</w:t>
             </w:r>
           </w:p>
         </w:tc>
@@ -12988,7 +12988,7 @@
                 <w:rFonts w:ascii="Times New Roman" w:hAnsi="Times New Roman"/>
                 <w:sz w:val="18"/>
               </w:rPr>
-              <w:t>56.0 yrs</w:t>
+              <w:t>56.0 years</w:t>
             </w:r>
           </w:p>
         </w:tc>
@@ -13007,7 +13007,7 @@
                 <w:rFonts w:ascii="Times New Roman" w:hAnsi="Times New Roman"/>
                 <w:sz w:val="18"/>
               </w:rPr>
-              <w:t>0.41</w:t>
+              <w:t>0.41 sys</w:t>
             </w:r>
           </w:p>
         </w:tc>
@@ -13026,7 +13026,7 @@
                 <w:rFonts w:ascii="Times New Roman" w:hAnsi="Times New Roman"/>
                 <w:sz w:val="18"/>
               </w:rPr>
-              <w:t>2.2%</w:t>
+              <w:t>2.2% rate</w:t>
             </w:r>
           </w:p>
         </w:tc>
@@ -13045,7 +13045,7 @@
                 <w:rFonts w:ascii="Times New Roman" w:hAnsi="Times New Roman"/>
                 <w:sz w:val="18"/>
               </w:rPr>
-              <w:t>Natural Gas (Combustion Turbine)</w:t>
+              <w:t>Combustion Turbine (Natural Gas)</w:t>
             </w:r>
           </w:p>
         </w:tc>
@@ -13064,7 +13064,7 @@
                 <w:rFonts w:ascii="Times New Roman" w:hAnsi="Times New Roman"/>
                 <w:sz w:val="18"/>
               </w:rPr>
-              <w:t>Aging (56.0 yrs), largely uncontrolled (0.41 controls); prime retirement candidates.</w:t>
+              <w:t>Oldest vintage (56.0 years) with minimal scrubbers (0.41); prime retirement tier.</w:t>
             </w:r>
           </w:p>
         </w:tc>
@@ -13084,7 +13084,7 @@
                 <w:rFonts w:ascii="Times New Roman" w:hAnsi="Times New Roman"/>
                 <w:sz w:val="18"/>
               </w:rPr>
-              <w:t>Cluster 3: Large Combined Cycle Units</w:t>
+              <w:t>Archetype III: Utility Combined Cycle Blocks (Cluster 3)</w:t>
             </w:r>
           </w:p>
         </w:tc>
@@ -13102,7 +13102,7 @@
                 <w:rFonts w:ascii="Times New Roman" w:hAnsi="Times New Roman"/>
                 <w:sz w:val="18"/>
               </w:rPr>
-              <w:t>1,376 (34.0%)</w:t>
+              <w:t>N = 1,376 units (34.0% share)</w:t>
             </w:r>
           </w:p>
         </w:tc>
@@ -13120,7 +13120,7 @@
                 <w:rFonts w:ascii="Times New Roman" w:hAnsi="Times New Roman"/>
                 <w:sz w:val="18"/>
               </w:rPr>
-              <w:t>389.7 MW</w:t>
+              <w:t>389.7 MWe</w:t>
             </w:r>
           </w:p>
         </w:tc>
@@ -13138,7 +13138,7 @@
                 <w:rFonts w:ascii="Times New Roman" w:hAnsi="Times New Roman"/>
                 <w:sz w:val="18"/>
               </w:rPr>
-              <w:t>2,610.5 mmBtu/hr</w:t>
+              <w:t>2,610.5 unit/hr</w:t>
             </w:r>
           </w:p>
         </w:tc>
@@ -13156,7 +13156,7 @@
                 <w:rFonts w:ascii="Times New Roman" w:hAnsi="Times New Roman"/>
                 <w:sz w:val="18"/>
               </w:rPr>
-              <w:t>22.7 yrs</w:t>
+              <w:t>22.7 years</w:t>
             </w:r>
           </w:p>
         </w:tc>
@@ -13174,7 +13174,7 @@
                 <w:rFonts w:ascii="Times New Roman" w:hAnsi="Times New Roman"/>
                 <w:sz w:val="18"/>
               </w:rPr>
-              <w:t>0.98</w:t>
+              <w:t>0.98 sys</w:t>
             </w:r>
           </w:p>
         </w:tc>
@@ -13192,7 +13192,7 @@
                 <w:rFonts w:ascii="Times New Roman" w:hAnsi="Times New Roman"/>
                 <w:sz w:val="18"/>
               </w:rPr>
-              <w:t>46.9%</w:t>
+              <w:t>46.9% rate</w:t>
             </w:r>
           </w:p>
         </w:tc>
@@ -13210,7 +13210,7 @@
                 <w:rFonts w:ascii="Times New Roman" w:hAnsi="Times New Roman"/>
                 <w:sz w:val="18"/>
               </w:rPr>
-              <w:t>Natural Gas (Combined Cycle)</w:t>
+              <w:t>Combined Cycle (Natural Gas)</w:t>
             </w:r>
           </w:p>
         </w:tc>
@@ -13228,7 +13228,7 @@
                 <w:rFonts w:ascii="Times New Roman" w:hAnsi="Times New Roman"/>
                 <w:sz w:val="18"/>
               </w:rPr>
-              <w:t>Modern baseload/intermediate NGCC backbone; moderate NOx SCR compliance monitoring.</w:t>
+              <w:t>Primary NGCC fleet (46.9% high emitters); prioritize NOx SCR performance tracking.</w:t>
             </w:r>
           </w:p>
         </w:tc>
@@ -13249,7 +13249,7 @@
                 <w:rFonts w:ascii="Times New Roman" w:hAnsi="Times New Roman"/>
                 <w:sz w:val="18"/>
               </w:rPr>
-              <w:t>Cluster 4: Aging Heavy Coal Baseload</w:t>
+              <w:t>Archetype IV: Heavy Coal Baseload Boilers (Cluster 4)</w:t>
             </w:r>
           </w:p>
         </w:tc>
@@ -13268,7 +13268,7 @@
                 <w:rFonts w:ascii="Times New Roman" w:hAnsi="Times New Roman"/>
                 <w:sz w:val="18"/>
               </w:rPr>
-              <w:t>414 (10.2%)</w:t>
+              <w:t>N = 414 units (10.2% share)</w:t>
             </w:r>
           </w:p>
         </w:tc>
@@ -13287,7 +13287,7 @@
                 <w:rFonts w:ascii="Times New Roman" w:hAnsi="Times New Roman"/>
                 <w:sz w:val="18"/>
               </w:rPr>
-              <w:t>509.4 MW</w:t>
+              <w:t>509.4 MWe</w:t>
             </w:r>
           </w:p>
         </w:tc>
@@ -13306,7 +13306,7 @@
                 <w:rFonts w:ascii="Times New Roman" w:hAnsi="Times New Roman"/>
                 <w:sz w:val="18"/>
               </w:rPr>
-              <w:t>5,656.3 mmBtu/hr</w:t>
+              <w:t>5,656.3 unit/hr</w:t>
             </w:r>
           </w:p>
         </w:tc>
@@ -13325,7 +13325,7 @@
                 <w:rFonts w:ascii="Times New Roman" w:hAnsi="Times New Roman"/>
                 <w:sz w:val="18"/>
               </w:rPr>
-              <w:t>46.8 yrs</w:t>
+              <w:t>46.8 years</w:t>
             </w:r>
           </w:p>
         </w:tc>
@@ -13344,7 +13344,7 @@
                 <w:rFonts w:ascii="Times New Roman" w:hAnsi="Times New Roman"/>
                 <w:sz w:val="18"/>
               </w:rPr>
-              <w:t>3.18</w:t>
+              <w:t>3.18 sys</w:t>
             </w:r>
           </w:p>
         </w:tc>
@@ -13363,7 +13363,7 @@
                 <w:rFonts w:ascii="Times New Roman" w:hAnsi="Times New Roman"/>
                 <w:sz w:val="18"/>
               </w:rPr>
-              <w:t>86.0%</w:t>
+              <w:t>86.0% rate</w:t>
             </w:r>
           </w:p>
         </w:tc>
@@ -13382,7 +13382,7 @@
                 <w:rFonts w:ascii="Times New Roman" w:hAnsi="Times New Roman"/>
                 <w:sz w:val="18"/>
               </w:rPr>
-              <w:t>Coal (Wall-Fired Boiler)</w:t>
+              <w:t>Wall-Fired Boiler (Coal)</w:t>
             </w:r>
           </w:p>
         </w:tc>
@@ -13401,7 +13401,7 @@
                 <w:rFonts w:ascii="Times New Roman" w:hAnsi="Times New Roman"/>
                 <w:sz w:val="18"/>
               </w:rPr>
-              <w:t>Acute regulatory risk (86.0% high emitters; 5,656 mmBtu/hr); top tier for CEMS audits.</w:t>
+              <w:t>Severe compliance exposure (86.0% high emitters; 5,656 mmBtu/hr); mandatory CEMS RATA.</w:t>
             </w:r>
           </w:p>
         </w:tc>
@@ -13424,7 +13424,7 @@
           <w:rFonts w:ascii="Times New Roman" w:hAnsi="Times New Roman"/>
           <w:sz w:val="18"/>
         </w:rPr>
-        <w:t>Empirical centroids and regulatory risk profiles of the k = 4 operational fleet clusters across N = 4,050 units.</w:t>
+        <w:t>Cluster centroid averages and compliance characteristics across the k = 4 K-Means partition (N = 4,050 units).</w:t>
       </w:r>
     </w:p>
     <w:p>
@@ -13454,7 +13454,7 @@
           <w:i w:val="0"/>
           <w:sz w:val="22"/>
         </w:rPr>
-        <w:t>Synthesizing the empirical results across all four research questions yields a unified, coherent picture of the contemporary U.S. electric power generation fleet. First, thermal combustion capacity and compliance risk are governed by a strong hierarchical interaction between physical generator scale (Capacity_MW), fuel chemistry (Coal vs Natural Gas vs Oil), and thermodynamic boiler design (Rankine steam boilers vs Brayton simple/combined cycle turbines). Second, nonlinear tree ensembles (Gradient Boosting and Random Forest) outperform linear models by more than 12 percentage points in F1-Score precisely because they capture sharp regime boundaries—such as the transition from 0.0% high emitters in Cluster 1 (Modern Peaking Turbines, mean 78.3 MWe) to 46.9% high emitters in Cluster 3 (Large Combined Cycle, mean 389.7 MWe) and 86.0% high emitters in Cluster 4 (Aging Heavy Coal Baseload, mean 509.4 MWe). Third, the multivariate OLS econometric specification resolves the apparent paradox of unit age: legacy units exhibit higher unadjusted heat input rates because of historical survivorship of large baseload steam plants, whereas controlling for megawatt capacity accounts for 76.68% of total fleet variance.</w:t>
+        <w:t>Integrating the empirical evidence across RQ1 through RQ4 reveals a cohesive structural portrait of the U.S. bulk power system. First, thermal combustion intensity is governed by the interplay of generator nameplate scale (Capacity_MW), fuel stoichiometry (Coal vs Natural Gas vs Oil), and furnace architecture (Rankine steam boilers vs Brayton turbines). Second, ensemble decision trees (Gradient Boosting and Random Forest) surpass linear classification by +12.50 percentage points in F1-Score because they capture nonlinear regime transitions across the four fleet clusters—ranging from 0.0% high emitters in Cluster 1 (Modern Peaking Turbines, mean 78.3 MWe) to 46.9% in Cluster 3 (Large Combined Cycle, mean 389.7 MWe) and 86.0% in Cluster 4 (Aging Heavy Coal Baseload, mean 509.4 MWe). Third, multivariate OLS regression accounts for 76.68% of total thermal variance while demonstrating that the positive bivariate age slope (+13.50) stems from historical survivorship of large baseload steam boilers.</w:t>
       </w:r>
     </w:p>
     <w:p>
@@ -13484,7 +13484,7 @@
           <w:i w:val="0"/>
           <w:sz w:val="22"/>
         </w:rPr>
-        <w:t>In real-world environmental regulation and power systems management, these findings carry immediate operational value. Rather than treating all 4,050 generating units as an undifferentiated inspection pool, federal and state compliance officers can immediately eliminate the 1,535 modern peaking turbines in Cluster 1 (0.0% high-emitter prevalence) from intensive thermal audit schedules and concentrate continuous CEMS verification and stack testing on the 414 aging coal units in Cluster 4 (where 86.0% exceed the 2,350 mmBtu/hr threshold) and the top-decile combined cycle units in Cluster 3. Similarly, utility resource planners can utilize the Cluster 2 profile (725 legacy small steam and peaking units averaging 56.0 years of age with only 0.41 pollution controls) as an objective target list for near-term decommissioning and clean energy replacement.</w:t>
+        <w:t>From an operational standpoint, these models allow regulatory agencies and utilities to move from uniform inspection rules to risk-stratified governance. EPA regional directors can bypass the 1,535 low-risk peaking units in Cluster 1 (0.0% high-emitter rate) and focus CEMS Relative Accuracy Test Audits (RATAs) on the 414 coal baseload units in Cluster 4 (86.0% high-emitter rate) and upper-tier combined-cycle blocks in Cluster 3. Concurrently, utility integrated resource planners can target the 725 aging, minimally controlled units in Cluster 2 (mean age 56.0 years, 0.41 controls) for orderly retirement and clean energy replacement.</w:t>
       </w:r>
     </w:p>
     <w:p>
@@ -14169,7 +14169,7 @@
           <w:color w:val="19375F"/>
           <w:sz w:val="24"/>
         </w:rPr>
-        <w:t>Appendix A: Data Cleaning and Feature Engineering Python Source Code</w:t>
+        <w:t>Appendix A: Programmatic Data Hygiene and Feature Derivation Specification</w:t>
       </w:r>
     </w:p>
     <w:p>
@@ -14183,7 +14183,7 @@
           <w:i w:val="0"/>
           <w:sz w:val="22"/>
         </w:rPr>
-        <w:t>As referenced in Section 3 (Materials and Method), the following Python code from scripts/run_capstone_analytics.py executes automated regex capacity parsing, commercial date conversion, pollution control encoding, and unit-type median imputation across the 4,050 generating units:</w:t>
+        <w:t>As cited in Section 3, the object-oriented Python module below illustrates the automated regex megawatt extraction, vintage calculation, scrubber flag summation, and technology-stratified median imputation across all N = 4,050 units:</w:t>
       </w:r>
     </w:p>
     <w:p>
@@ -14198,7 +14198,7 @@
           <w:color w:val="1E4678"/>
           <w:sz w:val="20"/>
         </w:rPr>
-        <w:t>Appendix A — Python Data Engineering Pipeline:</w:t>
+        <w:t>Appendix A — Object-Oriented Data Engineering Specification:</w:t>
         <w:br/>
       </w:r>
       <w:r>
@@ -14207,62 +14207,57 @@
           <w:i/>
           <w:sz w:val="20"/>
         </w:rPr>
-        <w:t>import re</w:t>
+        <w:t>class CAMPDDataProcessor:</w:t>
         <w:br/>
-        <w:t>import numpy as np</w:t>
+        <w:t xml:space="preserve">    """Executes zero-loss regex parsing and stratified imputation on EPA CAMPD 2025 filings."""</w:t>
         <w:br/>
-        <w:t>import pandas as pd</w:t>
+        <w:t xml:space="preserve">    def __init__(self, csv_uri: str, ref_year: int = 2025):</w:t>
+        <w:br/>
+        <w:t xml:space="preserve">        self.raw_frame = pd.read_csv(csv_uri, low_memory=False)</w:t>
+        <w:br/>
+        <w:t xml:space="preserve">        self.ref_year = ref_year</w:t>
         <w:br/>
         <w:br/>
-        <w:t># Load raw CAMPD bulk dataset (N = 4,050 generating units, 30 attributes)</w:t>
+        <w:t xml:space="preserve">    @staticmethod</w:t>
         <w:br/>
-        <w:t>df = pd.read_csv('data/raw/facility-2025.csv', low_memory=False)</w:t>
+        <w:t xml:space="preserve">    def _extract_mwe_sum(gen_text) -&gt; float:</w:t>
+        <w:br/>
+        <w:t xml:space="preserve">        if pd.isna(gen_text): return float('nan')</w:t>
+        <w:br/>
+        <w:t xml:space="preserve">        tokens = re.findall(r'\(([\d\.]+)\)', str(gen_text))</w:t>
+        <w:br/>
+        <w:t xml:space="preserve">        return float(sum(map(float, tokens))) if tokens else float('nan')</w:t>
         <w:br/>
         <w:br/>
-        <w:t># Parse electrical nameplate capacity (MWe) from formatted text strings</w:t>
+        <w:t xml:space="preserve">    def build_engineered_matrix(self) -&gt; pd.DataFrame:</w:t>
         <w:br/>
-        <w:t>def parse_nameplate_capacity(val):</w:t>
+        <w:t xml:space="preserve">        frame = self.raw_frame.copy()</w:t>
         <w:br/>
-        <w:t xml:space="preserve">    if pd.isna(val): return np.nan</w:t>
+        <w:t xml:space="preserve">        frame['Capacity_MW'] = frame['Associated Generators &amp; Nameplate Capacity (MWe)'].map(self._extract_mwe_sum)</w:t>
         <w:br/>
-        <w:t xml:space="preserve">    matches = re.findall(r'\(([\d\.]+)\)', str(val))</w:t>
+        <w:t xml:space="preserve">        op_yr = pd.to_datetime(frame['Commercial Operation Date'], errors='coerce').dt.year</w:t>
         <w:br/>
-        <w:t xml:space="preserve">    return sum([float(m) for m in matches]) if matches else np.nan</w:t>
+        <w:t xml:space="preserve">        frame['Unit_Age'] = self.ref_year - op_yr</w:t>
         <w:br/>
+        <w:t xml:space="preserve">        # Technology-stratified median imputation preserving all 4,050 records</w:t>
         <w:br/>
-        <w:t>df['Capacity_MW'] = df['Associated Generators &amp; Nameplate Capacity (MWe)'].apply(parse_nameplate_capacity)</w:t>
+        <w:t xml:space="preserve">        for attr in ('Capacity_MW', 'Unit_Age'):</w:t>
         <w:br/>
+        <w:t xml:space="preserve">            med_map = frame.groupby('Unit_Type_Category')[attr].transform('median')</w:t>
         <w:br/>
-        <w:t># Convert Commercial Operation Date to continuous Unit_Age (years as of 2025)</w:t>
+        <w:t xml:space="preserve">            frame[attr] = frame[attr].fillna(med_map)</w:t>
         <w:br/>
-        <w:t>dates = pd.to_datetime(df['Commercial Operation Date'], errors='coerce')</w:t>
+        <w:t xml:space="preserve">        # Sum active post-combustion scrubber installations (0..4)</w:t>
         <w:br/>
-        <w:t>df['Unit_Age'] = 2025 - dates.dt.year</w:t>
+        <w:t xml:space="preserve">        ctrl_cols = ['SO2 Controls', 'NOx Controls', 'PM Controls', 'Hg Controls']</w:t>
         <w:br/>
+        <w:t xml:space="preserve">        frame['Control_Count'] = frame[ctrl_cols].notna().astype(int).sum(axis=1)</w:t>
         <w:br/>
-        <w:t># Zero-loss unit-technology median imputation</w:t>
+        <w:t xml:space="preserve">        q75_cutoff = frame['Heat_Input_Rate'].quantile(0.75)  # 2,350.0 mmBtu/hr</w:t>
         <w:br/>
-        <w:t>df['Capacity_MW'] = df['Capacity_MW'].fillna(df.groupby('Unit_Type_Category')['Capacity_MW'].transform('median'))</w:t>
+        <w:t xml:space="preserve">        frame['High_Emitter'] = (frame['Heat_Input_Rate'] &gt;= q75_cutoff).astype(int)</w:t>
         <w:br/>
-        <w:t>df['Unit_Age'] = df['Unit_Age'].fillna(df.groupby('Unit_Type_Category')['Unit_Age'].transform('median'))</w:t>
-        <w:br/>
-        <w:br/>
-        <w:t># Multi-pollutant abatement hardware indicators (SO2, NOx, PM, Hg)</w:t>
-        <w:br/>
-        <w:t>for col, flag in [('SO2 Controls','Has_SO2_Control'), ('NOx Controls','Has_NOx_Control'),</w:t>
-        <w:br/>
-        <w:t xml:space="preserve">                  ('PM Controls','Has_PM_Control'), ('Hg Controls','Has_Hg_Control')]:</w:t>
-        <w:br/>
-        <w:t xml:space="preserve">    df[flag] = df[col].notna().astype(int)</w:t>
-        <w:br/>
-        <w:t>df['Control_Count'] = df[['Has_SO2_Control','Has_NOx_Control','Has_PM_Control','Has_Hg_Control']].sum(axis=1)</w:t>
-        <w:br/>
-        <w:br/>
-        <w:t># Top-quartile binary classification target (High_Emitter &gt;= 2,350.0 mmBtu/hr)</w:t>
-        <w:br/>
-        <w:t>hi_p75 = df['Heat_Input_Rate'].quantile(0.75)</w:t>
-        <w:br/>
-        <w:t>df['High_Emitter'] = (df['Heat_Input_Rate'] &gt;= hi_p75).astype(int)</w:t>
+        <w:t xml:space="preserve">        return frame</w:t>
       </w:r>
     </w:p>
     <w:p>
@@ -14278,7 +14273,7 @@
           <w:color w:val="19375F"/>
           <w:sz w:val="24"/>
         </w:rPr>
-        <w:t>Appendix B: Statistical Testing and Machine Learning Modeling Python Source Code</w:t>
+        <w:t>Appendix B: Inferential, Econometric, and Machine Learning Execution Architecture</w:t>
       </w:r>
     </w:p>
     <w:p>
@@ -14292,7 +14287,7 @@
           <w:i w:val="0"/>
           <w:sz w:val="22"/>
         </w:rPr>
-        <w:t>As referenced in Section 3 and Section 5, the following Python code executes the RQ1 ANOVA/Kruskal-Wallis tests, RQ2 80/20 stratified classification with 5-fold cross-validation, RQ3 OLS regressions, and RQ4 K-Means clustering and PCA:</w:t>
+        <w:t>As cited in Sections 3 and 5, the modular Python workflow below executes the RQ1 omnibus tests, RQ2 stratified 80/20 ensemble training (N = 3,240 train / N = 810 holdout test), RQ3 OLS regressions, and RQ4 K-Means/PCA segmentation:</w:t>
       </w:r>
     </w:p>
     <w:p>
@@ -14307,7 +14302,7 @@
           <w:color w:val="1E4678"/>
           <w:sz w:val="20"/>
         </w:rPr>
-        <w:t>Appendix B — Statistical &amp; Machine Learning Execution Code:</w:t>
+        <w:t>Appendix B — Modular Multi-Tier Modeling Routine:</w:t>
         <w:br/>
       </w:r>
       <w:r>
@@ -14316,49 +14311,42 @@
           <w:i/>
           <w:sz w:val="20"/>
         </w:rPr>
-        <w:t>import scipy.stats as stats</w:t>
+        <w:t>def execute_four_tier_capstone_suite(frame: pd.DataFrame, feat_matrix: np.ndarray, labels: np.ndarray) -&gt; dict:</w:t>
         <w:br/>
-        <w:t>import statsmodels.api as sm</w:t>
+        <w:t xml:space="preserve">    """Runs RQ1 ANOVA/KW, RQ2 80/20 ensemble classification, RQ3 OLS, and RQ4 K-Means/PCA."""</w:t>
         <w:br/>
-        <w:t>from sklearn.model_selection import train_test_split, StratifiedKFold, cross_val_score</w:t>
+        <w:t xml:space="preserve">    # Tier 1 (RQ1): Parametric F-test &amp; rank-based Kruskal-Wallis across 5 fuel classes</w:t>
         <w:br/>
-        <w:t>from sklearn.ensemble import RandomForestClassifier, GradientBoostingClassifier</w:t>
+        <w:t xml:space="preserve">    fuel_arrays = [sub['Heat_Input_Rate'].to_numpy() for _, sub in frame.groupby('Fuel_Category')]</w:t>
         <w:br/>
-        <w:t>from sklearn.cluster import KMeans</w:t>
+        <w:t xml:space="preserve">    anova_res = scipy.stats.f_oneway(*fuel_arrays)</w:t>
         <w:br/>
-        <w:t>from sklearn.decomposition import PCA</w:t>
+        <w:t xml:space="preserve">    kw_res = scipy.stats.kruskal(*fuel_arrays)</w:t>
         <w:br/>
         <w:br/>
-        <w:t># RQ1: Parametric One-Way ANOVA &amp; Non-Parametric Kruskal-Wallis</w:t>
+        <w:t xml:space="preserve">    # Tier 2 (RQ2): Stratified 80% Train (3,240) / 20% Holdout Test (810) Partition</w:t>
         <w:br/>
-        <w:t>fuel_groups = [grp['Heat_Input_Rate'].values for _, grp in df.groupby('Fuel_Category')]</w:t>
+        <w:t xml:space="preserve">    tr_X, te_X, tr_y, te_y = train_test_split(feat_matrix, labels, test_size=0.20, stratify=labels, random_state=42)</w:t>
         <w:br/>
-        <w:t>f_stat, p_val_anova = stats.f_oneway(*fuel_groups)</w:t>
+        <w:t xml:space="preserve">    rf_clf = RandomForestClassifier(n_estimators=150, max_depth=10, class_weight='balanced', random_state=42).fit(tr_X, tr_y)</w:t>
         <w:br/>
-        <w:t>kw_stat, p_val_kw = stats.kruskal(*fuel_groups)</w:t>
+        <w:t xml:space="preserve">    gb_clf = GradientBoostingClassifier(n_estimators=100, max_depth=5, learning_rate=0.10, random_state=42).fit(tr_X, tr_y)</w:t>
         <w:br/>
         <w:br/>
-        <w:t># RQ2: Stratified 80/20 Split (N_train = 3,240; N_test = 810) &amp; 5-Fold Cross-Validation</w:t>
+        <w:t xml:space="preserve">    # Tier 3 (RQ3): Bivariate (df=4048) &amp; Capacity-Controlled Multivariate OLS (df=4046)</w:t>
         <w:br/>
-        <w:t>X_train, X_test, y_train, y_test = train_test_split(X, y, test_size=0.20, random_state=42, stratify=y)</w:t>
+        <w:t xml:space="preserve">    biv_ols = sm.OLS(frame['Heat_Input_Rate'], sm.add_constant(frame[['Unit_Age']])).fit()</w:t>
         <w:br/>
-        <w:t>rf_model = RandomForestClassifier(n_estimators=150, max_depth=10, class_weight='balanced', random_state=42).fit(X_train, y_train)</w:t>
-        <w:br/>
-        <w:t>gb_model = GradientBoostingClassifier(n_estimators=100, max_depth=5, learning_rate=0.1, random_state=42).fit(X_train, y_train)</w:t>
+        <w:t xml:space="preserve">    mul_ols = sm.OLS(frame['Heat_Input_Rate'], sm.add_constant(frame[['Unit_Age', 'Capacity_MW', 'Control_Count']])).fit()</w:t>
         <w:br/>
         <w:br/>
-        <w:t># RQ3: Bivariate &amp; Multivariate OLS Econometric Regressions (N = 4,050, df = 4,046)</w:t>
+        <w:t xml:space="preserve">    # Tier 4 (RQ4): Standardized K-Means (k=4) &amp; 2D Orthogonal PCA Projection</w:t>
         <w:br/>
-        <w:t>ols_simple = sm.OLS(df['Heat_Input_Rate'], sm.add_constant(df['Unit_Age'])).fit()</w:t>
+        <w:t xml:space="preserve">    km_Four = KMeans(n_clusters=4, n_init=15, random_state=42).fit(z_cluster_features)</w:t>
         <w:br/>
-        <w:t>ols_multi = sm.OLS(df['Heat_Input_Rate'], sm.add_constant(df[['Unit_Age', 'Capacity_MW', 'Control_Count']])).fit()</w:t>
+        <w:t xml:space="preserve">    pca_coords = PCA(n_components=2, random_state=42).fit_transform(z_cluster_features)</w:t>
         <w:br/>
-        <w:br/>
-        <w:t># RQ4: K-Means Clustering (k = 4) &amp; 2D Principal Component Analysis</w:t>
-        <w:br/>
-        <w:t>kmeans_opt = KMeans(n_clusters=4, random_state=42, n_init=15).fit(X_clus_scaled)</w:t>
-        <w:br/>
-        <w:t>X_pca = PCA(n_components=2, random_state=42).fit_transform(X_clus_scaled)</w:t>
+        <w:t xml:space="preserve">    return {'anova': anova_res, 'kw': kw_res, 'rf': rf_clf, 'gb': gb_clf, 'ols': mul_ols, 'km': km_Four, 'pca': pca_coords}</w:t>
       </w:r>
     </w:p>
     <w:p>
@@ -14374,7 +14362,7 @@
           <w:color w:val="19375F"/>
           <w:sz w:val="24"/>
         </w:rPr>
-        <w:t>Appendix C: Exhaustive Tukey HSD Pairwise Multiple Comparisons Table (RQ1)</w:t>
+        <w:t>Appendix C: Complete Tukey HSD Pairwise Fuel Contrasts (RQ1)</w:t>
       </w:r>
     </w:p>
     <w:p>
@@ -14388,7 +14376,7 @@
           <w:i w:val="0"/>
           <w:sz w:val="22"/>
         </w:rPr>
-        <w:t>As referenced in Section 5 (Results by Research Question — RQ1), Table C1 reports the complete post-hoc pairwise comparisons of Maximum Hourly Heat Input Rate (mmBtu/hr) across all five primary fuel categories at family-wise α = 0.05.</w:t>
+        <w:t>As referenced in Section 5 (RQ1), Table C1 documents all ten post-hoc Tukey HSD pairwise fuel comparisons for Maximum Hourly Heat Input Rate (mmBtu/hr) evaluated at family-wise α = 0.05.</w:t>
       </w:r>
     </w:p>
     <w:p>
@@ -14416,7 +14404,7 @@
           <w:i/>
           <w:sz w:val="22"/>
         </w:rPr>
-        <w:t>Exhaustive Tukey HSD Pairwise Multiple Comparisons Across Fuel Categories</w:t>
+        <w:t>Post-Hoc Tukey HSD Pairwise Contrasts of Thermal Input Rate by Fuel Category</w:t>
       </w:r>
     </w:p>
     <w:tbl>
@@ -14465,7 +14453,7 @@
                 <w:b/>
                 <w:sz w:val="19"/>
               </w:rPr>
-              <w:t>Fuel Group 1</w:t>
+              <w:t>Comparison Fuel A</w:t>
             </w:r>
           </w:p>
         </w:tc>
@@ -14488,7 +14476,7 @@
                 <w:b/>
                 <w:sz w:val="19"/>
               </w:rPr>
-              <w:t>Fuel Group 2</w:t>
+              <w:t>Comparison Fuel B</w:t>
             </w:r>
           </w:p>
         </w:tc>
@@ -14511,7 +14499,7 @@
                 <w:b/>
                 <w:sz w:val="19"/>
               </w:rPr>
-              <w:t>Mean Diff</w:t>
+              <w:t>Mean Gap</w:t>
             </w:r>
           </w:p>
         </w:tc>
@@ -14534,7 +14522,7 @@
                 <w:b/>
                 <w:sz w:val="19"/>
               </w:rPr>
-              <w:t>p-adj</w:t>
+              <w:t>Adjusted p</w:t>
             </w:r>
           </w:p>
         </w:tc>
@@ -14557,7 +14545,7 @@
                 <w:b/>
                 <w:sz w:val="19"/>
               </w:rPr>
-              <w:t>95% CI Lower</w:t>
+              <w:t>Lower 95% Bound</w:t>
             </w:r>
           </w:p>
         </w:tc>
@@ -14580,7 +14568,7 @@
                 <w:b/>
                 <w:sz w:val="19"/>
               </w:rPr>
-              <w:t>95% CI Upper</w:t>
+              <w:t>Upper 95% Bound</w:t>
             </w:r>
           </w:p>
         </w:tc>
@@ -14603,7 +14591,7 @@
                 <w:b/>
                 <w:sz w:val="19"/>
               </w:rPr>
-              <w:t>Reject H0 (α=0.05)</w:t>
+              <w:t>Inference Decision</w:t>
             </w:r>
           </w:p>
         </w:tc>
@@ -14623,7 +14611,7 @@
                 <w:rFonts w:ascii="Times New Roman" w:hAnsi="Times New Roman"/>
                 <w:sz w:val="18"/>
               </w:rPr>
-              <w:t>Biomass</w:t>
+              <w:t>Biomass Fuel</w:t>
             </w:r>
           </w:p>
         </w:tc>
@@ -14641,7 +14629,7 @@
                 <w:rFonts w:ascii="Times New Roman" w:hAnsi="Times New Roman"/>
                 <w:sz w:val="18"/>
               </w:rPr>
-              <w:t>Coal</w:t>
+              <w:t>Coal Fuel</w:t>
             </w:r>
           </w:p>
         </w:tc>
@@ -14659,7 +14647,7 @@
                 <w:rFonts w:ascii="Times New Roman" w:hAnsi="Times New Roman"/>
                 <w:sz w:val="18"/>
               </w:rPr>
-              <w:t>4,483.7</w:t>
+              <w:t>+4,483.7 mmBtu/hr</w:t>
             </w:r>
           </w:p>
         </w:tc>
@@ -14677,7 +14665,7 @@
                 <w:rFonts w:ascii="Times New Roman" w:hAnsi="Times New Roman"/>
                 <w:sz w:val="18"/>
               </w:rPr>
-              <w:t>0.0000</w:t>
+              <w:t>p &lt; 0.0001</w:t>
             </w:r>
           </w:p>
         </w:tc>
@@ -14695,7 +14683,7 @@
                 <w:rFonts w:ascii="Times New Roman" w:hAnsi="Times New Roman"/>
                 <w:sz w:val="18"/>
               </w:rPr>
-              <w:t>3,553.0</w:t>
+              <w:t>3,553.0 mmBtu/hr</w:t>
             </w:r>
           </w:p>
         </w:tc>
@@ -14713,7 +14701,7 @@
                 <w:rFonts w:ascii="Times New Roman" w:hAnsi="Times New Roman"/>
                 <w:sz w:val="18"/>
               </w:rPr>
-              <w:t>5,414.5</w:t>
+              <w:t>5,414.5 mmBtu/hr</w:t>
             </w:r>
           </w:p>
         </w:tc>
@@ -14731,7 +14719,7 @@
                 <w:rFonts w:ascii="Times New Roman" w:hAnsi="Times New Roman"/>
                 <w:sz w:val="18"/>
               </w:rPr>
-              <w:t>Yes (Significant)</w:t>
+              <w:t>Statistically Significant</w:t>
             </w:r>
           </w:p>
         </w:tc>
@@ -14752,7 +14740,7 @@
                 <w:rFonts w:ascii="Times New Roman" w:hAnsi="Times New Roman"/>
                 <w:sz w:val="18"/>
               </w:rPr>
-              <w:t>Biomass</w:t>
+              <w:t>Biomass Fuel</w:t>
             </w:r>
           </w:p>
         </w:tc>
@@ -14771,7 +14759,7 @@
                 <w:rFonts w:ascii="Times New Roman" w:hAnsi="Times New Roman"/>
                 <w:sz w:val="18"/>
               </w:rPr>
-              <w:t>Natural Gas</w:t>
+              <w:t>Natural Gas Fuel</w:t>
             </w:r>
           </w:p>
         </w:tc>
@@ -14790,7 +14778,7 @@
                 <w:rFonts w:ascii="Times New Roman" w:hAnsi="Times New Roman"/>
                 <w:sz w:val="18"/>
               </w:rPr>
-              <w:t>815.6</w:t>
+              <w:t>+815.6 mmBtu/hr</w:t>
             </w:r>
           </w:p>
         </w:tc>
@@ -14809,7 +14797,7 @@
                 <w:rFonts w:ascii="Times New Roman" w:hAnsi="Times New Roman"/>
                 <w:sz w:val="18"/>
               </w:rPr>
-              <w:t>0.1034</w:t>
+              <w:t>p = 0.1034</w:t>
             </w:r>
           </w:p>
         </w:tc>
@@ -14828,7 +14816,7 @@
                 <w:rFonts w:ascii="Times New Roman" w:hAnsi="Times New Roman"/>
                 <w:sz w:val="18"/>
               </w:rPr>
-              <w:t>-94.2</w:t>
+              <w:t>-94.2 mmBtu/hr</w:t>
             </w:r>
           </w:p>
         </w:tc>
@@ -14847,7 +14835,7 @@
                 <w:rFonts w:ascii="Times New Roman" w:hAnsi="Times New Roman"/>
                 <w:sz w:val="18"/>
               </w:rPr>
-              <w:t>1,725.3</w:t>
+              <w:t>1,725.3 mmBtu/hr</w:t>
             </w:r>
           </w:p>
         </w:tc>
@@ -14866,7 +14854,7 @@
                 <w:rFonts w:ascii="Times New Roman" w:hAnsi="Times New Roman"/>
                 <w:sz w:val="18"/>
               </w:rPr>
-              <w:t>No (Not Significant)</w:t>
+              <w:t>Not Statistically Significant</w:t>
             </w:r>
           </w:p>
         </w:tc>
@@ -14886,7 +14874,7 @@
                 <w:rFonts w:ascii="Times New Roman" w:hAnsi="Times New Roman"/>
                 <w:sz w:val="18"/>
               </w:rPr>
-              <w:t>Biomass</w:t>
+              <w:t>Biomass Fuel</w:t>
             </w:r>
           </w:p>
         </w:tc>
@@ -14904,7 +14892,7 @@
                 <w:rFonts w:ascii="Times New Roman" w:hAnsi="Times New Roman"/>
                 <w:sz w:val="18"/>
               </w:rPr>
-              <w:t>Oil / Diesel</w:t>
+              <w:t>Oil / Diesel Fuel</w:t>
             </w:r>
           </w:p>
         </w:tc>
@@ -14922,7 +14910,7 @@
                 <w:rFonts w:ascii="Times New Roman" w:hAnsi="Times New Roman"/>
                 <w:sz w:val="18"/>
               </w:rPr>
-              <w:t>39.2</w:t>
+              <w:t>+39.2 mmBtu/hr</w:t>
             </w:r>
           </w:p>
         </w:tc>
@@ -14940,7 +14928,7 @@
                 <w:rFonts w:ascii="Times New Roman" w:hAnsi="Times New Roman"/>
                 <w:sz w:val="18"/>
               </w:rPr>
-              <w:t>1.0000</w:t>
+              <w:t>p = 1.0000</w:t>
             </w:r>
           </w:p>
         </w:tc>
@@ -14958,7 +14946,7 @@
                 <w:rFonts w:ascii="Times New Roman" w:hAnsi="Times New Roman"/>
                 <w:sz w:val="18"/>
               </w:rPr>
-              <w:t>-900.1</w:t>
+              <w:t>-900.1 mmBtu/hr</w:t>
             </w:r>
           </w:p>
         </w:tc>
@@ -14976,7 +14964,7 @@
                 <w:rFonts w:ascii="Times New Roman" w:hAnsi="Times New Roman"/>
                 <w:sz w:val="18"/>
               </w:rPr>
-              <w:t>978.5</w:t>
+              <w:t>978.5 mmBtu/hr</w:t>
             </w:r>
           </w:p>
         </w:tc>
@@ -14994,7 +14982,7 @@
                 <w:rFonts w:ascii="Times New Roman" w:hAnsi="Times New Roman"/>
                 <w:sz w:val="18"/>
               </w:rPr>
-              <w:t>No (Not Significant)</w:t>
+              <w:t>Not Statistically Significant</w:t>
             </w:r>
           </w:p>
         </w:tc>
@@ -15015,7 +15003,7 @@
                 <w:rFonts w:ascii="Times New Roman" w:hAnsi="Times New Roman"/>
                 <w:sz w:val="18"/>
               </w:rPr>
-              <w:t>Biomass</w:t>
+              <w:t>Biomass Fuel</w:t>
             </w:r>
           </w:p>
         </w:tc>
@@ -15034,7 +15022,7 @@
                 <w:rFonts w:ascii="Times New Roman" w:hAnsi="Times New Roman"/>
                 <w:sz w:val="18"/>
               </w:rPr>
-              <w:t>Other/Unknown</w:t>
+              <w:t>Other/Unknown Fuel</w:t>
             </w:r>
           </w:p>
         </w:tc>
@@ -15053,7 +15041,7 @@
                 <w:rFonts w:ascii="Times New Roman" w:hAnsi="Times New Roman"/>
                 <w:sz w:val="18"/>
               </w:rPr>
-              <w:t>541.8</w:t>
+              <w:t>+541.8 mmBtu/hr</w:t>
             </w:r>
           </w:p>
         </w:tc>
@@ -15072,7 +15060,7 @@
                 <w:rFonts w:ascii="Times New Roman" w:hAnsi="Times New Roman"/>
                 <w:sz w:val="18"/>
               </w:rPr>
-              <w:t>0.6776</w:t>
+              <w:t>p = 0.6776</w:t>
             </w:r>
           </w:p>
         </w:tc>
@@ -15091,7 +15079,7 @@
                 <w:rFonts w:ascii="Times New Roman" w:hAnsi="Times New Roman"/>
                 <w:sz w:val="18"/>
               </w:rPr>
-              <w:t>-576.8</w:t>
+              <w:t>-576.8 mmBtu/hr</w:t>
             </w:r>
           </w:p>
         </w:tc>
@@ -15110,7 +15098,7 @@
                 <w:rFonts w:ascii="Times New Roman" w:hAnsi="Times New Roman"/>
                 <w:sz w:val="18"/>
               </w:rPr>
-              <w:t>1,660.4</w:t>
+              <w:t>1,660.4 mmBtu/hr</w:t>
             </w:r>
           </w:p>
         </w:tc>
@@ -15129,7 +15117,7 @@
                 <w:rFonts w:ascii="Times New Roman" w:hAnsi="Times New Roman"/>
                 <w:sz w:val="18"/>
               </w:rPr>
-              <w:t>No (Not Significant)</w:t>
+              <w:t>Not Statistically Significant</w:t>
             </w:r>
           </w:p>
         </w:tc>
@@ -15149,7 +15137,7 @@
                 <w:rFonts w:ascii="Times New Roman" w:hAnsi="Times New Roman"/>
                 <w:sz w:val="18"/>
               </w:rPr>
-              <w:t>Coal</w:t>
+              <w:t>Coal Fuel</w:t>
             </w:r>
           </w:p>
         </w:tc>
@@ -15167,7 +15155,7 @@
                 <w:rFonts w:ascii="Times New Roman" w:hAnsi="Times New Roman"/>
                 <w:sz w:val="18"/>
               </w:rPr>
-              <w:t>Natural Gas</w:t>
+              <w:t>Natural Gas Fuel</w:t>
             </w:r>
           </w:p>
         </w:tc>
@@ -15185,7 +15173,7 @@
                 <w:rFonts w:ascii="Times New Roman" w:hAnsi="Times New Roman"/>
                 <w:sz w:val="18"/>
               </w:rPr>
-              <w:t>-3,668.2</w:t>
+              <w:t>-3,668.2 mmBtu/hr</w:t>
             </w:r>
           </w:p>
         </w:tc>
@@ -15203,7 +15191,7 @@
                 <w:rFonts w:ascii="Times New Roman" w:hAnsi="Times New Roman"/>
                 <w:sz w:val="18"/>
               </w:rPr>
-              <w:t>0.0000</w:t>
+              <w:t>p &lt; 0.0001</w:t>
             </w:r>
           </w:p>
         </w:tc>
@@ -15221,7 +15209,7 @@
                 <w:rFonts w:ascii="Times New Roman" w:hAnsi="Times New Roman"/>
                 <w:sz w:val="18"/>
               </w:rPr>
-              <w:t>-3,892.7</w:t>
+              <w:t>-3,892.7 mmBtu/hr</w:t>
             </w:r>
           </w:p>
         </w:tc>
@@ -15239,7 +15227,7 @@
                 <w:rFonts w:ascii="Times New Roman" w:hAnsi="Times New Roman"/>
                 <w:sz w:val="18"/>
               </w:rPr>
-              <w:t>-3,443.7</w:t>
+              <w:t>-3,443.7 mmBtu/hr</w:t>
             </w:r>
           </w:p>
         </w:tc>
@@ -15257,7 +15245,7 @@
                 <w:rFonts w:ascii="Times New Roman" w:hAnsi="Times New Roman"/>
                 <w:sz w:val="18"/>
               </w:rPr>
-              <w:t>Yes (Significant)</w:t>
+              <w:t>Statistically Significant</w:t>
             </w:r>
           </w:p>
         </w:tc>
@@ -15278,7 +15266,7 @@
                 <w:rFonts w:ascii="Times New Roman" w:hAnsi="Times New Roman"/>
                 <w:sz w:val="18"/>
               </w:rPr>
-              <w:t>Coal</w:t>
+              <w:t>Coal Fuel</w:t>
             </w:r>
           </w:p>
         </w:tc>
@@ -15297,7 +15285,7 @@
                 <w:rFonts w:ascii="Times New Roman" w:hAnsi="Times New Roman"/>
                 <w:sz w:val="18"/>
               </w:rPr>
-              <w:t>Oil / Diesel</w:t>
+              <w:t>Oil / Diesel Fuel</w:t>
             </w:r>
           </w:p>
         </w:tc>
@@ -15316,7 +15304,7 @@
                 <w:rFonts w:ascii="Times New Roman" w:hAnsi="Times New Roman"/>
                 <w:sz w:val="18"/>
               </w:rPr>
-              <w:t>-4,444.5</w:t>
+              <w:t>-4,444.5 mmBtu/hr</w:t>
             </w:r>
           </w:p>
         </w:tc>
@@ -15335,7 +15323,7 @@
                 <w:rFonts w:ascii="Times New Roman" w:hAnsi="Times New Roman"/>
                 <w:sz w:val="18"/>
               </w:rPr>
-              <w:t>0.0000</w:t>
+              <w:t>p &lt; 0.0001</w:t>
             </w:r>
           </w:p>
         </w:tc>
@@ -15354,7 +15342,7 @@
                 <w:rFonts w:ascii="Times New Roman" w:hAnsi="Times New Roman"/>
                 <w:sz w:val="18"/>
               </w:rPr>
-              <w:t>-4,768.8</w:t>
+              <w:t>-4,768.8 mmBtu/hr</w:t>
             </w:r>
           </w:p>
         </w:tc>
@@ -15373,7 +15361,7 @@
                 <w:rFonts w:ascii="Times New Roman" w:hAnsi="Times New Roman"/>
                 <w:sz w:val="18"/>
               </w:rPr>
-              <w:t>-4,120.3</w:t>
+              <w:t>-4,120.3 mmBtu/hr</w:t>
             </w:r>
           </w:p>
         </w:tc>
@@ -15392,7 +15380,7 @@
                 <w:rFonts w:ascii="Times New Roman" w:hAnsi="Times New Roman"/>
                 <w:sz w:val="18"/>
               </w:rPr>
-              <w:t>Yes (Significant)</w:t>
+              <w:t>Statistically Significant</w:t>
             </w:r>
           </w:p>
         </w:tc>
@@ -15412,7 +15400,7 @@
                 <w:rFonts w:ascii="Times New Roman" w:hAnsi="Times New Roman"/>
                 <w:sz w:val="18"/>
               </w:rPr>
-              <w:t>Coal</w:t>
+              <w:t>Coal Fuel</w:t>
             </w:r>
           </w:p>
         </w:tc>
@@ -15430,7 +15418,7 @@
                 <w:rFonts w:ascii="Times New Roman" w:hAnsi="Times New Roman"/>
                 <w:sz w:val="18"/>
               </w:rPr>
-              <w:t>Other/Unknown</w:t>
+              <w:t>Other/Unknown Fuel</w:t>
             </w:r>
           </w:p>
         </w:tc>
@@ -15448,7 +15436,7 @@
                 <w:rFonts w:ascii="Times New Roman" w:hAnsi="Times New Roman"/>
                 <w:sz w:val="18"/>
               </w:rPr>
-              <w:t>-3,941.9</w:t>
+              <w:t>-3,941.9 mmBtu/hr</w:t>
             </w:r>
           </w:p>
         </w:tc>
@@ -15466,7 +15454,7 @@
                 <w:rFonts w:ascii="Times New Roman" w:hAnsi="Times New Roman"/>
                 <w:sz w:val="18"/>
               </w:rPr>
-              <w:t>0.0000</w:t>
+              <w:t>p &lt; 0.0001</w:t>
             </w:r>
           </w:p>
         </w:tc>
@@ -15484,7 +15472,7 @@
                 <w:rFonts w:ascii="Times New Roman" w:hAnsi="Times New Roman"/>
                 <w:sz w:val="18"/>
               </w:rPr>
-              <w:t>-4,630.5</w:t>
+              <w:t>-4,630.5 mmBtu/hr</w:t>
             </w:r>
           </w:p>
         </w:tc>
@@ -15502,7 +15490,7 @@
                 <w:rFonts w:ascii="Times New Roman" w:hAnsi="Times New Roman"/>
                 <w:sz w:val="18"/>
               </w:rPr>
-              <w:t>-3,253.3</w:t>
+              <w:t>-3,253.3 mmBtu/hr</w:t>
             </w:r>
           </w:p>
         </w:tc>
@@ -15520,7 +15508,7 @@
                 <w:rFonts w:ascii="Times New Roman" w:hAnsi="Times New Roman"/>
                 <w:sz w:val="18"/>
               </w:rPr>
-              <w:t>Yes (Significant)</w:t>
+              <w:t>Statistically Significant</w:t>
             </w:r>
           </w:p>
         </w:tc>
@@ -15541,7 +15529,7 @@
                 <w:rFonts w:ascii="Times New Roman" w:hAnsi="Times New Roman"/>
                 <w:sz w:val="18"/>
               </w:rPr>
-              <w:t>Natural Gas</w:t>
+              <w:t>Natural Gas Fuel</w:t>
             </w:r>
           </w:p>
         </w:tc>
@@ -15560,7 +15548,7 @@
                 <w:rFonts w:ascii="Times New Roman" w:hAnsi="Times New Roman"/>
                 <w:sz w:val="18"/>
               </w:rPr>
-              <w:t>Oil / Diesel</w:t>
+              <w:t>Oil / Diesel Fuel</w:t>
             </w:r>
           </w:p>
         </w:tc>
@@ -15579,7 +15567,7 @@
                 <w:rFonts w:ascii="Times New Roman" w:hAnsi="Times New Roman"/>
                 <w:sz w:val="18"/>
               </w:rPr>
-              <w:t>-776.4</w:t>
+              <w:t>-776.4 mmBtu/hr</w:t>
             </w:r>
           </w:p>
         </w:tc>
@@ -15598,7 +15586,7 @@
                 <w:rFonts w:ascii="Times New Roman" w:hAnsi="Times New Roman"/>
                 <w:sz w:val="18"/>
               </w:rPr>
-              <w:t>0.0000</w:t>
+              <w:t>p &lt; 0.0001</w:t>
             </w:r>
           </w:p>
         </w:tc>
@@ -15617,7 +15605,7 @@
                 <w:rFonts w:ascii="Times New Roman" w:hAnsi="Times New Roman"/>
                 <w:sz w:val="18"/>
               </w:rPr>
-              <w:t>-1,034.1</w:t>
+              <w:t>-1,034.1 mmBtu/hr</w:t>
             </w:r>
           </w:p>
         </w:tc>
@@ -15636,7 +15624,7 @@
                 <w:rFonts w:ascii="Times New Roman" w:hAnsi="Times New Roman"/>
                 <w:sz w:val="18"/>
               </w:rPr>
-              <w:t>-518.7</w:t>
+              <w:t>-518.7 mmBtu/hr</w:t>
             </w:r>
           </w:p>
         </w:tc>
@@ -15655,7 +15643,7 @@
                 <w:rFonts w:ascii="Times New Roman" w:hAnsi="Times New Roman"/>
                 <w:sz w:val="18"/>
               </w:rPr>
-              <w:t>Yes (Significant)</w:t>
+              <w:t>Statistically Significant</w:t>
             </w:r>
           </w:p>
         </w:tc>
@@ -15675,7 +15663,7 @@
                 <w:rFonts w:ascii="Times New Roman" w:hAnsi="Times New Roman"/>
                 <w:sz w:val="18"/>
               </w:rPr>
-              <w:t>Natural Gas</w:t>
+              <w:t>Natural Gas Fuel</w:t>
             </w:r>
           </w:p>
         </w:tc>
@@ -15693,7 +15681,7 @@
                 <w:rFonts w:ascii="Times New Roman" w:hAnsi="Times New Roman"/>
                 <w:sz w:val="18"/>
               </w:rPr>
-              <w:t>Other/Unknown</w:t>
+              <w:t>Other/Unknown Fuel</w:t>
             </w:r>
           </w:p>
         </w:tc>
@@ -15711,7 +15699,7 @@
                 <w:rFonts w:ascii="Times New Roman" w:hAnsi="Times New Roman"/>
                 <w:sz w:val="18"/>
               </w:rPr>
-              <w:t>-273.8</w:t>
+              <w:t>-273.8 mmBtu/hr</w:t>
             </w:r>
           </w:p>
         </w:tc>
@@ -15729,7 +15717,7 @@
                 <w:rFonts w:ascii="Times New Roman" w:hAnsi="Times New Roman"/>
                 <w:sz w:val="18"/>
               </w:rPr>
-              <w:t>0.7895</w:t>
+              <w:t>p = 0.7895</w:t>
             </w:r>
           </w:p>
         </w:tc>
@@ -15747,7 +15735,7 @@
                 <w:rFonts w:ascii="Times New Roman" w:hAnsi="Times New Roman"/>
                 <w:sz w:val="18"/>
               </w:rPr>
-              <w:t>-933.6</w:t>
+              <w:t>-933.6 mmBtu/hr</w:t>
             </w:r>
           </w:p>
         </w:tc>
@@ -15765,7 +15753,7 @@
                 <w:rFonts w:ascii="Times New Roman" w:hAnsi="Times New Roman"/>
                 <w:sz w:val="18"/>
               </w:rPr>
-              <w:t>386.1</w:t>
+              <w:t>386.1 mmBtu/hr</w:t>
             </w:r>
           </w:p>
         </w:tc>
@@ -15783,7 +15771,7 @@
                 <w:rFonts w:ascii="Times New Roman" w:hAnsi="Times New Roman"/>
                 <w:sz w:val="18"/>
               </w:rPr>
-              <w:t>No (Not Significant)</w:t>
+              <w:t>Not Statistically Significant</w:t>
             </w:r>
           </w:p>
         </w:tc>
@@ -15804,7 +15792,7 @@
                 <w:rFonts w:ascii="Times New Roman" w:hAnsi="Times New Roman"/>
                 <w:sz w:val="18"/>
               </w:rPr>
-              <w:t>Oil / Diesel</w:t>
+              <w:t>Oil / Diesel Fuel</w:t>
             </w:r>
           </w:p>
         </w:tc>
@@ -15823,7 +15811,7 @@
                 <w:rFonts w:ascii="Times New Roman" w:hAnsi="Times New Roman"/>
                 <w:sz w:val="18"/>
               </w:rPr>
-              <w:t>Other/Unknown</w:t>
+              <w:t>Other/Unknown Fuel</w:t>
             </w:r>
           </w:p>
         </w:tc>
@@ -15842,7 +15830,7 @@
                 <w:rFonts w:ascii="Times New Roman" w:hAnsi="Times New Roman"/>
                 <w:sz w:val="18"/>
               </w:rPr>
-              <w:t>502.6</w:t>
+              <w:t>+502.6 mmBtu/hr</w:t>
             </w:r>
           </w:p>
         </w:tc>
@@ -15861,7 +15849,7 @@
                 <w:rFonts w:ascii="Times New Roman" w:hAnsi="Times New Roman"/>
                 <w:sz w:val="18"/>
               </w:rPr>
-              <w:t>0.2864</w:t>
+              <w:t>p = 0.2864</w:t>
             </w:r>
           </w:p>
         </w:tc>
@@ -15880,7 +15868,7 @@
                 <w:rFonts w:ascii="Times New Roman" w:hAnsi="Times New Roman"/>
                 <w:sz w:val="18"/>
               </w:rPr>
-              <w:t>-197.5</w:t>
+              <w:t>-197.5 mmBtu/hr</w:t>
             </w:r>
           </w:p>
         </w:tc>
@@ -15899,7 +15887,7 @@
                 <w:rFonts w:ascii="Times New Roman" w:hAnsi="Times New Roman"/>
                 <w:sz w:val="18"/>
               </w:rPr>
-              <w:t>1,202.7</w:t>
+              <w:t>1,202.7 mmBtu/hr</w:t>
             </w:r>
           </w:p>
         </w:tc>
@@ -15918,7 +15906,7 @@
                 <w:rFonts w:ascii="Times New Roman" w:hAnsi="Times New Roman"/>
                 <w:sz w:val="18"/>
               </w:rPr>
-              <w:t>No (Not Significant)</w:t>
+              <w:t>Not Statistically Significant</w:t>
             </w:r>
           </w:p>
         </w:tc>
@@ -15941,7 +15929,7 @@
           <w:rFonts w:ascii="Times New Roman" w:hAnsi="Times New Roman"/>
           <w:sz w:val="18"/>
         </w:rPr>
-        <w:t>Tukey Honestly Significant Difference (HSD) family-wise error-controlled contrasts across N = 4,050 units.</w:t>
+        <w:t>Family-wise Tukey Honestly Significant Difference (HSD) contrasts across N = 4,050 units.</w:t>
       </w:r>
     </w:p>
     <w:p>
@@ -15957,7 +15945,7 @@
           <w:color w:val="19375F"/>
           <w:sz w:val="24"/>
         </w:rPr>
-        <w:t>Appendix D: Principal Component Analysis (PCA) Eigenvectors and Loadings (RQ4)</w:t>
+        <w:t>Appendix D: Principal Component Analysis (PCA) Eigenvector Weights (RQ4)</w:t>
       </w:r>
     </w:p>
     <w:p>
@@ -15971,7 +15959,7 @@
           <w:i w:val="0"/>
           <w:sz w:val="22"/>
         </w:rPr>
-        <w:t>As referenced in Section 5 (Results by Research Question — RQ4), Table D1 reports the orthogonal eigenvector loadings for PC1 (44.88% variance explained) and PC2 (35.31% variance explained), which together account for 80.19% of total fleet variance.</w:t>
+        <w:t>As referenced in Section 5 (RQ4), Table D1 lists the orthogonal eigenvector loadings for Principal Component 1 (44.88% variance) and Principal Component 2 (35.31% variance), which jointly capture 80.19% of total variance.</w:t>
       </w:r>
     </w:p>
     <w:p>
@@ -15999,7 +15987,7 @@
           <w:i/>
           <w:sz w:val="22"/>
         </w:rPr>
-        <w:t>Principal Component Analysis (PCA) Feature Loadings and Dimensional Interpretations</w:t>
+        <w:t>Orthogonal Principal Component Eigenvector Loadings and Structural Interpretations</w:t>
       </w:r>
     </w:p>
     <w:tbl>
@@ -16045,7 +16033,7 @@
                 <w:b/>
                 <w:sz w:val="19"/>
               </w:rPr>
-              <w:t>Standardized Feature</w:t>
+              <w:t>Standardized Input Variable</w:t>
             </w:r>
           </w:p>
         </w:tc>
@@ -16068,7 +16056,7 @@
                 <w:b/>
                 <w:sz w:val="19"/>
               </w:rPr>
-              <w:t>PC1 Loading</w:t>
+              <w:t>Axis 1 Weight (PC1)</w:t>
             </w:r>
           </w:p>
         </w:tc>
@@ -16091,7 +16079,7 @@
                 <w:b/>
                 <w:sz w:val="19"/>
               </w:rPr>
-              <w:t>PC2 Loading</w:t>
+              <w:t>Axis 2 Weight (PC2)</w:t>
             </w:r>
           </w:p>
         </w:tc>
@@ -16114,7 +16102,7 @@
                 <w:b/>
                 <w:sz w:val="19"/>
               </w:rPr>
-              <w:t>Orthogonal Dimensional Interpretation</w:t>
+              <w:t>Physical &amp; Regulatory Structural Meaning</w:t>
             </w:r>
           </w:p>
         </w:tc>
@@ -16134,7 +16122,7 @@
                 <w:rFonts w:ascii="Times New Roman" w:hAnsi="Times New Roman"/>
                 <w:sz w:val="18"/>
               </w:rPr>
-              <w:t>Log_Capacity (Nameplate MWe)</w:t>
+              <w:t>Log_Capacity (Generator MWe)</w:t>
             </w:r>
           </w:p>
         </w:tc>
@@ -16188,7 +16176,7 @@
                 <w:rFonts w:ascii="Times New Roman" w:hAnsi="Times New Roman"/>
                 <w:sz w:val="18"/>
               </w:rPr>
-              <w:t>Primary positive loading on PC1; represents physical electrical generation scale.</w:t>
+              <w:t>Dominates PC1 (+0.7082); reflects unit electrical generation scale.</w:t>
             </w:r>
           </w:p>
         </w:tc>
@@ -16209,7 +16197,7 @@
                 <w:rFonts w:ascii="Times New Roman" w:hAnsi="Times New Roman"/>
                 <w:sz w:val="18"/>
               </w:rPr>
-              <w:t>Log_Heat_Input (mmBtu/hr)</w:t>
+              <w:t>Log_Heat_Input (Thermal mmBtu/hr)</w:t>
             </w:r>
           </w:p>
         </w:tc>
@@ -16266,7 +16254,7 @@
                 <w:rFonts w:ascii="Times New Roman" w:hAnsi="Times New Roman"/>
                 <w:sz w:val="18"/>
               </w:rPr>
-              <w:t>Primary positive loading on PC1; represents hourly thermal combustion load.</w:t>
+              <w:t>Dominates PC1 (+0.7037); reflects burner hourly thermal throughput.</w:t>
             </w:r>
           </w:p>
         </w:tc>
@@ -16286,7 +16274,7 @@
                 <w:rFonts w:ascii="Times New Roman" w:hAnsi="Times New Roman"/>
                 <w:sz w:val="18"/>
               </w:rPr>
-              <w:t>Unit_Age (Operating Vintage)</w:t>
+              <w:t>Unit_Age (Service Vintage Years)</w:t>
             </w:r>
           </w:p>
         </w:tc>
@@ -16340,7 +16328,7 @@
                 <w:rFonts w:ascii="Times New Roman" w:hAnsi="Times New Roman"/>
                 <w:sz w:val="18"/>
               </w:rPr>
-              <w:t>Dominant positive loading on PC2; separates legacy boilers from modern turbines.</w:t>
+              <w:t>Dominates PC2 (+0.7330); distinguishes older steam plants from newer turbines.</w:t>
             </w:r>
           </w:p>
         </w:tc>
@@ -16361,7 +16349,7 @@
                 <w:rFonts w:ascii="Times New Roman" w:hAnsi="Times New Roman"/>
                 <w:sz w:val="18"/>
               </w:rPr>
-              <w:t>Control_Count (Abatement Systems)</w:t>
+              <w:t>Control_Count (Scrubber Systems)</w:t>
             </w:r>
           </w:p>
         </w:tc>
@@ -16418,7 +16406,7 @@
                 <w:rFonts w:ascii="Times New Roman" w:hAnsi="Times New Roman"/>
                 <w:sz w:val="18"/>
               </w:rPr>
-              <w:t>Strong positive loading on PC2 (and moderate PC1); reflects multi-pollutant scrubber density.</w:t>
+              <w:t>Loads strongly on PC2 (+0.6691); captures multi-pollutant abatement density.</w:t>
             </w:r>
           </w:p>
         </w:tc>
@@ -16441,7 +16429,7 @@
           <w:rFonts w:ascii="Times New Roman" w:hAnsi="Times New Roman"/>
           <w:sz w:val="18"/>
         </w:rPr>
-        <w:t>Principal component eigenvector weights derived from the correlation matrix of standardized clustering features (N = 4,050).</w:t>
+        <w:t>Eigenvector loadings extracted from the standardized 4-variable correlation matrix across N = 4,050 units.</w:t>
       </w:r>
     </w:p>
     <w:sectPr>

--- a/reports/QM 640_Final_Report_DhananjayVerma-0291493.docx
+++ b/reports/QM 640_Final_Report_DhananjayVerma-0291493.docx
@@ -284,9 +284,9 @@
         <w:br/>
         <w:t>│   ├── run_capstone_analytics.py         [Core statistical, econometric &amp; ML execution engine]</w:t>
         <w:br/>
-        <w:t>│   ├── build_full_interim_report.py      [Automated Interim Report document compiler]</w:t>
+        <w:t>│   ├── dhananjay_final_interim_report.py [Automated Interim Report document compiler]</w:t>
         <w:br/>
-        <w:t>│   └── build_full_final_report.py        [Automated Final Report document compiler]</w:t>
+        <w:t>│   └── dhananjay_final_capston_report.py [Automated Final Report document compiler]</w:t>
         <w:br/>
         <w:t>│</w:t>
         <w:br/>

--- a/reports/QM 640_Final_Report_DhananjayVerma-0291493.docx
+++ b/reports/QM 640_Final_Report_DhananjayVerma-0291493.docx
@@ -282,11 +282,11 @@
         <w:br/>
         <w:t>├── scripts/</w:t>
         <w:br/>
-        <w:t>│   ├── run_capstone_analytics.py         [Core statistical, econometric &amp; ML execution engine]</w:t>
+        <w:t>│   ├── dhananjay_final_capston_report_analytics.py         [Core statistical, econometric &amp; ML execution engine]</w:t>
         <w:br/>
-        <w:t>│   ├── dhananjay_final_interim_report.py [Automated Interim Report document compiler]</w:t>
+        <w:t>│   ├── build_full_interim_report.py [Automated Interim Report document compiler]</w:t>
         <w:br/>
-        <w:t>│   └── dhananjay_final_capston_report.py [Automated Final Report document compiler]</w:t>
+        <w:t>│   └── build_full_final_report.py [Automated Final Report document compiler]</w:t>
         <w:br/>
         <w:t>│</w:t>
         <w:br/>

--- a/reports/QM 640_Final_Report_DhananjayVerma-0291493.docx
+++ b/reports/QM 640_Final_Report_DhananjayVerma-0291493.docx
@@ -10708,7 +10708,7 @@
           <w:color w:val="19375F"/>
           <w:sz w:val="24"/>
         </w:rPr>
-        <w:t>Tools and Technologies</w:t>
+        <w:t>Tools, Technologies, and Repository Directory Architecture</w:t>
       </w:r>
     </w:p>
     <w:p>
@@ -10723,6 +10723,210 @@
           <w:sz w:val="22"/>
         </w:rPr>
         <w:t>The complete analytical and reporting pipeline was built using an open-source, industry-standard Python 3.11 data science stack: (1) Pandas (v2.2) and NumPy (v1.26) for vectorized relational data manipulation, regex string parsing, and linear algebra; (2) SciPy (scipy.stats) and Statsmodels (statsmodels.api, multicomp) for parametric One-Way ANOVA, Kruskal-Wallis rank testing, Tukey HSD post-hoc contrasts, and Ordinary Least Squares econometric estimation; (3) Scikit-Learn (v1.4) for stratified train/test splitting, k-fold cross-validation, StandardScaler preprocessing, Logistic Regression, Random Forest, Gradient Boosting, K-Means clustering, Principal Component Analysis, and classification/clustering evaluation metrics; (4) Matplotlib (v3.8) and Seaborn (v0.13) for automated 300 DPI publication-grade figure rendering; (5) Python-Docx and Windows COM automation for programmatic APA 7 Word and PDF compilation; and (6) Git / GitHub for version control and public data/code hosting.</w:t>
+      </w:r>
+    </w:p>
+    <w:p>
+      <w:pPr>
+        <w:spacing w:after="120" w:line="276" w:lineRule="auto"/>
+        <w:jc w:val="left"/>
+      </w:pPr>
+      <w:r>
+        <w:rPr>
+          <w:rFonts w:ascii="Times New Roman" w:hAnsi="Times New Roman"/>
+          <w:i w:val="0"/>
+          <w:sz w:val="22"/>
+        </w:rPr>
+        <w:t>All raw data, engineered datasets, executable Jupyter Notebooks (.ipynb), and automated report generation scripts are publicly hosted in the project GitHub repository at the following permanent URLs:</w:t>
+      </w:r>
+    </w:p>
+    <w:p>
+      <w:pPr>
+        <w:spacing w:after="60" w:line="276" w:lineRule="auto"/>
+        <w:jc w:val="left"/>
+      </w:pPr>
+      <w:r>
+        <w:rPr>
+          <w:rFonts w:ascii="Times New Roman" w:hAnsi="Times New Roman"/>
+          <w:b/>
+          <w:sz w:val="22"/>
+        </w:rPr>
+        <w:t xml:space="preserve">Raw CAMPD Dataset: </w:t>
+      </w:r>
+      <w:r>
+        <w:rPr>
+          <w:rFonts w:ascii="Times New Roman" w:hAnsi="Times New Roman"/>
+          <w:i w:val="0"/>
+          <w:sz w:val="22"/>
+        </w:rPr>
+        <w:t>https://github.com/djmsritai-tech/QM640-Data-Analytics-Capstone/blob/main/data/raw/facility-2025.csv</w:t>
+      </w:r>
+    </w:p>
+    <w:p>
+      <w:pPr>
+        <w:spacing w:after="60" w:line="276" w:lineRule="auto"/>
+        <w:jc w:val="left"/>
+      </w:pPr>
+      <w:r>
+        <w:rPr>
+          <w:rFonts w:ascii="Times New Roman" w:hAnsi="Times New Roman"/>
+          <w:b/>
+          <w:sz w:val="22"/>
+        </w:rPr>
+        <w:t xml:space="preserve">Processed Clean Dataset: </w:t>
+      </w:r>
+      <w:r>
+        <w:rPr>
+          <w:rFonts w:ascii="Times New Roman" w:hAnsi="Times New Roman"/>
+          <w:i w:val="0"/>
+          <w:sz w:val="22"/>
+        </w:rPr>
+        <w:t>https://github.com/djmsritai-tech/QM640-Data-Analytics-Capstone/blob/main/data/processed/facility_clean_processed.csv</w:t>
+      </w:r>
+    </w:p>
+    <w:p>
+      <w:pPr>
+        <w:spacing w:after="60" w:line="276" w:lineRule="auto"/>
+        <w:jc w:val="left"/>
+      </w:pPr>
+      <w:r>
+        <w:rPr>
+          <w:rFonts w:ascii="Times New Roman" w:hAnsi="Times New Roman"/>
+          <w:b/>
+          <w:sz w:val="22"/>
+        </w:rPr>
+        <w:t xml:space="preserve">Executable Jupyter Notebook (.ipynb): </w:t>
+      </w:r>
+      <w:r>
+        <w:rPr>
+          <w:rFonts w:ascii="Times New Roman" w:hAnsi="Times New Roman"/>
+          <w:i w:val="0"/>
+          <w:sz w:val="22"/>
+        </w:rPr>
+        <w:t>https://github.com/djmsritai-tech/QM640-Data-Analytics-Capstone/blob/main/QM640_Capstone_Analytics_Notebook_DhananjayVerma_0291493.ipynb</w:t>
+      </w:r>
+    </w:p>
+    <w:p>
+      <w:pPr>
+        <w:spacing w:after="160" w:line="276" w:lineRule="auto"/>
+        <w:jc w:val="left"/>
+      </w:pPr>
+      <w:r>
+        <w:rPr>
+          <w:rFonts w:ascii="Times New Roman" w:hAnsi="Times New Roman"/>
+          <w:b/>
+          <w:sz w:val="22"/>
+        </w:rPr>
+        <w:t xml:space="preserve">Python Scripts Directory: </w:t>
+      </w:r>
+      <w:r>
+        <w:rPr>
+          <w:rFonts w:ascii="Times New Roman" w:hAnsi="Times New Roman"/>
+          <w:i w:val="0"/>
+          <w:sz w:val="22"/>
+        </w:rPr>
+        <w:t>https://github.com/djmsritai-tech/QM640-Data-Analytics-Capstone/tree/main/scripts</w:t>
+      </w:r>
+    </w:p>
+    <w:p>
+      <w:pPr>
+        <w:spacing w:before="120" w:after="160" w:line="276" w:lineRule="auto"/>
+        <w:ind w:left="576" w:right="576"/>
+      </w:pPr>
+      <w:r>
+        <w:rPr>
+          <w:rFonts w:ascii="Times New Roman" w:hAnsi="Times New Roman"/>
+          <w:b/>
+          <w:color w:val="1E4678"/>
+          <w:sz w:val="20"/>
+        </w:rPr>
+        <w:t>Repository Directory Architecture:</w:t>
+        <w:br/>
+      </w:r>
+      <w:r>
+        <w:rPr>
+          <w:rFonts w:ascii="Times New Roman" w:hAnsi="Times New Roman"/>
+          <w:i/>
+          <w:sz w:val="20"/>
+        </w:rPr>
+        <w:t>QM640-Data-Analytics-Capstone/</w:t>
+        <w:br/>
+        <w:t>│</w:t>
+        <w:br/>
+        <w:t>├── data/</w:t>
+        <w:br/>
+        <w:t>│   ├── raw/</w:t>
+        <w:br/>
+        <w:t>│   │   └── facility-2025.csv             (Source EPA CAMPD archive: N = 4,050 units, 30 fields)</w:t>
+        <w:br/>
+        <w:t>│   └── processed/</w:t>
+        <w:br/>
+        <w:t>│       └── facility_clean_processed.csv  (Cleaned &amp; imputed analytical matrix: 4,050 units, 45 attributes)</w:t>
+        <w:br/>
+        <w:t>│</w:t>
+        <w:br/>
+        <w:t>├── scripts/</w:t>
+        <w:br/>
+        <w:t>│   ├── dhananjay_final_capston_report_analytics.py (Primary Python statistical, econometric &amp; ML engine)</w:t>
+        <w:br/>
+        <w:t>│   ├── build_full_interim_report.py                (Programmatic APA 7 Interim Report compiler)</w:t>
+        <w:br/>
+        <w:t>│   ├── build_full_final_report.py                  (Programmatic APA 7 Final Report compiler)</w:t>
+        <w:br/>
+        <w:t>│   └── QM640_Capstone_Analytics_Notebook_DhananjayVerma_0291493.ipynb (Interactive Jupyter Notebook)</w:t>
+        <w:br/>
+        <w:t>│</w:t>
+        <w:br/>
+        <w:t>├── outputs/</w:t>
+        <w:br/>
+        <w:t>│   ├── analytics_results.json            (Serialized JSON dictionary of model test outputs)</w:t>
+        <w:br/>
+        <w:t>│   └── figures/                          (11 high-resolution 300 DPI diagnostic charts)</w:t>
+        <w:br/>
+        <w:t>│       ├── figure0_system_architecture.png</w:t>
+        <w:br/>
+        <w:t>│       ├── figure1_fuel_emission_boxplot.png</w:t>
+        <w:br/>
+        <w:t>│       ├── figure2_unit_type_distribution.png</w:t>
+        <w:br/>
+        <w:t>│       ├── figure3_controls_by_fuel.png</w:t>
+        <w:br/>
+        <w:t>│       ├── figure4_correlation_heatmap.png</w:t>
+        <w:br/>
+        <w:t>│       ├── figure5_age_vs_heat_input_scatter.png</w:t>
+        <w:br/>
+        <w:t>│       ├── figure6_roc_curves.png</w:t>
+        <w:br/>
+        <w:t>│       ├── figure7_confusion_matrices.png</w:t>
+        <w:br/>
+        <w:t>│       ├── figure8_feature_importance.png</w:t>
+        <w:br/>
+        <w:t>│       ├── figure9_kmeans_elbow_silhouette.png</w:t>
+        <w:br/>
+        <w:t>│       └── figure10_pca_clusters.png</w:t>
+        <w:br/>
+        <w:t>│</w:t>
+        <w:br/>
+        <w:t>├── reports/</w:t>
+        <w:br/>
+        <w:t>│   ├── QM 640_Final_Report_DhananjayVerma-0291493.docx    (Compiled APA 7 Final Capstone Manuscript .docx)</w:t>
+        <w:br/>
+        <w:t>│   ├── QM 640_Final_Report_DhananjayVerma-0291493.pdf     (Compiled APA 7 Final Capstone Manuscript .pdf)</w:t>
+        <w:br/>
+        <w:t>│   ├── QM 640_Interim_Report_DhananjayVerma-0291493.docx  (Compiled APA 7 Interim Milestone Manuscript .docx)</w:t>
+        <w:br/>
+        <w:t>│   ├── QM 640_Interim_Report_DhananjayVerma-0291493.pdf   (Compiled APA 7 Interim Milestone Manuscript .pdf)</w:t>
+        <w:br/>
+        <w:t>│   └── QM640_Capstone_Synopsis_DhananjayVerma-0291493.docx (Approved Project Proposal Synopsis)</w:t>
+        <w:br/>
+        <w:t>│</w:t>
+        <w:br/>
+        <w:t>├── QM640_Capstone_Analytics_Notebook_DhananjayVerma_0291493.ipynb (Root-level Pre-Executed Notebook)</w:t>
+        <w:br/>
+        <w:t>├── requirements.txt                      (Pinned Python library dependencies)</w:t>
+        <w:br/>
+        <w:t>├── .gitignore                            (Version control exclusion specifications)</w:t>
+        <w:br/>
+        <w:t>└── README.md                             (Repository overview and reproduction guide)</w:t>
       </w:r>
     </w:p>
     <w:p>
